--- a/docs/manuscript/output/SmartSpend_FHS_Research_Brief.docx
+++ b/docs/manuscript/output/SmartSpend_FHS_Research_Brief.docx
@@ -645,7 +645,7 @@
                 <w:color w:val="222222"/>
                 <w:sz w:val="17"/>
               </w:rPr>
-              <w:t>Provides the validated 0–100 scale concept. SmartSpend replicates the range but replaces survey questions with behavioral computation.</w:t>
+              <w:t>Provides the validated 0–100 scale concept and the definition of financial well-being. SmartSpend replicates the range but uses a transaction-derived Observed FHI — the CFPB scale is a subjective survey instrument and does NOT validate SmartSpend's formula directly.</w:t>
             </w:r>
           </w:p>
         </w:tc>
@@ -667,7 +667,7 @@
                 <w:color w:val="222222"/>
                 <w:sz w:val="17"/>
               </w:rPr>
-              <w:t>50/30/20 Budgeting Rule</w:t>
+              <w:t>CBA-MI Observed Financial Well-Being Scale</w:t>
             </w:r>
           </w:p>
         </w:tc>
@@ -687,7 +687,7 @@
                 <w:color w:val="222222"/>
                 <w:sz w:val="17"/>
               </w:rPr>
-              <w:t>Warren &amp; Tyagi (2005)</w:t>
+              <w:t>Commonwealth Bank of Australia &amp; Melbourne Institute</w:t>
             </w:r>
           </w:p>
         </w:tc>
@@ -707,7 +707,7 @@
                 <w:color w:val="222222"/>
                 <w:sz w:val="17"/>
               </w:rPr>
-              <w:t>2005</w:t>
+              <w:t>2018</w:t>
             </w:r>
           </w:p>
         </w:tc>
@@ -727,6 +727,108 @@
                 <w:color w:val="222222"/>
                 <w:sz w:val="17"/>
               </w:rPr>
+              <w:t>Dual-scale model: Reported (subjective, survey-based) vs Observed (administrative/transaction-derived) financial health indicators.</w:t>
+            </w:r>
+          </w:p>
+        </w:tc>
+        <w:tc>
+          <w:tcPr>
+            <w:tcW w:w="3124" w:type="dxa"/>
+            <w:shd w:val="clear" w:color="auto" w:fill="F5F5F5"/>
+          </w:tcPr>
+          <w:p>
+            <w:pPr>
+              <w:spacing w:before="60" w:after="60"/>
+              <w:jc w:val="left"/>
+            </w:pPr>
+            <w:r>
+              <w:rPr>
+                <w:rFonts w:ascii="Tahoma" w:hAnsi="Tahoma"/>
+                <w:color w:val="222222"/>
+                <w:sz w:val="17"/>
+              </w:rPr>
+              <w:t>SmartSpend's FHS is formally a Prototype Observed FHI per this framework — objective, transaction-derived, not a psychometric survey.</w:t>
+            </w:r>
+          </w:p>
+        </w:tc>
+      </w:tr>
+      <w:tr>
+        <w:tc>
+          <w:tcPr>
+            <w:tcW w:w="1700" w:type="dxa"/>
+            <w:shd w:val="clear" w:color="auto" w:fill="FFFFFF"/>
+          </w:tcPr>
+          <w:p>
+            <w:pPr>
+              <w:spacing w:before="60" w:after="60"/>
+              <w:jc w:val="left"/>
+            </w:pPr>
+            <w:r>
+              <w:rPr>
+                <w:rFonts w:ascii="Tahoma" w:hAnsi="Tahoma"/>
+                <w:color w:val="222222"/>
+                <w:sz w:val="17"/>
+              </w:rPr>
+              <w:t>50/30/20 Budgeting Rule</w:t>
+            </w:r>
+          </w:p>
+        </w:tc>
+        <w:tc>
+          <w:tcPr>
+            <w:tcW w:w="1400" w:type="dxa"/>
+            <w:shd w:val="clear" w:color="auto" w:fill="FFFFFF"/>
+          </w:tcPr>
+          <w:p>
+            <w:pPr>
+              <w:spacing w:before="60" w:after="60"/>
+              <w:jc w:val="left"/>
+            </w:pPr>
+            <w:r>
+              <w:rPr>
+                <w:rFonts w:ascii="Tahoma" w:hAnsi="Tahoma"/>
+                <w:color w:val="222222"/>
+                <w:sz w:val="17"/>
+              </w:rPr>
+              <w:t>Warren &amp; Tyagi (2005)</w:t>
+            </w:r>
+          </w:p>
+        </w:tc>
+        <w:tc>
+          <w:tcPr>
+            <w:tcW w:w="700" w:type="dxa"/>
+            <w:shd w:val="clear" w:color="auto" w:fill="FFFFFF"/>
+          </w:tcPr>
+          <w:p>
+            <w:pPr>
+              <w:spacing w:before="60" w:after="60"/>
+              <w:jc w:val="left"/>
+            </w:pPr>
+            <w:r>
+              <w:rPr>
+                <w:rFonts w:ascii="Tahoma" w:hAnsi="Tahoma"/>
+                <w:color w:val="222222"/>
+                <w:sz w:val="17"/>
+              </w:rPr>
+              <w:t>2005</w:t>
+            </w:r>
+          </w:p>
+        </w:tc>
+        <w:tc>
+          <w:tcPr>
+            <w:tcW w:w="3300" w:type="dxa"/>
+            <w:shd w:val="clear" w:color="auto" w:fill="FFFFFF"/>
+          </w:tcPr>
+          <w:p>
+            <w:pPr>
+              <w:spacing w:before="60" w:after="60"/>
+              <w:jc w:val="left"/>
+            </w:pPr>
+            <w:r>
+              <w:rPr>
+                <w:rFonts w:ascii="Tahoma" w:hAnsi="Tahoma"/>
+                <w:color w:val="222222"/>
+                <w:sz w:val="17"/>
+              </w:rPr>
               <w:t>Allocate 50% of income to Needs, 30% to Wants, 20% to Savings. Simple, widely-cited rule.</w:t>
             </w:r>
           </w:p>
@@ -734,7 +836,7 @@
         <w:tc>
           <w:tcPr>
             <w:tcW w:w="3124" w:type="dxa"/>
-            <w:shd w:val="clear" w:color="auto" w:fill="F5F5F5"/>
+            <w:shd w:val="clear" w:color="auto" w:fill="FFFFFF"/>
           </w:tcPr>
           <w:p>
             <w:pPr>
@@ -756,7 +858,7 @@
         <w:tc>
           <w:tcPr>
             <w:tcW w:w="1700" w:type="dxa"/>
-            <w:shd w:val="clear" w:color="auto" w:fill="FFFFFF"/>
+            <w:shd w:val="clear" w:color="auto" w:fill="F5F5F5"/>
           </w:tcPr>
           <w:p>
             <w:pPr>
@@ -776,7 +878,7 @@
         <w:tc>
           <w:tcPr>
             <w:tcW w:w="1400" w:type="dxa"/>
-            <w:shd w:val="clear" w:color="auto" w:fill="FFFFFF"/>
+            <w:shd w:val="clear" w:color="auto" w:fill="F5F5F5"/>
           </w:tcPr>
           <w:p>
             <w:pPr>
@@ -796,7 +898,7 @@
         <w:tc>
           <w:tcPr>
             <w:tcW w:w="700" w:type="dxa"/>
-            <w:shd w:val="clear" w:color="auto" w:fill="FFFFFF"/>
+            <w:shd w:val="clear" w:color="auto" w:fill="F5F5F5"/>
           </w:tcPr>
           <w:p>
             <w:pPr>
@@ -816,6 +918,48 @@
         <w:tc>
           <w:tcPr>
             <w:tcW w:w="3300" w:type="dxa"/>
+            <w:shd w:val="clear" w:color="auto" w:fill="F5F5F5"/>
+          </w:tcPr>
+          <w:p>
+            <w:pPr>
+              <w:spacing w:before="60" w:after="60"/>
+              <w:jc w:val="left"/>
+            </w:pPr>
+            <w:r>
+              <w:rPr>
+                <w:rFonts w:ascii="Tahoma" w:hAnsi="Tahoma"/>
+                <w:color w:val="222222"/>
+                <w:sz w:val="17"/>
+              </w:rPr>
+              <w:t>Assign every peso a purpose. Category budgets are associated with spending restraint.</w:t>
+            </w:r>
+          </w:p>
+        </w:tc>
+        <w:tc>
+          <w:tcPr>
+            <w:tcW w:w="3124" w:type="dxa"/>
+            <w:shd w:val="clear" w:color="auto" w:fill="F5F5F5"/>
+          </w:tcPr>
+          <w:p>
+            <w:pPr>
+              <w:spacing w:before="60" w:after="60"/>
+              <w:jc w:val="left"/>
+            </w:pPr>
+            <w:r>
+              <w:rPr>
+                <w:rFonts w:ascii="Tahoma" w:hAnsi="Tahoma"/>
+                <w:color w:val="222222"/>
+                <w:sz w:val="17"/>
+              </w:rPr>
+              <w:t>Basis for the Budget Adherence component — exact percentage reductions are treated as directional, not causal, in our local sample.</w:t>
+            </w:r>
+          </w:p>
+        </w:tc>
+      </w:tr>
+      <w:tr>
+        <w:tc>
+          <w:tcPr>
+            <w:tcW w:w="1700" w:type="dxa"/>
             <w:shd w:val="clear" w:color="auto" w:fill="FFFFFF"/>
           </w:tcPr>
           <w:p>
@@ -829,7 +973,67 @@
                 <w:color w:val="222222"/>
                 <w:sz w:val="17"/>
               </w:rPr>
-              <w:t>Assign every peso a purpose. Category budgets prevent unplanned overspending.</w:t>
+              <w:t>Behavioral Finance / Nudge Theory</w:t>
+            </w:r>
+          </w:p>
+        </w:tc>
+        <w:tc>
+          <w:tcPr>
+            <w:tcW w:w="1400" w:type="dxa"/>
+            <w:shd w:val="clear" w:color="auto" w:fill="FFFFFF"/>
+          </w:tcPr>
+          <w:p>
+            <w:pPr>
+              <w:spacing w:before="60" w:after="60"/>
+              <w:jc w:val="left"/>
+            </w:pPr>
+            <w:r>
+              <w:rPr>
+                <w:rFonts w:ascii="Tahoma" w:hAnsi="Tahoma"/>
+                <w:color w:val="222222"/>
+                <w:sz w:val="17"/>
+              </w:rPr>
+              <w:t>Kahneman &amp; Tversky (1979); Thaler &amp; Sunstein (2008)</w:t>
+            </w:r>
+          </w:p>
+        </w:tc>
+        <w:tc>
+          <w:tcPr>
+            <w:tcW w:w="700" w:type="dxa"/>
+            <w:shd w:val="clear" w:color="auto" w:fill="FFFFFF"/>
+          </w:tcPr>
+          <w:p>
+            <w:pPr>
+              <w:spacing w:before="60" w:after="60"/>
+              <w:jc w:val="left"/>
+            </w:pPr>
+            <w:r>
+              <w:rPr>
+                <w:rFonts w:ascii="Tahoma" w:hAnsi="Tahoma"/>
+                <w:color w:val="222222"/>
+                <w:sz w:val="17"/>
+              </w:rPr>
+              <w:t>1979 / 2008</w:t>
+            </w:r>
+          </w:p>
+        </w:tc>
+        <w:tc>
+          <w:tcPr>
+            <w:tcW w:w="3300" w:type="dxa"/>
+            <w:shd w:val="clear" w:color="auto" w:fill="FFFFFF"/>
+          </w:tcPr>
+          <w:p>
+            <w:pPr>
+              <w:spacing w:before="60" w:after="60"/>
+              <w:jc w:val="left"/>
+            </w:pPr>
+            <w:r>
+              <w:rPr>
+                <w:rFonts w:ascii="Tahoma" w:hAnsi="Tahoma"/>
+                <w:color w:val="222222"/>
+                <w:sz w:val="17"/>
+              </w:rPr>
+              <w:t>Loss aversion: losses hurt more than equivalent gains. Nudges guide behavior without restricting choice.</w:t>
             </w:r>
           </w:p>
         </w:tc>
@@ -849,7 +1053,7 @@
                 <w:color w:val="222222"/>
                 <w:sz w:val="17"/>
               </w:rPr>
-              <w:t>Basis for the Budget Adherence component — rewards users who set and maintain category budgets.</w:t>
+              <w:t>Warning Decay (score drops when budget warnings are ignored) and Gap Adjustment are behavioral nudges grounded in these frameworks.</w:t>
             </w:r>
           </w:p>
         </w:tc>
@@ -871,7 +1075,7 @@
                 <w:color w:val="222222"/>
                 <w:sz w:val="17"/>
               </w:rPr>
-              <w:t>Behavioral Finance / Nudge Theory</w:t>
+              <w:t>Self-Determination Theory (SDT)</w:t>
             </w:r>
           </w:p>
         </w:tc>
@@ -891,7 +1095,7 @@
                 <w:color w:val="222222"/>
                 <w:sz w:val="17"/>
               </w:rPr>
-              <w:t>Kahneman &amp; Tversky (1979); Thaler &amp; Sunstein (2008)</w:t>
+              <w:t>Deci &amp; Ryan (2000)</w:t>
             </w:r>
           </w:p>
         </w:tc>
@@ -911,7 +1115,7 @@
                 <w:color w:val="222222"/>
                 <w:sz w:val="17"/>
               </w:rPr>
-              <w:t>1979 / 2008</w:t>
+              <w:t>2000</w:t>
             </w:r>
           </w:p>
         </w:tc>
@@ -931,7 +1135,7 @@
                 <w:color w:val="222222"/>
                 <w:sz w:val="17"/>
               </w:rPr>
-              <w:t>Loss aversion: losses hurt more than equivalent gains. Nudges guide behavior without restricting choice.</w:t>
+              <w:t>Intrinsic motivation sustained by Autonomy, Competence, and Relatedness.</w:t>
             </w:r>
           </w:p>
         </w:tc>
@@ -951,7 +1155,109 @@
                 <w:color w:val="222222"/>
                 <w:sz w:val="17"/>
               </w:rPr>
-              <w:t>Warning Decay (score drops when budget warnings are ignored) and Gap Adjustment are behavioral nudges grounded in these frameworks.</w:t>
+              <w:t>Competence → badges/streaks reward growth. Autonomy → non-prescriptive goals. Relatedness → Filipino-first framing.</w:t>
+            </w:r>
+          </w:p>
+        </w:tc>
+      </w:tr>
+      <w:tr>
+        <w:tc>
+          <w:tcPr>
+            <w:tcW w:w="1700" w:type="dxa"/>
+            <w:shd w:val="clear" w:color="auto" w:fill="FFFFFF"/>
+          </w:tcPr>
+          <w:p>
+            <w:pPr>
+              <w:spacing w:before="60" w:after="60"/>
+              <w:jc w:val="left"/>
+            </w:pPr>
+            <w:r>
+              <w:rPr>
+                <w:rFonts w:ascii="Tahoma" w:hAnsi="Tahoma"/>
+                <w:color w:val="222222"/>
+                <w:sz w:val="17"/>
+              </w:rPr>
+              <w:t>PLS-SEM Empirical Validation</w:t>
+            </w:r>
+          </w:p>
+        </w:tc>
+        <w:tc>
+          <w:tcPr>
+            <w:tcW w:w="1400" w:type="dxa"/>
+            <w:shd w:val="clear" w:color="auto" w:fill="FFFFFF"/>
+          </w:tcPr>
+          <w:p>
+            <w:pPr>
+              <w:spacing w:before="60" w:after="60"/>
+              <w:jc w:val="left"/>
+            </w:pPr>
+            <w:r>
+              <w:rPr>
+                <w:rFonts w:ascii="Tahoma" w:hAnsi="Tahoma"/>
+                <w:color w:val="222222"/>
+                <w:sz w:val="17"/>
+              </w:rPr>
+              <w:t>Sharma, Gaba &amp; Sharma (2026) Atlantis Press</w:t>
+            </w:r>
+          </w:p>
+        </w:tc>
+        <w:tc>
+          <w:tcPr>
+            <w:tcW w:w="700" w:type="dxa"/>
+            <w:shd w:val="clear" w:color="auto" w:fill="FFFFFF"/>
+          </w:tcPr>
+          <w:p>
+            <w:pPr>
+              <w:spacing w:before="60" w:after="60"/>
+              <w:jc w:val="left"/>
+            </w:pPr>
+            <w:r>
+              <w:rPr>
+                <w:rFonts w:ascii="Tahoma" w:hAnsi="Tahoma"/>
+                <w:color w:val="222222"/>
+                <w:sz w:val="17"/>
+              </w:rPr>
+              <w:t>2026</w:t>
+            </w:r>
+          </w:p>
+        </w:tc>
+        <w:tc>
+          <w:tcPr>
+            <w:tcW w:w="3300" w:type="dxa"/>
+            <w:shd w:val="clear" w:color="auto" w:fill="FFFFFF"/>
+          </w:tcPr>
+          <w:p>
+            <w:pPr>
+              <w:spacing w:before="60" w:after="60"/>
+              <w:jc w:val="left"/>
+            </w:pPr>
+            <w:r>
+              <w:rPr>
+                <w:rFonts w:ascii="Tahoma" w:hAnsi="Tahoma"/>
+                <w:color w:val="222222"/>
+                <w:sz w:val="17"/>
+              </w:rPr>
+              <w:t>N=656 structural model: Nudge β=0.28, Gamification β=0.25 → Financial Intention. PAT moderates well-being (R²=0.56).</w:t>
+            </w:r>
+          </w:p>
+        </w:tc>
+        <w:tc>
+          <w:tcPr>
+            <w:tcW w:w="3124" w:type="dxa"/>
+            <w:shd w:val="clear" w:color="auto" w:fill="FFFFFF"/>
+          </w:tcPr>
+          <w:p>
+            <w:pPr>
+              <w:spacing w:before="60" w:after="60"/>
+              <w:jc w:val="left"/>
+            </w:pPr>
+            <w:r>
+              <w:rPr>
+                <w:rFonts w:ascii="Tahoma" w:hAnsi="Tahoma"/>
+                <w:color w:val="222222"/>
+                <w:sz w:val="17"/>
+              </w:rPr>
+              <w:t>Provides empirical path coefficients validating why SmartSpend combines nudges, gamification, and FHS explainability.</w:t>
             </w:r>
           </w:p>
         </w:tc>

--- a/docs/manuscript/output/SmartSpend_FHS_Research_Brief.docx
+++ b/docs/manuscript/output/SmartSpend_FHS_Research_Brief.docx
@@ -189,9 +189,17 @@
                 <w:color w:val="1A3A6B"/>
                 <w:sz w:val="19"/>
               </w:rPr>
-              <w:t>💡  KEY DIFFERENTIATOR</w:t>
+              <w:t>💡  KEY DIFFERENTIATOR — Prototype Observed FHI</w:t>
               <w:br/>
-              <w:t>Unlike the CFPB Financial Well-Being Scale (survey-based, 10 questions) or Cleo's proprietary score, SmartSpend's FHS is a behavioral computation — it derives the score entirely from actual transaction records in the local SQLite database, making it objective, real-time, and verifiable.</w:t>
+              <w:t>SmartSpend's FHS is formally positioned as a Prototype Observed Financial Health Indicator (FHI) per the Commonwealth Bank of Australia &amp; Melbourne Institute (CBA-MI, 2018) dual-scale model, which distinguishes:</w:t>
+              <w:br/>
+              <w:br/>
+              <w:t xml:space="preserve">  • Reported Scale — subjective psychometric surveys (like the CFPB 10-item scale)</w:t>
+              <w:br/>
+              <w:t xml:space="preserve">  • Observed Scale — objective, transaction-derived behavioral indicators</w:t>
+              <w:br/>
+              <w:br/>
+              <w:t>SmartSpend's FHS belongs to the Observed category: it is computed entirely from actual transaction records in SQLite — objective, real-time, and verifiable. The CFPB scale provides the definitional grounding (0–100 range, definition of financial well-being) but does NOT validate the formula.</w:t>
             </w:r>
           </w:p>
         </w:tc>
@@ -4750,7 +4758,7 @@
               </w:rPr>
               <w:t>🎓  ACADEMIC ADVANTAGE</w:t>
               <w:br/>
-              <w:t>SmartSpend's FHS is the only mobile-first, offline-capable, Filipino-English financial health scoring system with a fully documented, academically-traceable formula. Unlike Cleo or BudgetPH whose formulas are proprietary, every component and threshold in SmartSpend's FHS can be directly cited to a published academic framework.</w:t>
+              <w:t>SmartSpend's FHS is formally classified as a Prototype Observed Financial Health Indicator (FHI) per CBA-MI (2018) and UNSGSA (2021) dual-scale guidelines — the same institutional frameworks used by central banks and financial inclusion bodies globally. Unlike Cleo or BudgetPH whose formulas are proprietary, every component of SmartSpend's FHS is directly traceable to a published academic framework, and its Observed FHI classification correctly distinguishes it from subjective psychometric survey instruments like the CFPB scale.</w:t>
             </w:r>
           </w:p>
         </w:tc>

--- a/docs/manuscript/output/SmartSpend_FHS_Research_Brief.docx
+++ b/docs/manuscript/output/SmartSpend_FHS_Research_Brief.docx
@@ -36,7 +36,7 @@
                 <w:color w:val="FFFFFF"/>
                 <w:sz w:val="32"/>
               </w:rPr>
-              <w:t>FINANCIAL HEALTH SCORE (FHS)</w:t>
+              <w:t>SmartSpend — Financial Health Score (FHS)</w:t>
             </w:r>
           </w:p>
           <w:p>
@@ -51,9 +51,11 @@
                 <w:color w:val="FFFFCC"/>
                 <w:sz w:val="19"/>
               </w:rPr>
-              <w:t>Research Basis, Formula, and Framework Comparison</w:t>
+              <w:t>What It Is · How It Is Computed · Why It Matters</w:t>
               <w:br/>
-              <w:t>SmartSpend — Lucid Frame | Lorma Colleges CCSE BSIT | AY 2026–2027</w:t>
+              <w:t>Reference Document for Validators, Advisers, and Panel Evaluators</w:t>
+              <w:br/>
+              <w:t>Lucid Frame | Lorma Colleges CCSE BSIT | AY 2026–2027</w:t>
             </w:r>
           </w:p>
         </w:tc>
@@ -98,9 +100,9 @@
                 <w:color w:val="5C0E24"/>
                 <w:sz w:val="19"/>
               </w:rPr>
-              <w:t>📋  PURPOSE OF THIS DOCUMENT</w:t>
+              <w:t>📋  WHO THIS IS FOR</w:t>
               <w:br/>
-              <w:t>This document presents the academic and theoretical basis for SmartSpend's Financial Health Score (FHS). It is intended for use by the panel evaluators, thesis adviser, and external validators to verify the scientific grounding of the scoring system before and during the Pre-Final Defense.</w:t>
+              <w:t>This document is written for the expert validator, thesis adviser, and panel evaluators who need to understand — in plain terms — what the Financial Health Score is, what formula it uses, where that formula came from, and why it is relevant to Filipino users. No programming knowledge is required to read this document.</w:t>
             </w:r>
           </w:p>
         </w:tc>
@@ -122,7 +124,7 @@
           <w:color w:val="5C0E24"/>
           <w:sz w:val="24"/>
         </w:rPr>
-        <w:t>1.  What is the Financial Health Score (FHS)?</w:t>
+        <w:t>1.  What Is the Financial Health Score — In Plain Words</w:t>
       </w:r>
     </w:p>
     <w:p>
@@ -137,7 +139,7 @@
           <w:color w:val="222222"/>
           <w:sz w:val="19"/>
         </w:rPr>
-        <w:t>The Financial Health Score is a single numerical indicator (0–100) that measures how well a user is managing their personal finances based entirely on their recorded transaction data. It is computed automatically from the user's actual spending, income, and budgeting behavior — no survey or self-reported answers are required.</w:t>
+        <w:t>Think of the Financial Health Score (FHS) as a monthly report card for your money habits. It gives you a single number from 0 to 100 that answers the question: "How well am I managing my money this month?"</w:t>
       </w:r>
     </w:p>
     <w:p>
@@ -152,8 +154,855 @@
           <w:color w:val="222222"/>
           <w:sz w:val="19"/>
         </w:rPr>
-        <w:t>The FHS is displayed on the SmartSpend home screen and updates every time the user logs an expense. Users can tap the score card to see a full component-by-component breakdown with plain-language explanations.</w:t>
+        <w:t>The higher the number, the healthier your financial behavior. It is calculated automatically from what you actually do — how much you spend, how often you log expenses, and whether you stay within your budgets. You do not fill out a questionnaire. The app computes it from your real transaction data.</w:t>
       </w:r>
+    </w:p>
+    <w:tbl>
+      <w:tblPr>
+        <w:tblLook w:firstColumn="1" w:firstRow="1" w:lastColumn="0" w:lastRow="0" w:noHBand="0" w:noVBand="1" w:val="04A0"/>
+        <w:tblW w:w="10224" w:type="dxa"/>
+        <w:jc w:val="left"/>
+        <w:tblBorders>
+          <w:top w:val="single" w:sz="4" w:space="0" w:color="BBBBBB"/>
+          <w:left w:val="single" w:sz="4" w:space="0" w:color="BBBBBB"/>
+          <w:bottom w:val="single" w:sz="4" w:space="0" w:color="BBBBBB"/>
+          <w:right w:val="single" w:sz="4" w:space="0" w:color="BBBBBB"/>
+          <w:insideH w:val="single" w:sz="4" w:space="0" w:color="BBBBBB"/>
+          <w:insideV w:val="single" w:sz="4" w:space="0" w:color="BBBBBB"/>
+        </w:tblBorders>
+      </w:tblPr>
+      <w:tblGrid>
+        <w:gridCol w:w="3360"/>
+        <w:gridCol w:w="3360"/>
+        <w:gridCol w:w="3360"/>
+      </w:tblGrid>
+      <w:tr>
+        <w:tc>
+          <w:tcPr>
+            <w:tcW w:w="900" w:type="dxa"/>
+            <w:shd w:val="clear" w:color="auto" w:fill="5C0E24"/>
+          </w:tcPr>
+          <w:p>
+            <w:pPr>
+              <w:spacing w:before="60" w:after="60"/>
+              <w:jc w:val="center"/>
+            </w:pPr>
+            <w:r>
+              <w:rPr>
+                <w:rFonts w:ascii="Tahoma" w:hAnsi="Tahoma"/>
+                <w:b/>
+                <w:color w:val="FFFFFF"/>
+                <w:sz w:val="18"/>
+              </w:rPr>
+              <w:t>Score</w:t>
+            </w:r>
+          </w:p>
+        </w:tc>
+        <w:tc>
+          <w:tcPr>
+            <w:tcW w:w="1200" w:type="dxa"/>
+            <w:shd w:val="clear" w:color="auto" w:fill="5C0E24"/>
+          </w:tcPr>
+          <w:p>
+            <w:pPr>
+              <w:spacing w:before="60" w:after="60"/>
+              <w:jc w:val="center"/>
+            </w:pPr>
+            <w:r>
+              <w:rPr>
+                <w:rFonts w:ascii="Tahoma" w:hAnsi="Tahoma"/>
+                <w:b/>
+                <w:color w:val="FFFFFF"/>
+                <w:sz w:val="18"/>
+              </w:rPr>
+              <w:t>Label</w:t>
+            </w:r>
+          </w:p>
+        </w:tc>
+        <w:tc>
+          <w:tcPr>
+            <w:tcW w:w="8124" w:type="dxa"/>
+            <w:shd w:val="clear" w:color="auto" w:fill="5C0E24"/>
+          </w:tcPr>
+          <w:p>
+            <w:pPr>
+              <w:spacing w:before="60" w:after="60"/>
+              <w:jc w:val="center"/>
+            </w:pPr>
+            <w:r>
+              <w:rPr>
+                <w:rFonts w:ascii="Tahoma" w:hAnsi="Tahoma"/>
+                <w:b/>
+                <w:color w:val="FFFFFF"/>
+                <w:sz w:val="18"/>
+              </w:rPr>
+              <w:t>What It Means in Plain Terms</w:t>
+            </w:r>
+          </w:p>
+        </w:tc>
+      </w:tr>
+      <w:tr>
+        <w:tc>
+          <w:tcPr>
+            <w:tcW w:w="900" w:type="dxa"/>
+            <w:shd w:val="clear" w:color="auto" w:fill="FFFFFF"/>
+          </w:tcPr>
+          <w:p>
+            <w:pPr>
+              <w:spacing w:before="60" w:after="60"/>
+              <w:jc w:val="left"/>
+            </w:pPr>
+            <w:r>
+              <w:rPr>
+                <w:rFonts w:ascii="Tahoma" w:hAnsi="Tahoma"/>
+                <w:color w:val="222222"/>
+                <w:sz w:val="19"/>
+              </w:rPr>
+              <w:t>90–100</w:t>
+            </w:r>
+          </w:p>
+        </w:tc>
+        <w:tc>
+          <w:tcPr>
+            <w:tcW w:w="1200" w:type="dxa"/>
+            <w:shd w:val="clear" w:color="auto" w:fill="FFFFFF"/>
+          </w:tcPr>
+          <w:p>
+            <w:pPr>
+              <w:spacing w:before="60" w:after="60"/>
+              <w:jc w:val="left"/>
+            </w:pPr>
+            <w:r>
+              <w:rPr>
+                <w:rFonts w:ascii="Tahoma" w:hAnsi="Tahoma"/>
+                <w:color w:val="222222"/>
+                <w:sz w:val="19"/>
+              </w:rPr>
+              <w:t>👑 Excellent</w:t>
+            </w:r>
+          </w:p>
+        </w:tc>
+        <w:tc>
+          <w:tcPr>
+            <w:tcW w:w="8124" w:type="dxa"/>
+            <w:shd w:val="clear" w:color="auto" w:fill="FFFFFF"/>
+          </w:tcPr>
+          <w:p>
+            <w:pPr>
+              <w:spacing w:before="60" w:after="60"/>
+              <w:jc w:val="left"/>
+            </w:pPr>
+            <w:r>
+              <w:rPr>
+                <w:rFonts w:ascii="Tahoma" w:hAnsi="Tahoma"/>
+                <w:color w:val="222222"/>
+                <w:sz w:val="19"/>
+              </w:rPr>
+              <w:t>Saving more than 20% of income, staying within budget every day, all category limits on track, logging expenses daily. Exceptional habits.</w:t>
+            </w:r>
+          </w:p>
+        </w:tc>
+      </w:tr>
+      <w:tr>
+        <w:tc>
+          <w:tcPr>
+            <w:tcW w:w="900" w:type="dxa"/>
+            <w:shd w:val="clear" w:color="auto" w:fill="F5F5F5"/>
+          </w:tcPr>
+          <w:p>
+            <w:pPr>
+              <w:spacing w:before="60" w:after="60"/>
+              <w:jc w:val="left"/>
+            </w:pPr>
+            <w:r>
+              <w:rPr>
+                <w:rFonts w:ascii="Tahoma" w:hAnsi="Tahoma"/>
+                <w:color w:val="222222"/>
+                <w:sz w:val="19"/>
+              </w:rPr>
+              <w:t>80–89</w:t>
+            </w:r>
+          </w:p>
+        </w:tc>
+        <w:tc>
+          <w:tcPr>
+            <w:tcW w:w="1200" w:type="dxa"/>
+            <w:shd w:val="clear" w:color="auto" w:fill="F5F5F5"/>
+          </w:tcPr>
+          <w:p>
+            <w:pPr>
+              <w:spacing w:before="60" w:after="60"/>
+              <w:jc w:val="left"/>
+            </w:pPr>
+            <w:r>
+              <w:rPr>
+                <w:rFonts w:ascii="Tahoma" w:hAnsi="Tahoma"/>
+                <w:color w:val="222222"/>
+                <w:sz w:val="19"/>
+              </w:rPr>
+              <w:t>🏆 Great</w:t>
+            </w:r>
+          </w:p>
+        </w:tc>
+        <w:tc>
+          <w:tcPr>
+            <w:tcW w:w="8124" w:type="dxa"/>
+            <w:shd w:val="clear" w:color="auto" w:fill="F5F5F5"/>
+          </w:tcPr>
+          <w:p>
+            <w:pPr>
+              <w:spacing w:before="60" w:after="60"/>
+              <w:jc w:val="left"/>
+            </w:pPr>
+            <w:r>
+              <w:rPr>
+                <w:rFonts w:ascii="Tahoma" w:hAnsi="Tahoma"/>
+                <w:color w:val="222222"/>
+                <w:sz w:val="19"/>
+              </w:rPr>
+              <w:t>Strong financial control with only minor gaps. This is the target most personal finance tools consider "good."</w:t>
+            </w:r>
+          </w:p>
+        </w:tc>
+      </w:tr>
+      <w:tr>
+        <w:tc>
+          <w:tcPr>
+            <w:tcW w:w="900" w:type="dxa"/>
+            <w:shd w:val="clear" w:color="auto" w:fill="FFFFFF"/>
+          </w:tcPr>
+          <w:p>
+            <w:pPr>
+              <w:spacing w:before="60" w:after="60"/>
+              <w:jc w:val="left"/>
+            </w:pPr>
+            <w:r>
+              <w:rPr>
+                <w:rFonts w:ascii="Tahoma" w:hAnsi="Tahoma"/>
+                <w:color w:val="222222"/>
+                <w:sz w:val="19"/>
+              </w:rPr>
+              <w:t>70–79</w:t>
+            </w:r>
+          </w:p>
+        </w:tc>
+        <w:tc>
+          <w:tcPr>
+            <w:tcW w:w="1200" w:type="dxa"/>
+            <w:shd w:val="clear" w:color="auto" w:fill="FFFFFF"/>
+          </w:tcPr>
+          <w:p>
+            <w:pPr>
+              <w:spacing w:before="60" w:after="60"/>
+              <w:jc w:val="left"/>
+            </w:pPr>
+            <w:r>
+              <w:rPr>
+                <w:rFonts w:ascii="Tahoma" w:hAnsi="Tahoma"/>
+                <w:color w:val="222222"/>
+                <w:sz w:val="19"/>
+              </w:rPr>
+              <w:t>⭐ Good</w:t>
+            </w:r>
+          </w:p>
+        </w:tc>
+        <w:tc>
+          <w:tcPr>
+            <w:tcW w:w="8124" w:type="dxa"/>
+            <w:shd w:val="clear" w:color="auto" w:fill="FFFFFF"/>
+          </w:tcPr>
+          <w:p>
+            <w:pPr>
+              <w:spacing w:before="60" w:after="60"/>
+              <w:jc w:val="left"/>
+            </w:pPr>
+            <w:r>
+              <w:rPr>
+                <w:rFonts w:ascii="Tahoma" w:hAnsi="Tahoma"/>
+                <w:color w:val="222222"/>
+                <w:sz w:val="19"/>
+              </w:rPr>
+              <w:t>On the right track — at least one area needs a bit more attention (e.g., a few days over the daily budget, or inconsistent logging).</w:t>
+            </w:r>
+          </w:p>
+        </w:tc>
+      </w:tr>
+      <w:tr>
+        <w:tc>
+          <w:tcPr>
+            <w:tcW w:w="900" w:type="dxa"/>
+            <w:shd w:val="clear" w:color="auto" w:fill="F5F5F5"/>
+          </w:tcPr>
+          <w:p>
+            <w:pPr>
+              <w:spacing w:before="60" w:after="60"/>
+              <w:jc w:val="left"/>
+            </w:pPr>
+            <w:r>
+              <w:rPr>
+                <w:rFonts w:ascii="Tahoma" w:hAnsi="Tahoma"/>
+                <w:color w:val="222222"/>
+                <w:sz w:val="19"/>
+              </w:rPr>
+              <w:t>60–69</w:t>
+            </w:r>
+          </w:p>
+        </w:tc>
+        <w:tc>
+          <w:tcPr>
+            <w:tcW w:w="1200" w:type="dxa"/>
+            <w:shd w:val="clear" w:color="auto" w:fill="F5F5F5"/>
+          </w:tcPr>
+          <w:p>
+            <w:pPr>
+              <w:spacing w:before="60" w:after="60"/>
+              <w:jc w:val="left"/>
+            </w:pPr>
+            <w:r>
+              <w:rPr>
+                <w:rFonts w:ascii="Tahoma" w:hAnsi="Tahoma"/>
+                <w:color w:val="222222"/>
+                <w:sz w:val="19"/>
+              </w:rPr>
+              <w:t>🌱 Fair</w:t>
+            </w:r>
+          </w:p>
+        </w:tc>
+        <w:tc>
+          <w:tcPr>
+            <w:tcW w:w="8124" w:type="dxa"/>
+            <w:shd w:val="clear" w:color="auto" w:fill="F5F5F5"/>
+          </w:tcPr>
+          <w:p>
+            <w:pPr>
+              <w:spacing w:before="60" w:after="60"/>
+              <w:jc w:val="left"/>
+            </w:pPr>
+            <w:r>
+              <w:rPr>
+                <w:rFonts w:ascii="Tahoma" w:hAnsi="Tahoma"/>
+                <w:color w:val="222222"/>
+                <w:sz w:val="19"/>
+              </w:rPr>
+              <w:t>Some good habits in place, but overspending or irregular tracking is pulling the score down. Improvement is possible with small changes.</w:t>
+            </w:r>
+          </w:p>
+        </w:tc>
+      </w:tr>
+      <w:tr>
+        <w:tc>
+          <w:tcPr>
+            <w:tcW w:w="900" w:type="dxa"/>
+            <w:shd w:val="clear" w:color="auto" w:fill="FFFFFF"/>
+          </w:tcPr>
+          <w:p>
+            <w:pPr>
+              <w:spacing w:before="60" w:after="60"/>
+              <w:jc w:val="left"/>
+            </w:pPr>
+            <w:r>
+              <w:rPr>
+                <w:rFonts w:ascii="Tahoma" w:hAnsi="Tahoma"/>
+                <w:color w:val="222222"/>
+                <w:sz w:val="19"/>
+              </w:rPr>
+              <w:t>&lt; 60</w:t>
+            </w:r>
+          </w:p>
+        </w:tc>
+        <w:tc>
+          <w:tcPr>
+            <w:tcW w:w="1200" w:type="dxa"/>
+            <w:shd w:val="clear" w:color="auto" w:fill="FFFFFF"/>
+          </w:tcPr>
+          <w:p>
+            <w:pPr>
+              <w:spacing w:before="60" w:after="60"/>
+              <w:jc w:val="left"/>
+            </w:pPr>
+            <w:r>
+              <w:rPr>
+                <w:rFonts w:ascii="Tahoma" w:hAnsi="Tahoma"/>
+                <w:color w:val="222222"/>
+                <w:sz w:val="19"/>
+              </w:rPr>
+              <w:t>📉 Needs Work</w:t>
+            </w:r>
+          </w:p>
+        </w:tc>
+        <w:tc>
+          <w:tcPr>
+            <w:tcW w:w="8124" w:type="dxa"/>
+            <w:shd w:val="clear" w:color="auto" w:fill="FFFFFF"/>
+          </w:tcPr>
+          <w:p>
+            <w:pPr>
+              <w:spacing w:before="60" w:after="60"/>
+              <w:jc w:val="left"/>
+            </w:pPr>
+            <w:r>
+              <w:rPr>
+                <w:rFonts w:ascii="Tahoma" w:hAnsi="Tahoma"/>
+                <w:color w:val="222222"/>
+                <w:sz w:val="19"/>
+              </w:rPr>
+              <w:t>Core behaviors — saving, logging, and budgeting — need significant development. The app will highlight specifically what to fix.</w:t>
+            </w:r>
+          </w:p>
+        </w:tc>
+      </w:tr>
+    </w:tbl>
+    <w:p>
+      <w:pPr>
+        <w:spacing w:after="80"/>
+      </w:pPr>
+    </w:p>
+    <w:p>
+      <w:pPr>
+        <w:spacing w:before="200" w:after="40"/>
+      </w:pPr>
+      <w:r>
+        <w:rPr>
+          <w:rFonts w:ascii="Tahoma" w:hAnsi="Tahoma"/>
+          <w:b/>
+          <w:color w:val="5C0E24"/>
+          <w:sz w:val="24"/>
+        </w:rPr>
+        <w:t>2.  How Is This Different From a Financial Survey?</w:t>
+      </w:r>
+    </w:p>
+    <w:p>
+      <w:pPr>
+        <w:spacing w:before="0" w:after="60"/>
+      </w:pPr>
+      <w:r>
+        <w:rPr>
+          <w:rFonts w:ascii="Tahoma" w:hAnsi="Tahoma"/>
+          <w:b w:val="0"/>
+          <w:i w:val="0"/>
+          <w:color w:val="222222"/>
+          <w:sz w:val="19"/>
+        </w:rPr>
+        <w:t>Most financial health tools ask you questions like "Do you feel financially secure?" or "Are you worried about money?" — then score your answers. These are called psychometric surveys.</w:t>
+      </w:r>
+    </w:p>
+    <w:p>
+      <w:pPr>
+        <w:spacing w:before="40" w:after="60"/>
+      </w:pPr>
+      <w:r>
+        <w:rPr>
+          <w:rFonts w:ascii="Tahoma" w:hAnsi="Tahoma"/>
+          <w:b w:val="0"/>
+          <w:i w:val="0"/>
+          <w:color w:val="222222"/>
+          <w:sz w:val="19"/>
+        </w:rPr>
+        <w:t>SmartSpend's FHS does not ask how you feel. It watches what you actually do and computes a score from that. This is called an Observed Financial Health Indicator (FHI) — a term from the Commonwealth Bank of Australia and Melbourne Institute (CBA-MI, 2018) research framework.</w:t>
+      </w:r>
+    </w:p>
+    <w:tbl>
+      <w:tblPr>
+        <w:tblLook w:firstColumn="1" w:firstRow="1" w:lastColumn="0" w:lastRow="0" w:noHBand="0" w:noVBand="1" w:val="04A0"/>
+        <w:tblW w:w="10224" w:type="dxa"/>
+        <w:jc w:val="left"/>
+        <w:tblBorders>
+          <w:top w:val="single" w:sz="4" w:space="0" w:color="BBBBBB"/>
+          <w:left w:val="single" w:sz="4" w:space="0" w:color="BBBBBB"/>
+          <w:bottom w:val="single" w:sz="4" w:space="0" w:color="BBBBBB"/>
+          <w:right w:val="single" w:sz="4" w:space="0" w:color="BBBBBB"/>
+          <w:insideH w:val="single" w:sz="4" w:space="0" w:color="BBBBBB"/>
+          <w:insideV w:val="single" w:sz="4" w:space="0" w:color="BBBBBB"/>
+        </w:tblBorders>
+      </w:tblPr>
+      <w:tblGrid>
+        <w:gridCol w:w="3360"/>
+        <w:gridCol w:w="3360"/>
+        <w:gridCol w:w="3360"/>
+      </w:tblGrid>
+      <w:tr>
+        <w:tc>
+          <w:tcPr>
+            <w:tcW w:w="2000" w:type="dxa"/>
+            <w:shd w:val="clear" w:color="auto" w:fill="5C0E24"/>
+          </w:tcPr>
+          <w:p>
+            <w:pPr>
+              <w:spacing w:before="60" w:after="60"/>
+              <w:jc w:val="center"/>
+            </w:pPr>
+            <w:r>
+              <w:rPr>
+                <w:rFonts w:ascii="Tahoma" w:hAnsi="Tahoma"/>
+                <w:b/>
+                <w:color w:val="FFFFFF"/>
+                <w:sz w:val="18"/>
+              </w:rPr>
+            </w:r>
+          </w:p>
+        </w:tc>
+        <w:tc>
+          <w:tcPr>
+            <w:tcW w:w="4100" w:type="dxa"/>
+            <w:shd w:val="clear" w:color="auto" w:fill="5C0E24"/>
+          </w:tcPr>
+          <w:p>
+            <w:pPr>
+              <w:spacing w:before="60" w:after="60"/>
+              <w:jc w:val="center"/>
+            </w:pPr>
+            <w:r>
+              <w:rPr>
+                <w:rFonts w:ascii="Tahoma" w:hAnsi="Tahoma"/>
+                <w:b/>
+                <w:color w:val="FFFFFF"/>
+                <w:sz w:val="18"/>
+              </w:rPr>
+              <w:t>Psychometric Survey</w:t>
+              <w:br/>
+              <w:t>(e.g., CFPB 10-item scale)</w:t>
+            </w:r>
+          </w:p>
+        </w:tc>
+        <w:tc>
+          <w:tcPr>
+            <w:tcW w:w="4124" w:type="dxa"/>
+            <w:shd w:val="clear" w:color="auto" w:fill="5C0E24"/>
+          </w:tcPr>
+          <w:p>
+            <w:pPr>
+              <w:spacing w:before="60" w:after="60"/>
+              <w:jc w:val="center"/>
+            </w:pPr>
+            <w:r>
+              <w:rPr>
+                <w:rFonts w:ascii="Tahoma" w:hAnsi="Tahoma"/>
+                <w:b/>
+                <w:color w:val="FFFFFF"/>
+                <w:sz w:val="18"/>
+              </w:rPr>
+              <w:t>SmartSpend FHS</w:t>
+              <w:br/>
+              <w:t>(Observed FHI)</w:t>
+            </w:r>
+          </w:p>
+        </w:tc>
+      </w:tr>
+      <w:tr>
+        <w:tc>
+          <w:tcPr>
+            <w:tcW w:w="2000" w:type="dxa"/>
+            <w:shd w:val="clear" w:color="auto" w:fill="FFFFFF"/>
+          </w:tcPr>
+          <w:p>
+            <w:pPr>
+              <w:spacing w:before="60" w:after="60"/>
+              <w:jc w:val="left"/>
+            </w:pPr>
+            <w:r>
+              <w:rPr>
+                <w:rFonts w:ascii="Tahoma" w:hAnsi="Tahoma"/>
+                <w:color w:val="222222"/>
+                <w:sz w:val="18"/>
+              </w:rPr>
+              <w:t>What it measures</w:t>
+            </w:r>
+          </w:p>
+        </w:tc>
+        <w:tc>
+          <w:tcPr>
+            <w:tcW w:w="4100" w:type="dxa"/>
+            <w:shd w:val="clear" w:color="auto" w:fill="FFFFFF"/>
+          </w:tcPr>
+          <w:p>
+            <w:pPr>
+              <w:spacing w:before="60" w:after="60"/>
+              <w:jc w:val="left"/>
+            </w:pPr>
+            <w:r>
+              <w:rPr>
+                <w:rFonts w:ascii="Tahoma" w:hAnsi="Tahoma"/>
+                <w:color w:val="222222"/>
+                <w:sz w:val="18"/>
+              </w:rPr>
+              <w:t>How you feel about your finances — perceived security, financial anxiety, freedom of choice.</w:t>
+            </w:r>
+          </w:p>
+        </w:tc>
+        <w:tc>
+          <w:tcPr>
+            <w:tcW w:w="4124" w:type="dxa"/>
+            <w:shd w:val="clear" w:color="auto" w:fill="FFFFFF"/>
+          </w:tcPr>
+          <w:p>
+            <w:pPr>
+              <w:spacing w:before="60" w:after="60"/>
+              <w:jc w:val="left"/>
+            </w:pPr>
+            <w:r>
+              <w:rPr>
+                <w:rFonts w:ascii="Tahoma" w:hAnsi="Tahoma"/>
+                <w:color w:val="222222"/>
+                <w:sz w:val="18"/>
+              </w:rPr>
+              <w:t>What you actually do — spending patterns, savings rate, budget compliance, consistency.</w:t>
+            </w:r>
+          </w:p>
+        </w:tc>
+      </w:tr>
+      <w:tr>
+        <w:tc>
+          <w:tcPr>
+            <w:tcW w:w="2000" w:type="dxa"/>
+            <w:shd w:val="clear" w:color="auto" w:fill="F5F5F5"/>
+          </w:tcPr>
+          <w:p>
+            <w:pPr>
+              <w:spacing w:before="60" w:after="60"/>
+              <w:jc w:val="left"/>
+            </w:pPr>
+            <w:r>
+              <w:rPr>
+                <w:rFonts w:ascii="Tahoma" w:hAnsi="Tahoma"/>
+                <w:color w:val="222222"/>
+                <w:sz w:val="18"/>
+              </w:rPr>
+              <w:t>How it is collected</w:t>
+            </w:r>
+          </w:p>
+        </w:tc>
+        <w:tc>
+          <w:tcPr>
+            <w:tcW w:w="4100" w:type="dxa"/>
+            <w:shd w:val="clear" w:color="auto" w:fill="F5F5F5"/>
+          </w:tcPr>
+          <w:p>
+            <w:pPr>
+              <w:spacing w:before="60" w:after="60"/>
+              <w:jc w:val="left"/>
+            </w:pPr>
+            <w:r>
+              <w:rPr>
+                <w:rFonts w:ascii="Tahoma" w:hAnsi="Tahoma"/>
+                <w:color w:val="222222"/>
+                <w:sz w:val="18"/>
+              </w:rPr>
+              <w:t>You answer 10 questions on a scale of 1–5. Subjective.</w:t>
+            </w:r>
+          </w:p>
+        </w:tc>
+        <w:tc>
+          <w:tcPr>
+            <w:tcW w:w="4124" w:type="dxa"/>
+            <w:shd w:val="clear" w:color="auto" w:fill="F5F5F5"/>
+          </w:tcPr>
+          <w:p>
+            <w:pPr>
+              <w:spacing w:before="60" w:after="60"/>
+              <w:jc w:val="left"/>
+            </w:pPr>
+            <w:r>
+              <w:rPr>
+                <w:rFonts w:ascii="Tahoma" w:hAnsi="Tahoma"/>
+                <w:color w:val="222222"/>
+                <w:sz w:val="18"/>
+              </w:rPr>
+              <w:t>The app reads your transaction records. Objective and automatic.</w:t>
+            </w:r>
+          </w:p>
+        </w:tc>
+      </w:tr>
+      <w:tr>
+        <w:tc>
+          <w:tcPr>
+            <w:tcW w:w="2000" w:type="dxa"/>
+            <w:shd w:val="clear" w:color="auto" w:fill="FFFFFF"/>
+          </w:tcPr>
+          <w:p>
+            <w:pPr>
+              <w:spacing w:before="60" w:after="60"/>
+              <w:jc w:val="left"/>
+            </w:pPr>
+            <w:r>
+              <w:rPr>
+                <w:rFonts w:ascii="Tahoma" w:hAnsi="Tahoma"/>
+                <w:color w:val="222222"/>
+                <w:sz w:val="18"/>
+              </w:rPr>
+              <w:t>Can it be faked?</w:t>
+            </w:r>
+          </w:p>
+        </w:tc>
+        <w:tc>
+          <w:tcPr>
+            <w:tcW w:w="4100" w:type="dxa"/>
+            <w:shd w:val="clear" w:color="auto" w:fill="FFFFFF"/>
+          </w:tcPr>
+          <w:p>
+            <w:pPr>
+              <w:spacing w:before="60" w:after="60"/>
+              <w:jc w:val="left"/>
+            </w:pPr>
+            <w:r>
+              <w:rPr>
+                <w:rFonts w:ascii="Tahoma" w:hAnsi="Tahoma"/>
+                <w:color w:val="222222"/>
+                <w:sz w:val="18"/>
+              </w:rPr>
+              <w:t>Yes — a person can answer optimistically even if their habits are poor.</w:t>
+            </w:r>
+          </w:p>
+        </w:tc>
+        <w:tc>
+          <w:tcPr>
+            <w:tcW w:w="4124" w:type="dxa"/>
+            <w:shd w:val="clear" w:color="auto" w:fill="FFFFFF"/>
+          </w:tcPr>
+          <w:p>
+            <w:pPr>
+              <w:spacing w:before="60" w:after="60"/>
+              <w:jc w:val="left"/>
+            </w:pPr>
+            <w:r>
+              <w:rPr>
+                <w:rFonts w:ascii="Tahoma" w:hAnsi="Tahoma"/>
+                <w:color w:val="222222"/>
+                <w:sz w:val="18"/>
+              </w:rPr>
+              <w:t>No — it is computed from real logged expenses. Cannot be self-reported.</w:t>
+            </w:r>
+          </w:p>
+        </w:tc>
+      </w:tr>
+      <w:tr>
+        <w:tc>
+          <w:tcPr>
+            <w:tcW w:w="2000" w:type="dxa"/>
+            <w:shd w:val="clear" w:color="auto" w:fill="F5F5F5"/>
+          </w:tcPr>
+          <w:p>
+            <w:pPr>
+              <w:spacing w:before="60" w:after="60"/>
+              <w:jc w:val="left"/>
+            </w:pPr>
+            <w:r>
+              <w:rPr>
+                <w:rFonts w:ascii="Tahoma" w:hAnsi="Tahoma"/>
+                <w:color w:val="222222"/>
+                <w:sz w:val="18"/>
+              </w:rPr>
+              <w:t>Who uses this approach</w:t>
+            </w:r>
+          </w:p>
+        </w:tc>
+        <w:tc>
+          <w:tcPr>
+            <w:tcW w:w="4100" w:type="dxa"/>
+            <w:shd w:val="clear" w:color="auto" w:fill="F5F5F5"/>
+          </w:tcPr>
+          <w:p>
+            <w:pPr>
+              <w:spacing w:before="60" w:after="60"/>
+              <w:jc w:val="left"/>
+            </w:pPr>
+            <w:r>
+              <w:rPr>
+                <w:rFonts w:ascii="Tahoma" w:hAnsi="Tahoma"/>
+                <w:color w:val="222222"/>
+                <w:sz w:val="18"/>
+              </w:rPr>
+              <w:t>Academic research, financial well-being studies.</w:t>
+            </w:r>
+          </w:p>
+        </w:tc>
+        <w:tc>
+          <w:tcPr>
+            <w:tcW w:w="4124" w:type="dxa"/>
+            <w:shd w:val="clear" w:color="auto" w:fill="F5F5F5"/>
+          </w:tcPr>
+          <w:p>
+            <w:pPr>
+              <w:spacing w:before="60" w:after="60"/>
+              <w:jc w:val="left"/>
+            </w:pPr>
+            <w:r>
+              <w:rPr>
+                <w:rFonts w:ascii="Tahoma" w:hAnsi="Tahoma"/>
+                <w:color w:val="222222"/>
+                <w:sz w:val="18"/>
+              </w:rPr>
+              <w:t>Mobile financial apps, bank-administered financial resilience trackers.</w:t>
+            </w:r>
+          </w:p>
+        </w:tc>
+      </w:tr>
+      <w:tr>
+        <w:tc>
+          <w:tcPr>
+            <w:tcW w:w="2000" w:type="dxa"/>
+            <w:shd w:val="clear" w:color="auto" w:fill="FFFFFF"/>
+          </w:tcPr>
+          <w:p>
+            <w:pPr>
+              <w:spacing w:before="60" w:after="60"/>
+              <w:jc w:val="left"/>
+            </w:pPr>
+            <w:r>
+              <w:rPr>
+                <w:rFonts w:ascii="Tahoma" w:hAnsi="Tahoma"/>
+                <w:color w:val="222222"/>
+                <w:sz w:val="18"/>
+              </w:rPr>
+              <w:t>SmartSpend's use</w:t>
+            </w:r>
+          </w:p>
+        </w:tc>
+        <w:tc>
+          <w:tcPr>
+            <w:tcW w:w="4100" w:type="dxa"/>
+            <w:shd w:val="clear" w:color="auto" w:fill="FFFFFF"/>
+          </w:tcPr>
+          <w:p>
+            <w:pPr>
+              <w:spacing w:before="60" w:after="60"/>
+              <w:jc w:val="left"/>
+            </w:pPr>
+            <w:r>
+              <w:rPr>
+                <w:rFonts w:ascii="Tahoma" w:hAnsi="Tahoma"/>
+                <w:color w:val="222222"/>
+                <w:sz w:val="18"/>
+              </w:rPr>
+              <w:t>The CFPB scale defines what "financial well-being" means (0–100 range).</w:t>
+            </w:r>
+          </w:p>
+        </w:tc>
+        <w:tc>
+          <w:tcPr>
+            <w:tcW w:w="4124" w:type="dxa"/>
+            <w:shd w:val="clear" w:color="auto" w:fill="FFFFFF"/>
+          </w:tcPr>
+          <w:p>
+            <w:pPr>
+              <w:spacing w:before="60" w:after="60"/>
+              <w:jc w:val="left"/>
+            </w:pPr>
+            <w:r>
+              <w:rPr>
+                <w:rFonts w:ascii="Tahoma" w:hAnsi="Tahoma"/>
+                <w:color w:val="222222"/>
+                <w:sz w:val="18"/>
+              </w:rPr>
+              <w:t>SmartSpend's FHS uses this approach exclusively.</w:t>
+            </w:r>
+          </w:p>
+        </w:tc>
+      </w:tr>
+    </w:tbl>
+    <w:p>
+      <w:pPr>
+        <w:spacing w:after="80"/>
+      </w:pPr>
     </w:p>
     <w:tbl>
       <w:tblPr>
@@ -185,21 +1034,13 @@
             <w:r>
               <w:rPr>
                 <w:rFonts w:ascii="Tahoma" w:hAnsi="Tahoma"/>
-                <w:b w:val="0"/>
+                <w:b/>
                 <w:color w:val="1A3A6B"/>
                 <w:sz w:val="19"/>
               </w:rPr>
-              <w:t>💡  KEY DIFFERENTIATOR — Prototype Observed FHI</w:t>
+              <w:t>🔑  IMPORTANT FOR VALIDATORS</w:t>
               <w:br/>
-              <w:t>SmartSpend's FHS is formally positioned as a Prototype Observed Financial Health Indicator (FHI) per the Commonwealth Bank of Australia &amp; Melbourne Institute (CBA-MI, 2018) dual-scale model, which distinguishes:</w:t>
-              <w:br/>
-              <w:br/>
-              <w:t xml:space="preserve">  • Reported Scale — subjective psychometric surveys (like the CFPB 10-item scale)</w:t>
-              <w:br/>
-              <w:t xml:space="preserve">  • Observed Scale — objective, transaction-derived behavioral indicators</w:t>
-              <w:br/>
-              <w:br/>
-              <w:t>SmartSpend's FHS belongs to the Observed category: it is computed entirely from actual transaction records in SQLite — objective, real-time, and verifiable. The CFPB scale provides the definitional grounding (0–100 range, definition of financial well-being) but does NOT validate the formula.</w:t>
+              <w:t>SmartSpend does NOT claim that the CFPB psychometric survey validates its formula. The CFPB scale provides the definitional concept of financial well-being (0–100 range). SmartSpend's FHS is a separate, transaction-based computation — a Prototype Observed FHI per CBA-MI (2018) and UNSGSA (2021).</w:t>
             </w:r>
           </w:p>
         </w:tc>
@@ -221,7 +1062,37 @@
           <w:color w:val="5C0E24"/>
           <w:sz w:val="24"/>
         </w:rPr>
-        <w:t>2.  Existing Frameworks This Is Based On</w:t>
+        <w:t>3.  The Formula — Explained Simply</w:t>
+      </w:r>
+    </w:p>
+    <w:p>
+      <w:pPr>
+        <w:spacing w:before="0" w:after="60"/>
+      </w:pPr>
+      <w:r>
+        <w:rPr>
+          <w:rFonts w:ascii="Tahoma" w:hAnsi="Tahoma"/>
+          <w:b w:val="0"/>
+          <w:i w:val="0"/>
+          <w:color w:val="222222"/>
+          <w:sz w:val="19"/>
+        </w:rPr>
+        <w:t>The score is made of 4 parts. Each part is worth up to 25 points. Add them all together and you get a number from 0 to 100. SmartSpend has two versions of the formula depending on whether the user tracks their income or not.</w:t>
+      </w:r>
+    </w:p>
+    <w:p>
+      <w:pPr>
+        <w:spacing w:before="160" w:after="40"/>
+      </w:pPr>
+      <w:r>
+        <w:rPr>
+          <w:rFonts w:ascii="Tahoma" w:hAnsi="Tahoma"/>
+          <w:b/>
+          <w:i w:val="0"/>
+          <w:color w:val="1A3A6B"/>
+          <w:sz w:val="19"/>
+        </w:rPr>
+        <w:t>VERSION 1 — Full Mode  (for users who enter their monthly income)</w:t>
       </w:r>
     </w:p>
     <w:tbl>
@@ -239,17 +1110,16 @@
         </w:tblBorders>
       </w:tblPr>
       <w:tblGrid>
-        <w:gridCol w:w="2016"/>
-        <w:gridCol w:w="2016"/>
-        <w:gridCol w:w="2016"/>
-        <w:gridCol w:w="2016"/>
-        <w:gridCol w:w="2016"/>
+        <w:gridCol w:w="2520"/>
+        <w:gridCol w:w="2520"/>
+        <w:gridCol w:w="2520"/>
+        <w:gridCol w:w="2520"/>
       </w:tblGrid>
       <w:tr>
         <w:tc>
           <w:tcPr>
-            <w:tcW w:w="1700" w:type="dxa"/>
-            <w:shd w:val="clear" w:color="auto" w:fill="5C0E24"/>
+            <w:tcW w:w="1500" w:type="dxa"/>
+            <w:shd w:val="clear" w:color="auto" w:fill="1A3A6B"/>
           </w:tcPr>
           <w:p>
             <w:pPr>
@@ -263,14 +1133,14 @@
                 <w:color w:val="FFFFFF"/>
                 <w:sz w:val="18"/>
               </w:rPr>
-              <w:t>Framework</w:t>
+              <w:t>Component</w:t>
             </w:r>
           </w:p>
         </w:tc>
         <w:tc>
           <w:tcPr>
-            <w:tcW w:w="1400" w:type="dxa"/>
-            <w:shd w:val="clear" w:color="auto" w:fill="5C0E24"/>
+            <w:tcW w:w="3600" w:type="dxa"/>
+            <w:shd w:val="clear" w:color="auto" w:fill="1A3A6B"/>
           </w:tcPr>
           <w:p>
             <w:pPr>
@@ -284,14 +1154,14 @@
                 <w:color w:val="FFFFFF"/>
                 <w:sz w:val="18"/>
               </w:rPr>
-              <w:t>Publisher</w:t>
+              <w:t>Simple Question It Answers</w:t>
             </w:r>
           </w:p>
         </w:tc>
         <w:tc>
           <w:tcPr>
-            <w:tcW w:w="700" w:type="dxa"/>
-            <w:shd w:val="clear" w:color="auto" w:fill="5C0E24"/>
+            <w:tcW w:w="3400" w:type="dxa"/>
+            <w:shd w:val="clear" w:color="auto" w:fill="1A3A6B"/>
           </w:tcPr>
           <w:p>
             <w:pPr>
@@ -305,14 +1175,14 @@
                 <w:color w:val="FFFFFF"/>
                 <w:sz w:val="18"/>
               </w:rPr>
-              <w:t>Year</w:t>
+              <w:t>Full Score When…</w:t>
             </w:r>
           </w:p>
         </w:tc>
         <w:tc>
           <w:tcPr>
-            <w:tcW w:w="3300" w:type="dxa"/>
-            <w:shd w:val="clear" w:color="auto" w:fill="5C0E24"/>
+            <w:tcW w:w="1200" w:type="dxa"/>
+            <w:shd w:val="clear" w:color="auto" w:fill="1A3A6B"/>
           </w:tcPr>
           <w:p>
             <w:pPr>
@@ -326,14 +1196,439 @@
                 <w:color w:val="FFFFFF"/>
                 <w:sz w:val="18"/>
               </w:rPr>
-              <w:t>What It Measures</w:t>
+              <w:t>Points</w:t>
+            </w:r>
+          </w:p>
+        </w:tc>
+      </w:tr>
+      <w:tr>
+        <w:tc>
+          <w:tcPr>
+            <w:tcW w:w="1500" w:type="dxa"/>
+            <w:shd w:val="clear" w:color="auto" w:fill="FFFFFF"/>
+          </w:tcPr>
+          <w:p>
+            <w:pPr>
+              <w:spacing w:before="60" w:after="60"/>
+              <w:jc w:val="left"/>
+            </w:pPr>
+            <w:r>
+              <w:rPr>
+                <w:rFonts w:ascii="Tahoma" w:hAnsi="Tahoma"/>
+                <w:color w:val="222222"/>
+                <w:sz w:val="18"/>
+              </w:rPr>
+              <w:t>1.  Savings Rate</w:t>
             </w:r>
           </w:p>
         </w:tc>
         <w:tc>
           <w:tcPr>
-            <w:tcW w:w="3124" w:type="dxa"/>
-            <w:shd w:val="clear" w:color="auto" w:fill="5C0E24"/>
+            <w:tcW w:w="3600" w:type="dxa"/>
+            <w:shd w:val="clear" w:color="auto" w:fill="FFFFFF"/>
+          </w:tcPr>
+          <w:p>
+            <w:pPr>
+              <w:spacing w:before="60" w:after="60"/>
+              <w:jc w:val="left"/>
+            </w:pPr>
+            <w:r>
+              <w:rPr>
+                <w:rFonts w:ascii="Tahoma" w:hAnsi="Tahoma"/>
+                <w:color w:val="222222"/>
+                <w:sz w:val="18"/>
+              </w:rPr>
+              <w:t>Are you saving at least 20% of your income this month?</w:t>
+              <w:br/>
+              <w:br/>
+              <w:t>Formula: 25 × (how much you saved ÷ 20% of your income)</w:t>
+            </w:r>
+          </w:p>
+        </w:tc>
+        <w:tc>
+          <w:tcPr>
+            <w:tcW w:w="3400" w:type="dxa"/>
+            <w:shd w:val="clear" w:color="auto" w:fill="FFFFFF"/>
+          </w:tcPr>
+          <w:p>
+            <w:pPr>
+              <w:spacing w:before="60" w:after="60"/>
+              <w:jc w:val="left"/>
+            </w:pPr>
+            <w:r>
+              <w:rPr>
+                <w:rFonts w:ascii="Tahoma" w:hAnsi="Tahoma"/>
+                <w:color w:val="222222"/>
+                <w:sz w:val="18"/>
+              </w:rPr>
+              <w:t>You saved 20% or more of your income.</w:t>
+              <w:br/>
+              <w:br/>
+              <w:t>Example: ₱6,600 income, spent ₱4,000 → saved 39% → full 25 pts.</w:t>
+            </w:r>
+          </w:p>
+        </w:tc>
+        <w:tc>
+          <w:tcPr>
+            <w:tcW w:w="1200" w:type="dxa"/>
+            <w:shd w:val="clear" w:color="auto" w:fill="FFFFFF"/>
+          </w:tcPr>
+          <w:p>
+            <w:pPr>
+              <w:spacing w:before="60" w:after="60"/>
+              <w:jc w:val="left"/>
+            </w:pPr>
+            <w:r>
+              <w:rPr>
+                <w:rFonts w:ascii="Tahoma" w:hAnsi="Tahoma"/>
+                <w:color w:val="222222"/>
+                <w:sz w:val="18"/>
+              </w:rPr>
+              <w:t>25 pts</w:t>
+            </w:r>
+          </w:p>
+        </w:tc>
+      </w:tr>
+      <w:tr>
+        <w:tc>
+          <w:tcPr>
+            <w:tcW w:w="1500" w:type="dxa"/>
+            <w:shd w:val="clear" w:color="auto" w:fill="F5F5F5"/>
+          </w:tcPr>
+          <w:p>
+            <w:pPr>
+              <w:spacing w:before="60" w:after="60"/>
+              <w:jc w:val="left"/>
+            </w:pPr>
+            <w:r>
+              <w:rPr>
+                <w:rFonts w:ascii="Tahoma" w:hAnsi="Tahoma"/>
+                <w:color w:val="222222"/>
+                <w:sz w:val="18"/>
+              </w:rPr>
+              <w:t>2.  Overspend Control</w:t>
+            </w:r>
+          </w:p>
+        </w:tc>
+        <w:tc>
+          <w:tcPr>
+            <w:tcW w:w="3600" w:type="dxa"/>
+            <w:shd w:val="clear" w:color="auto" w:fill="F5F5F5"/>
+          </w:tcPr>
+          <w:p>
+            <w:pPr>
+              <w:spacing w:before="60" w:after="60"/>
+              <w:jc w:val="left"/>
+            </w:pPr>
+            <w:r>
+              <w:rPr>
+                <w:rFonts w:ascii="Tahoma" w:hAnsi="Tahoma"/>
+                <w:color w:val="222222"/>
+                <w:sz w:val="18"/>
+              </w:rPr>
+              <w:t>How many days this month did you spend more than your daily share of income?</w:t>
+              <w:br/>
+              <w:br/>
+              <w:t>Formula: 25 × (days within budget ÷ total days this month)</w:t>
+            </w:r>
+          </w:p>
+        </w:tc>
+        <w:tc>
+          <w:tcPr>
+            <w:tcW w:w="3400" w:type="dxa"/>
+            <w:shd w:val="clear" w:color="auto" w:fill="F5F5F5"/>
+          </w:tcPr>
+          <w:p>
+            <w:pPr>
+              <w:spacing w:before="60" w:after="60"/>
+              <w:jc w:val="left"/>
+            </w:pPr>
+            <w:r>
+              <w:rPr>
+                <w:rFonts w:ascii="Tahoma" w:hAnsi="Tahoma"/>
+                <w:color w:val="222222"/>
+                <w:sz w:val="18"/>
+              </w:rPr>
+              <w:t>No single day went over your daily budget.</w:t>
+              <w:br/>
+              <w:br/>
+              <w:t>Example: Only 2 of 10 days exceeded budget → 20 pts.</w:t>
+            </w:r>
+          </w:p>
+        </w:tc>
+        <w:tc>
+          <w:tcPr>
+            <w:tcW w:w="1200" w:type="dxa"/>
+            <w:shd w:val="clear" w:color="auto" w:fill="F5F5F5"/>
+          </w:tcPr>
+          <w:p>
+            <w:pPr>
+              <w:spacing w:before="60" w:after="60"/>
+              <w:jc w:val="left"/>
+            </w:pPr>
+            <w:r>
+              <w:rPr>
+                <w:rFonts w:ascii="Tahoma" w:hAnsi="Tahoma"/>
+                <w:color w:val="222222"/>
+                <w:sz w:val="18"/>
+              </w:rPr>
+              <w:t>25 pts</w:t>
+            </w:r>
+          </w:p>
+        </w:tc>
+      </w:tr>
+      <w:tr>
+        <w:tc>
+          <w:tcPr>
+            <w:tcW w:w="1500" w:type="dxa"/>
+            <w:shd w:val="clear" w:color="auto" w:fill="FFFFFF"/>
+          </w:tcPr>
+          <w:p>
+            <w:pPr>
+              <w:spacing w:before="60" w:after="60"/>
+              <w:jc w:val="left"/>
+            </w:pPr>
+            <w:r>
+              <w:rPr>
+                <w:rFonts w:ascii="Tahoma" w:hAnsi="Tahoma"/>
+                <w:color w:val="222222"/>
+                <w:sz w:val="18"/>
+              </w:rPr>
+              <w:t>3.  Budget Adherence</w:t>
+            </w:r>
+          </w:p>
+        </w:tc>
+        <w:tc>
+          <w:tcPr>
+            <w:tcW w:w="3600" w:type="dxa"/>
+            <w:shd w:val="clear" w:color="auto" w:fill="FFFFFF"/>
+          </w:tcPr>
+          <w:p>
+            <w:pPr>
+              <w:spacing w:before="60" w:after="60"/>
+              <w:jc w:val="left"/>
+            </w:pPr>
+            <w:r>
+              <w:rPr>
+                <w:rFonts w:ascii="Tahoma" w:hAnsi="Tahoma"/>
+                <w:color w:val="222222"/>
+                <w:sz w:val="18"/>
+              </w:rPr>
+              <w:t>Are most of your spending categories still within their set limits?</w:t>
+              <w:br/>
+              <w:br/>
+              <w:t>Formula: 25 × (categories on track ÷ total categories with a budget)</w:t>
+            </w:r>
+          </w:p>
+        </w:tc>
+        <w:tc>
+          <w:tcPr>
+            <w:tcW w:w="3400" w:type="dxa"/>
+            <w:shd w:val="clear" w:color="auto" w:fill="FFFFFF"/>
+          </w:tcPr>
+          <w:p>
+            <w:pPr>
+              <w:spacing w:before="60" w:after="60"/>
+              <w:jc w:val="left"/>
+            </w:pPr>
+            <w:r>
+              <w:rPr>
+                <w:rFonts w:ascii="Tahoma" w:hAnsi="Tahoma"/>
+                <w:color w:val="222222"/>
+                <w:sz w:val="18"/>
+              </w:rPr>
+              <w:t>All your category budgets are still on track.</w:t>
+              <w:br/>
+              <w:br/>
+              <w:t>Example: 3 of 4 budgets on track → 18.75 pts. No budgets set → full 25 pts.</w:t>
+            </w:r>
+          </w:p>
+        </w:tc>
+        <w:tc>
+          <w:tcPr>
+            <w:tcW w:w="1200" w:type="dxa"/>
+            <w:shd w:val="clear" w:color="auto" w:fill="FFFFFF"/>
+          </w:tcPr>
+          <w:p>
+            <w:pPr>
+              <w:spacing w:before="60" w:after="60"/>
+              <w:jc w:val="left"/>
+            </w:pPr>
+            <w:r>
+              <w:rPr>
+                <w:rFonts w:ascii="Tahoma" w:hAnsi="Tahoma"/>
+                <w:color w:val="222222"/>
+                <w:sz w:val="18"/>
+              </w:rPr>
+              <w:t>25 pts</w:t>
+            </w:r>
+          </w:p>
+        </w:tc>
+      </w:tr>
+      <w:tr>
+        <w:tc>
+          <w:tcPr>
+            <w:tcW w:w="1500" w:type="dxa"/>
+            <w:shd w:val="clear" w:color="auto" w:fill="F5F5F5"/>
+          </w:tcPr>
+          <w:p>
+            <w:pPr>
+              <w:spacing w:before="60" w:after="60"/>
+              <w:jc w:val="left"/>
+            </w:pPr>
+            <w:r>
+              <w:rPr>
+                <w:rFonts w:ascii="Tahoma" w:hAnsi="Tahoma"/>
+                <w:color w:val="222222"/>
+                <w:sz w:val="18"/>
+              </w:rPr>
+              <w:t>4.  Logging Consistency</w:t>
+            </w:r>
+          </w:p>
+        </w:tc>
+        <w:tc>
+          <w:tcPr>
+            <w:tcW w:w="3600" w:type="dxa"/>
+            <w:shd w:val="clear" w:color="auto" w:fill="F5F5F5"/>
+          </w:tcPr>
+          <w:p>
+            <w:pPr>
+              <w:spacing w:before="60" w:after="60"/>
+              <w:jc w:val="left"/>
+            </w:pPr>
+            <w:r>
+              <w:rPr>
+                <w:rFonts w:ascii="Tahoma" w:hAnsi="Tahoma"/>
+                <w:color w:val="222222"/>
+                <w:sz w:val="18"/>
+              </w:rPr>
+              <w:t>Are you recording your expenses regularly this month?</w:t>
+              <w:br/>
+              <w:br/>
+              <w:t>Formula: 25 × (days you logged ÷ days that have passed this month)</w:t>
+            </w:r>
+          </w:p>
+        </w:tc>
+        <w:tc>
+          <w:tcPr>
+            <w:tcW w:w="3400" w:type="dxa"/>
+            <w:shd w:val="clear" w:color="auto" w:fill="F5F5F5"/>
+          </w:tcPr>
+          <w:p>
+            <w:pPr>
+              <w:spacing w:before="60" w:after="60"/>
+              <w:jc w:val="left"/>
+            </w:pPr>
+            <w:r>
+              <w:rPr>
+                <w:rFonts w:ascii="Tahoma" w:hAnsi="Tahoma"/>
+                <w:color w:val="222222"/>
+                <w:sz w:val="18"/>
+              </w:rPr>
+              <w:t>You logged at least one expense every day so far.</w:t>
+              <w:br/>
+              <w:br/>
+              <w:t>Example: Logged 8 of 10 days → 20 pts.</w:t>
+            </w:r>
+          </w:p>
+        </w:tc>
+        <w:tc>
+          <w:tcPr>
+            <w:tcW w:w="1200" w:type="dxa"/>
+            <w:shd w:val="clear" w:color="auto" w:fill="F5F5F5"/>
+          </w:tcPr>
+          <w:p>
+            <w:pPr>
+              <w:spacing w:before="60" w:after="60"/>
+              <w:jc w:val="left"/>
+            </w:pPr>
+            <w:r>
+              <w:rPr>
+                <w:rFonts w:ascii="Tahoma" w:hAnsi="Tahoma"/>
+                <w:color w:val="222222"/>
+                <w:sz w:val="18"/>
+              </w:rPr>
+              <w:t>25 pts</w:t>
+            </w:r>
+          </w:p>
+        </w:tc>
+      </w:tr>
+    </w:tbl>
+    <w:p>
+      <w:pPr>
+        <w:spacing w:after="80"/>
+      </w:pPr>
+    </w:p>
+    <w:p>
+      <w:pPr>
+        <w:spacing w:before="40" w:after="60"/>
+      </w:pPr>
+      <w:r>
+        <w:rPr>
+          <w:rFonts w:ascii="Tahoma" w:hAnsi="Tahoma"/>
+          <w:b w:val="0"/>
+          <w:i/>
+          <w:color w:val="666666"/>
+          <w:sz w:val="18"/>
+        </w:rPr>
+        <w:t>Total score = Component 1 + 2 + 3 + 4. Maximum = 100. The score resets at the start of each month.</w:t>
+      </w:r>
+    </w:p>
+    <w:p>
+      <w:pPr>
+        <w:spacing w:before="200" w:after="40"/>
+      </w:pPr>
+      <w:r>
+        <w:rPr>
+          <w:rFonts w:ascii="Tahoma" w:hAnsi="Tahoma"/>
+          <w:b/>
+          <w:i w:val="0"/>
+          <w:color w:val="1A6B3A"/>
+          <w:sz w:val="19"/>
+        </w:rPr>
+        <w:t>VERSION 2 — Lightweight Mode  (for students, freelancers, or anyone without a fixed income)</w:t>
+      </w:r>
+    </w:p>
+    <w:p>
+      <w:pPr>
+        <w:spacing w:before="0" w:after="60"/>
+      </w:pPr>
+      <w:r>
+        <w:rPr>
+          <w:rFonts w:ascii="Tahoma" w:hAnsi="Tahoma"/>
+          <w:b w:val="0"/>
+          <w:i w:val="0"/>
+          <w:color w:val="666666"/>
+          <w:sz w:val="18"/>
+        </w:rPr>
+        <w:t>Not everyone has a fixed monthly income — students get an allowance, freelancers earn irregularly, some users simply prefer not to enter income. The Lightweight version removes income-based components and focuses entirely on spending habits.</w:t>
+      </w:r>
+    </w:p>
+    <w:tbl>
+      <w:tblPr>
+        <w:tblLook w:firstColumn="1" w:firstRow="1" w:lastColumn="0" w:lastRow="0" w:noHBand="0" w:noVBand="1" w:val="04A0"/>
+        <w:tblW w:w="10224" w:type="dxa"/>
+        <w:jc w:val="left"/>
+        <w:tblBorders>
+          <w:top w:val="single" w:sz="4" w:space="0" w:color="BBBBBB"/>
+          <w:left w:val="single" w:sz="4" w:space="0" w:color="BBBBBB"/>
+          <w:bottom w:val="single" w:sz="4" w:space="0" w:color="BBBBBB"/>
+          <w:right w:val="single" w:sz="4" w:space="0" w:color="BBBBBB"/>
+          <w:insideH w:val="single" w:sz="4" w:space="0" w:color="BBBBBB"/>
+          <w:insideV w:val="single" w:sz="4" w:space="0" w:color="BBBBBB"/>
+        </w:tblBorders>
+      </w:tblPr>
+      <w:tblGrid>
+        <w:gridCol w:w="2520"/>
+        <w:gridCol w:w="2520"/>
+        <w:gridCol w:w="2520"/>
+        <w:gridCol w:w="2520"/>
+      </w:tblGrid>
+      <w:tr>
+        <w:tc>
+          <w:tcPr>
+            <w:tcW w:w="1500" w:type="dxa"/>
+            <w:shd w:val="clear" w:color="auto" w:fill="1A6B3A"/>
           </w:tcPr>
           <w:p>
             <w:pPr>
@@ -347,7 +1642,70 @@
                 <w:color w:val="FFFFFF"/>
                 <w:sz w:val="18"/>
               </w:rPr>
-              <w:t>How SmartSpend Uses It</w:t>
+              <w:t>Component</w:t>
+            </w:r>
+          </w:p>
+        </w:tc>
+        <w:tc>
+          <w:tcPr>
+            <w:tcW w:w="3600" w:type="dxa"/>
+            <w:shd w:val="clear" w:color="auto" w:fill="1A6B3A"/>
+          </w:tcPr>
+          <w:p>
+            <w:pPr>
+              <w:spacing w:before="60" w:after="60"/>
+              <w:jc w:val="center"/>
+            </w:pPr>
+            <w:r>
+              <w:rPr>
+                <w:rFonts w:ascii="Tahoma" w:hAnsi="Tahoma"/>
+                <w:b/>
+                <w:color w:val="FFFFFF"/>
+                <w:sz w:val="18"/>
+              </w:rPr>
+              <w:t>Simple Question It Answers</w:t>
+            </w:r>
+          </w:p>
+        </w:tc>
+        <w:tc>
+          <w:tcPr>
+            <w:tcW w:w="3400" w:type="dxa"/>
+            <w:shd w:val="clear" w:color="auto" w:fill="1A6B3A"/>
+          </w:tcPr>
+          <w:p>
+            <w:pPr>
+              <w:spacing w:before="60" w:after="60"/>
+              <w:jc w:val="center"/>
+            </w:pPr>
+            <w:r>
+              <w:rPr>
+                <w:rFonts w:ascii="Tahoma" w:hAnsi="Tahoma"/>
+                <w:b/>
+                <w:color w:val="FFFFFF"/>
+                <w:sz w:val="18"/>
+              </w:rPr>
+              <w:t>Full Score When…</w:t>
+            </w:r>
+          </w:p>
+        </w:tc>
+        <w:tc>
+          <w:tcPr>
+            <w:tcW w:w="1200" w:type="dxa"/>
+            <w:shd w:val="clear" w:color="auto" w:fill="1A6B3A"/>
+          </w:tcPr>
+          <w:p>
+            <w:pPr>
+              <w:spacing w:before="60" w:after="60"/>
+              <w:jc w:val="center"/>
+            </w:pPr>
+            <w:r>
+              <w:rPr>
+                <w:rFonts w:ascii="Tahoma" w:hAnsi="Tahoma"/>
+                <w:b/>
+                <w:color w:val="FFFFFF"/>
+                <w:sz w:val="18"/>
+              </w:rPr>
+              <w:t>Points</w:t>
             </w:r>
           </w:p>
         </w:tc>
@@ -355,7 +1713,7 @@
       <w:tr>
         <w:tc>
           <w:tcPr>
-            <w:tcW w:w="1700" w:type="dxa"/>
+            <w:tcW w:w="1500" w:type="dxa"/>
             <w:shd w:val="clear" w:color="auto" w:fill="FFFFFF"/>
           </w:tcPr>
           <w:p>
@@ -367,15 +1725,15 @@
               <w:rPr>
                 <w:rFonts w:ascii="Tahoma" w:hAnsi="Tahoma"/>
                 <w:color w:val="222222"/>
-                <w:sz w:val="17"/>
+                <w:sz w:val="18"/>
               </w:rPr>
-              <w:t>FinHealth Score® Toolkit</w:t>
+              <w:t>1.  Spending Restraint</w:t>
             </w:r>
           </w:p>
         </w:tc>
         <w:tc>
           <w:tcPr>
-            <w:tcW w:w="1400" w:type="dxa"/>
+            <w:tcW w:w="3600" w:type="dxa"/>
             <w:shd w:val="clear" w:color="auto" w:fill="FFFFFF"/>
           </w:tcPr>
           <w:p>
@@ -387,15 +1745,18 @@
               <w:rPr>
                 <w:rFonts w:ascii="Tahoma" w:hAnsi="Tahoma"/>
                 <w:color w:val="222222"/>
-                <w:sz w:val="17"/>
+                <w:sz w:val="18"/>
               </w:rPr>
-              <w:t>Financial Health Network</w:t>
+              <w:t>Are you staying within the spending limit you set for yourself?</w:t>
+              <w:br/>
+              <w:br/>
+              <w:t>Formula: Full 25 pts when spending ≤80% of your self-set limit. Drops if exceeded.</w:t>
             </w:r>
           </w:p>
         </w:tc>
         <w:tc>
           <w:tcPr>
-            <w:tcW w:w="700" w:type="dxa"/>
+            <w:tcW w:w="3400" w:type="dxa"/>
             <w:shd w:val="clear" w:color="auto" w:fill="FFFFFF"/>
           </w:tcPr>
           <w:p>
@@ -407,15 +1768,18 @@
               <w:rPr>
                 <w:rFonts w:ascii="Tahoma" w:hAnsi="Tahoma"/>
                 <w:color w:val="222222"/>
-                <w:sz w:val="17"/>
+                <w:sz w:val="18"/>
               </w:rPr>
-              <w:t>2021 / 2026</w:t>
+              <w:t>You stayed within 80% of your limit.</w:t>
+              <w:br/>
+              <w:br/>
+              <w:t>If no limit is set, the score uses your Want/Need spending ratio instead.</w:t>
             </w:r>
           </w:p>
         </w:tc>
         <w:tc>
           <w:tcPr>
-            <w:tcW w:w="3300" w:type="dxa"/>
+            <w:tcW w:w="1200" w:type="dxa"/>
             <w:shd w:val="clear" w:color="auto" w:fill="FFFFFF"/>
           </w:tcPr>
           <w:p>
@@ -427,15 +1791,102 @@
               <w:rPr>
                 <w:rFonts w:ascii="Tahoma" w:hAnsi="Tahoma"/>
                 <w:color w:val="222222"/>
-                <w:sz w:val="17"/>
+                <w:sz w:val="18"/>
               </w:rPr>
-              <w:t>4 pillars: Spend, Save, Borrow, Plan &amp; Protect — 8 behavioral indicators. Produces a 0–100 score.</w:t>
+              <w:t>25 pts</w:t>
+            </w:r>
+          </w:p>
+        </w:tc>
+      </w:tr>
+      <w:tr>
+        <w:tc>
+          <w:tcPr>
+            <w:tcW w:w="1500" w:type="dxa"/>
+            <w:shd w:val="clear" w:color="auto" w:fill="F5F5F5"/>
+          </w:tcPr>
+          <w:p>
+            <w:pPr>
+              <w:spacing w:before="60" w:after="60"/>
+              <w:jc w:val="left"/>
+            </w:pPr>
+            <w:r>
+              <w:rPr>
+                <w:rFonts w:ascii="Tahoma" w:hAnsi="Tahoma"/>
+                <w:color w:val="222222"/>
+                <w:sz w:val="18"/>
+              </w:rPr>
+              <w:t>2.  Logging Consistency</w:t>
             </w:r>
           </w:p>
         </w:tc>
         <w:tc>
           <w:tcPr>
-            <w:tcW w:w="3124" w:type="dxa"/>
+            <w:tcW w:w="3600" w:type="dxa"/>
+            <w:shd w:val="clear" w:color="auto" w:fill="F5F5F5"/>
+          </w:tcPr>
+          <w:p>
+            <w:pPr>
+              <w:spacing w:before="60" w:after="60"/>
+              <w:jc w:val="left"/>
+            </w:pPr>
+            <w:r>
+              <w:rPr>
+                <w:rFonts w:ascii="Tahoma" w:hAnsi="Tahoma"/>
+                <w:color w:val="222222"/>
+                <w:sz w:val="18"/>
+              </w:rPr>
+              <w:t>Are you recording your expenses regularly?</w:t>
+              <w:br/>
+              <w:br/>
+              <w:t>Same formula as Full Mode.</w:t>
+            </w:r>
+          </w:p>
+        </w:tc>
+        <w:tc>
+          <w:tcPr>
+            <w:tcW w:w="3400" w:type="dxa"/>
+            <w:shd w:val="clear" w:color="auto" w:fill="F5F5F5"/>
+          </w:tcPr>
+          <w:p>
+            <w:pPr>
+              <w:spacing w:before="60" w:after="60"/>
+              <w:jc w:val="left"/>
+            </w:pPr>
+            <w:r>
+              <w:rPr>
+                <w:rFonts w:ascii="Tahoma" w:hAnsi="Tahoma"/>
+                <w:color w:val="222222"/>
+                <w:sz w:val="18"/>
+              </w:rPr>
+              <w:t>You logged expenses every day.</w:t>
+            </w:r>
+          </w:p>
+        </w:tc>
+        <w:tc>
+          <w:tcPr>
+            <w:tcW w:w="1200" w:type="dxa"/>
+            <w:shd w:val="clear" w:color="auto" w:fill="F5F5F5"/>
+          </w:tcPr>
+          <w:p>
+            <w:pPr>
+              <w:spacing w:before="60" w:after="60"/>
+              <w:jc w:val="left"/>
+            </w:pPr>
+            <w:r>
+              <w:rPr>
+                <w:rFonts w:ascii="Tahoma" w:hAnsi="Tahoma"/>
+                <w:color w:val="222222"/>
+                <w:sz w:val="18"/>
+              </w:rPr>
+              <w:t>25 pts</w:t>
+            </w:r>
+          </w:p>
+        </w:tc>
+      </w:tr>
+      <w:tr>
+        <w:tc>
+          <w:tcPr>
+            <w:tcW w:w="1500" w:type="dxa"/>
             <w:shd w:val="clear" w:color="auto" w:fill="FFFFFF"/>
           </w:tcPr>
           <w:p>
@@ -447,9 +1898,75 @@
               <w:rPr>
                 <w:rFonts w:ascii="Tahoma" w:hAnsi="Tahoma"/>
                 <w:color w:val="222222"/>
-                <w:sz w:val="17"/>
+                <w:sz w:val="18"/>
               </w:rPr>
-              <w:t>Primary inspiration. Our Savings Rate component maps directly to the Save pillar; Overspend Control maps to the Spend pillar.</w:t>
+              <w:t>3.  Category Balance</w:t>
+            </w:r>
+          </w:p>
+        </w:tc>
+        <w:tc>
+          <w:tcPr>
+            <w:tcW w:w="3600" w:type="dxa"/>
+            <w:shd w:val="clear" w:color="auto" w:fill="FFFFFF"/>
+          </w:tcPr>
+          <w:p>
+            <w:pPr>
+              <w:spacing w:before="60" w:after="60"/>
+              <w:jc w:val="left"/>
+            </w:pPr>
+            <w:r>
+              <w:rPr>
+                <w:rFonts w:ascii="Tahoma" w:hAnsi="Tahoma"/>
+                <w:color w:val="222222"/>
+                <w:sz w:val="18"/>
+              </w:rPr>
+              <w:t>Is your spending spread across different categories, or is one category eating everything?</w:t>
+              <w:br/>
+              <w:br/>
+              <w:t>Formula: Full 25 pts when no single category is more than 40% of total spending.</w:t>
+            </w:r>
+          </w:p>
+        </w:tc>
+        <w:tc>
+          <w:tcPr>
+            <w:tcW w:w="3400" w:type="dxa"/>
+            <w:shd w:val="clear" w:color="auto" w:fill="FFFFFF"/>
+          </w:tcPr>
+          <w:p>
+            <w:pPr>
+              <w:spacing w:before="60" w:after="60"/>
+              <w:jc w:val="left"/>
+            </w:pPr>
+            <w:r>
+              <w:rPr>
+                <w:rFonts w:ascii="Tahoma" w:hAnsi="Tahoma"/>
+                <w:color w:val="222222"/>
+                <w:sz w:val="18"/>
+              </w:rPr>
+              <w:t>Your spending is spread across multiple categories.</w:t>
+              <w:br/>
+              <w:br/>
+              <w:t>Example: Food = 35% → 25 pts. Food = 80% → score drops.</w:t>
+            </w:r>
+          </w:p>
+        </w:tc>
+        <w:tc>
+          <w:tcPr>
+            <w:tcW w:w="1200" w:type="dxa"/>
+            <w:shd w:val="clear" w:color="auto" w:fill="FFFFFF"/>
+          </w:tcPr>
+          <w:p>
+            <w:pPr>
+              <w:spacing w:before="60" w:after="60"/>
+              <w:jc w:val="left"/>
+            </w:pPr>
+            <w:r>
+              <w:rPr>
+                <w:rFonts w:ascii="Tahoma" w:hAnsi="Tahoma"/>
+                <w:color w:val="222222"/>
+                <w:sz w:val="18"/>
+              </w:rPr>
+              <w:t>25 pts</w:t>
             </w:r>
           </w:p>
         </w:tc>
@@ -457,7 +1974,7 @@
       <w:tr>
         <w:tc>
           <w:tcPr>
-            <w:tcW w:w="1700" w:type="dxa"/>
+            <w:tcW w:w="1500" w:type="dxa"/>
             <w:shd w:val="clear" w:color="auto" w:fill="F5F5F5"/>
           </w:tcPr>
           <w:p>
@@ -469,15 +1986,15 @@
               <w:rPr>
                 <w:rFonts w:ascii="Tahoma" w:hAnsi="Tahoma"/>
                 <w:color w:val="222222"/>
-                <w:sz w:val="17"/>
+                <w:sz w:val="18"/>
               </w:rPr>
-              <w:t>UNSGSA Financial Health Measurement Framework</w:t>
+              <w:t>4.  Habit Streak</w:t>
             </w:r>
           </w:p>
         </w:tc>
         <w:tc>
           <w:tcPr>
-            <w:tcW w:w="1400" w:type="dxa"/>
+            <w:tcW w:w="3600" w:type="dxa"/>
             <w:shd w:val="clear" w:color="auto" w:fill="F5F5F5"/>
           </w:tcPr>
           <w:p>
@@ -489,15 +2006,18 @@
               <w:rPr>
                 <w:rFonts w:ascii="Tahoma" w:hAnsi="Tahoma"/>
                 <w:color w:val="222222"/>
-                <w:sz w:val="17"/>
+                <w:sz w:val="18"/>
               </w:rPr>
-              <w:t>United Nations SGSA</w:t>
+              <w:t>How many consecutive days have you logged an expense?</w:t>
+              <w:br/>
+              <w:br/>
+              <w:t>Formula: 25 × (your streak ÷ 14 days). Full score at 14-day streak.</w:t>
             </w:r>
           </w:p>
         </w:tc>
         <w:tc>
           <w:tcPr>
-            <w:tcW w:w="700" w:type="dxa"/>
+            <w:tcW w:w="3400" w:type="dxa"/>
             <w:shd w:val="clear" w:color="auto" w:fill="F5F5F5"/>
           </w:tcPr>
           <w:p>
@@ -509,15 +2029,15 @@
               <w:rPr>
                 <w:rFonts w:ascii="Tahoma" w:hAnsi="Tahoma"/>
                 <w:color w:val="222222"/>
-                <w:sz w:val="17"/>
+                <w:sz w:val="18"/>
               </w:rPr>
-              <w:t>2021</w:t>
+              <w:t>You have logged something every day for 14+ consecutive days.</w:t>
             </w:r>
           </w:p>
         </w:tc>
         <w:tc>
           <w:tcPr>
-            <w:tcW w:w="3300" w:type="dxa"/>
+            <w:tcW w:w="1200" w:type="dxa"/>
             <w:shd w:val="clear" w:color="auto" w:fill="F5F5F5"/>
           </w:tcPr>
           <w:p>
@@ -529,743 +2049,9 @@
               <w:rPr>
                 <w:rFonts w:ascii="Tahoma" w:hAnsi="Tahoma"/>
                 <w:color w:val="222222"/>
-                <w:sz w:val="17"/>
+                <w:sz w:val="18"/>
               </w:rPr>
-              <w:t>Defines financial health as: meeting current obligations, feeling secure, and having freedom of financial choice.</w:t>
-            </w:r>
-          </w:p>
-        </w:tc>
-        <w:tc>
-          <w:tcPr>
-            <w:tcW w:w="3124" w:type="dxa"/>
-            <w:shd w:val="clear" w:color="auto" w:fill="F5F5F5"/>
-          </w:tcPr>
-          <w:p>
-            <w:pPr>
-              <w:spacing w:before="60" w:after="60"/>
-              <w:jc w:val="left"/>
-            </w:pPr>
-            <w:r>
-              <w:rPr>
-                <w:rFonts w:ascii="Tahoma" w:hAnsi="Tahoma"/>
-                <w:color w:val="222222"/>
-                <w:sz w:val="17"/>
-              </w:rPr>
-              <w:t>Cited in Chapter 3 as the international framework our FHS is "informed by." The 4-component structure reflects UNSGSA's Spend-Save-Plan emphasis.</w:t>
-            </w:r>
-          </w:p>
-        </w:tc>
-      </w:tr>
-      <w:tr>
-        <w:tc>
-          <w:tcPr>
-            <w:tcW w:w="1700" w:type="dxa"/>
-            <w:shd w:val="clear" w:color="auto" w:fill="FFFFFF"/>
-          </w:tcPr>
-          <w:p>
-            <w:pPr>
-              <w:spacing w:before="60" w:after="60"/>
-              <w:jc w:val="left"/>
-            </w:pPr>
-            <w:r>
-              <w:rPr>
-                <w:rFonts w:ascii="Tahoma" w:hAnsi="Tahoma"/>
-                <w:color w:val="222222"/>
-                <w:sz w:val="17"/>
-              </w:rPr>
-              <w:t>CFPB Financial Well-Being Scale</w:t>
-            </w:r>
-          </w:p>
-        </w:tc>
-        <w:tc>
-          <w:tcPr>
-            <w:tcW w:w="1400" w:type="dxa"/>
-            <w:shd w:val="clear" w:color="auto" w:fill="FFFFFF"/>
-          </w:tcPr>
-          <w:p>
-            <w:pPr>
-              <w:spacing w:before="60" w:after="60"/>
-              <w:jc w:val="left"/>
-            </w:pPr>
-            <w:r>
-              <w:rPr>
-                <w:rFonts w:ascii="Tahoma" w:hAnsi="Tahoma"/>
-                <w:color w:val="222222"/>
-                <w:sz w:val="17"/>
-              </w:rPr>
-              <w:t>Consumer Financial Protection Bureau (USA)</w:t>
-            </w:r>
-          </w:p>
-        </w:tc>
-        <w:tc>
-          <w:tcPr>
-            <w:tcW w:w="700" w:type="dxa"/>
-            <w:shd w:val="clear" w:color="auto" w:fill="FFFFFF"/>
-          </w:tcPr>
-          <w:p>
-            <w:pPr>
-              <w:spacing w:before="60" w:after="60"/>
-              <w:jc w:val="left"/>
-            </w:pPr>
-            <w:r>
-              <w:rPr>
-                <w:rFonts w:ascii="Tahoma" w:hAnsi="Tahoma"/>
-                <w:color w:val="222222"/>
-                <w:sz w:val="17"/>
-              </w:rPr>
-              <w:t>2017</w:t>
-            </w:r>
-          </w:p>
-        </w:tc>
-        <w:tc>
-          <w:tcPr>
-            <w:tcW w:w="3300" w:type="dxa"/>
-            <w:shd w:val="clear" w:color="auto" w:fill="FFFFFF"/>
-          </w:tcPr>
-          <w:p>
-            <w:pPr>
-              <w:spacing w:before="60" w:after="60"/>
-              <w:jc w:val="left"/>
-            </w:pPr>
-            <w:r>
-              <w:rPr>
-                <w:rFonts w:ascii="Tahoma" w:hAnsi="Tahoma"/>
-                <w:color w:val="222222"/>
-                <w:sz w:val="17"/>
-              </w:rPr>
-              <w:t>10-item survey producing a 0–100 score. Validated across large US samples.</w:t>
-            </w:r>
-          </w:p>
-        </w:tc>
-        <w:tc>
-          <w:tcPr>
-            <w:tcW w:w="3124" w:type="dxa"/>
-            <w:shd w:val="clear" w:color="auto" w:fill="FFFFFF"/>
-          </w:tcPr>
-          <w:p>
-            <w:pPr>
-              <w:spacing w:before="60" w:after="60"/>
-              <w:jc w:val="left"/>
-            </w:pPr>
-            <w:r>
-              <w:rPr>
-                <w:rFonts w:ascii="Tahoma" w:hAnsi="Tahoma"/>
-                <w:color w:val="222222"/>
-                <w:sz w:val="17"/>
-              </w:rPr>
-              <w:t>Provides the validated 0–100 scale concept and the definition of financial well-being. SmartSpend replicates the range but uses a transaction-derived Observed FHI — the CFPB scale is a subjective survey instrument and does NOT validate SmartSpend's formula directly.</w:t>
-            </w:r>
-          </w:p>
-        </w:tc>
-      </w:tr>
-      <w:tr>
-        <w:tc>
-          <w:tcPr>
-            <w:tcW w:w="1700" w:type="dxa"/>
-            <w:shd w:val="clear" w:color="auto" w:fill="F5F5F5"/>
-          </w:tcPr>
-          <w:p>
-            <w:pPr>
-              <w:spacing w:before="60" w:after="60"/>
-              <w:jc w:val="left"/>
-            </w:pPr>
-            <w:r>
-              <w:rPr>
-                <w:rFonts w:ascii="Tahoma" w:hAnsi="Tahoma"/>
-                <w:color w:val="222222"/>
-                <w:sz w:val="17"/>
-              </w:rPr>
-              <w:t>CBA-MI Observed Financial Well-Being Scale</w:t>
-            </w:r>
-          </w:p>
-        </w:tc>
-        <w:tc>
-          <w:tcPr>
-            <w:tcW w:w="1400" w:type="dxa"/>
-            <w:shd w:val="clear" w:color="auto" w:fill="F5F5F5"/>
-          </w:tcPr>
-          <w:p>
-            <w:pPr>
-              <w:spacing w:before="60" w:after="60"/>
-              <w:jc w:val="left"/>
-            </w:pPr>
-            <w:r>
-              <w:rPr>
-                <w:rFonts w:ascii="Tahoma" w:hAnsi="Tahoma"/>
-                <w:color w:val="222222"/>
-                <w:sz w:val="17"/>
-              </w:rPr>
-              <w:t>Commonwealth Bank of Australia &amp; Melbourne Institute</w:t>
-            </w:r>
-          </w:p>
-        </w:tc>
-        <w:tc>
-          <w:tcPr>
-            <w:tcW w:w="700" w:type="dxa"/>
-            <w:shd w:val="clear" w:color="auto" w:fill="F5F5F5"/>
-          </w:tcPr>
-          <w:p>
-            <w:pPr>
-              <w:spacing w:before="60" w:after="60"/>
-              <w:jc w:val="left"/>
-            </w:pPr>
-            <w:r>
-              <w:rPr>
-                <w:rFonts w:ascii="Tahoma" w:hAnsi="Tahoma"/>
-                <w:color w:val="222222"/>
-                <w:sz w:val="17"/>
-              </w:rPr>
-              <w:t>2018</w:t>
-            </w:r>
-          </w:p>
-        </w:tc>
-        <w:tc>
-          <w:tcPr>
-            <w:tcW w:w="3300" w:type="dxa"/>
-            <w:shd w:val="clear" w:color="auto" w:fill="F5F5F5"/>
-          </w:tcPr>
-          <w:p>
-            <w:pPr>
-              <w:spacing w:before="60" w:after="60"/>
-              <w:jc w:val="left"/>
-            </w:pPr>
-            <w:r>
-              <w:rPr>
-                <w:rFonts w:ascii="Tahoma" w:hAnsi="Tahoma"/>
-                <w:color w:val="222222"/>
-                <w:sz w:val="17"/>
-              </w:rPr>
-              <w:t>Dual-scale model: Reported (subjective, survey-based) vs Observed (administrative/transaction-derived) financial health indicators.</w:t>
-            </w:r>
-          </w:p>
-        </w:tc>
-        <w:tc>
-          <w:tcPr>
-            <w:tcW w:w="3124" w:type="dxa"/>
-            <w:shd w:val="clear" w:color="auto" w:fill="F5F5F5"/>
-          </w:tcPr>
-          <w:p>
-            <w:pPr>
-              <w:spacing w:before="60" w:after="60"/>
-              <w:jc w:val="left"/>
-            </w:pPr>
-            <w:r>
-              <w:rPr>
-                <w:rFonts w:ascii="Tahoma" w:hAnsi="Tahoma"/>
-                <w:color w:val="222222"/>
-                <w:sz w:val="17"/>
-              </w:rPr>
-              <w:t>SmartSpend's FHS is formally a Prototype Observed FHI per this framework — objective, transaction-derived, not a psychometric survey.</w:t>
-            </w:r>
-          </w:p>
-        </w:tc>
-      </w:tr>
-      <w:tr>
-        <w:tc>
-          <w:tcPr>
-            <w:tcW w:w="1700" w:type="dxa"/>
-            <w:shd w:val="clear" w:color="auto" w:fill="FFFFFF"/>
-          </w:tcPr>
-          <w:p>
-            <w:pPr>
-              <w:spacing w:before="60" w:after="60"/>
-              <w:jc w:val="left"/>
-            </w:pPr>
-            <w:r>
-              <w:rPr>
-                <w:rFonts w:ascii="Tahoma" w:hAnsi="Tahoma"/>
-                <w:color w:val="222222"/>
-                <w:sz w:val="17"/>
-              </w:rPr>
-              <w:t>50/30/20 Budgeting Rule</w:t>
-            </w:r>
-          </w:p>
-        </w:tc>
-        <w:tc>
-          <w:tcPr>
-            <w:tcW w:w="1400" w:type="dxa"/>
-            <w:shd w:val="clear" w:color="auto" w:fill="FFFFFF"/>
-          </w:tcPr>
-          <w:p>
-            <w:pPr>
-              <w:spacing w:before="60" w:after="60"/>
-              <w:jc w:val="left"/>
-            </w:pPr>
-            <w:r>
-              <w:rPr>
-                <w:rFonts w:ascii="Tahoma" w:hAnsi="Tahoma"/>
-                <w:color w:val="222222"/>
-                <w:sz w:val="17"/>
-              </w:rPr>
-              <w:t>Warren &amp; Tyagi (2005)</w:t>
-            </w:r>
-          </w:p>
-        </w:tc>
-        <w:tc>
-          <w:tcPr>
-            <w:tcW w:w="700" w:type="dxa"/>
-            <w:shd w:val="clear" w:color="auto" w:fill="FFFFFF"/>
-          </w:tcPr>
-          <w:p>
-            <w:pPr>
-              <w:spacing w:before="60" w:after="60"/>
-              <w:jc w:val="left"/>
-            </w:pPr>
-            <w:r>
-              <w:rPr>
-                <w:rFonts w:ascii="Tahoma" w:hAnsi="Tahoma"/>
-                <w:color w:val="222222"/>
-                <w:sz w:val="17"/>
-              </w:rPr>
-              <w:t>2005</w:t>
-            </w:r>
-          </w:p>
-        </w:tc>
-        <w:tc>
-          <w:tcPr>
-            <w:tcW w:w="3300" w:type="dxa"/>
-            <w:shd w:val="clear" w:color="auto" w:fill="FFFFFF"/>
-          </w:tcPr>
-          <w:p>
-            <w:pPr>
-              <w:spacing w:before="60" w:after="60"/>
-              <w:jc w:val="left"/>
-            </w:pPr>
-            <w:r>
-              <w:rPr>
-                <w:rFonts w:ascii="Tahoma" w:hAnsi="Tahoma"/>
-                <w:color w:val="222222"/>
-                <w:sz w:val="17"/>
-              </w:rPr>
-              <w:t>Allocate 50% of income to Needs, 30% to Wants, 20% to Savings. Simple, widely-cited rule.</w:t>
-            </w:r>
-          </w:p>
-        </w:tc>
-        <w:tc>
-          <w:tcPr>
-            <w:tcW w:w="3124" w:type="dxa"/>
-            <w:shd w:val="clear" w:color="auto" w:fill="FFFFFF"/>
-          </w:tcPr>
-          <w:p>
-            <w:pPr>
-              <w:spacing w:before="60" w:after="60"/>
-              <w:jc w:val="left"/>
-            </w:pPr>
-            <w:r>
-              <w:rPr>
-                <w:rFonts w:ascii="Tahoma" w:hAnsi="Tahoma"/>
-                <w:color w:val="222222"/>
-                <w:sz w:val="17"/>
-              </w:rPr>
-              <w:t>The 20% savings target is the benchmark for our Savings Rate component (full 25 pts when saving ≥20%).</w:t>
-            </w:r>
-          </w:p>
-        </w:tc>
-      </w:tr>
-      <w:tr>
-        <w:tc>
-          <w:tcPr>
-            <w:tcW w:w="1700" w:type="dxa"/>
-            <w:shd w:val="clear" w:color="auto" w:fill="F5F5F5"/>
-          </w:tcPr>
-          <w:p>
-            <w:pPr>
-              <w:spacing w:before="60" w:after="60"/>
-              <w:jc w:val="left"/>
-            </w:pPr>
-            <w:r>
-              <w:rPr>
-                <w:rFonts w:ascii="Tahoma" w:hAnsi="Tahoma"/>
-                <w:color w:val="222222"/>
-                <w:sz w:val="17"/>
-              </w:rPr>
-              <w:t>Zero-Based Budgeting</w:t>
-            </w:r>
-          </w:p>
-        </w:tc>
-        <w:tc>
-          <w:tcPr>
-            <w:tcW w:w="1400" w:type="dxa"/>
-            <w:shd w:val="clear" w:color="auto" w:fill="F5F5F5"/>
-          </w:tcPr>
-          <w:p>
-            <w:pPr>
-              <w:spacing w:before="60" w:after="60"/>
-              <w:jc w:val="left"/>
-            </w:pPr>
-            <w:r>
-              <w:rPr>
-                <w:rFonts w:ascii="Tahoma" w:hAnsi="Tahoma"/>
-                <w:color w:val="222222"/>
-                <w:sz w:val="17"/>
-              </w:rPr>
-              <w:t>Ramsey (2003)</w:t>
-            </w:r>
-          </w:p>
-        </w:tc>
-        <w:tc>
-          <w:tcPr>
-            <w:tcW w:w="700" w:type="dxa"/>
-            <w:shd w:val="clear" w:color="auto" w:fill="F5F5F5"/>
-          </w:tcPr>
-          <w:p>
-            <w:pPr>
-              <w:spacing w:before="60" w:after="60"/>
-              <w:jc w:val="left"/>
-            </w:pPr>
-            <w:r>
-              <w:rPr>
-                <w:rFonts w:ascii="Tahoma" w:hAnsi="Tahoma"/>
-                <w:color w:val="222222"/>
-                <w:sz w:val="17"/>
-              </w:rPr>
-              <w:t>2003</w:t>
-            </w:r>
-          </w:p>
-        </w:tc>
-        <w:tc>
-          <w:tcPr>
-            <w:tcW w:w="3300" w:type="dxa"/>
-            <w:shd w:val="clear" w:color="auto" w:fill="F5F5F5"/>
-          </w:tcPr>
-          <w:p>
-            <w:pPr>
-              <w:spacing w:before="60" w:after="60"/>
-              <w:jc w:val="left"/>
-            </w:pPr>
-            <w:r>
-              <w:rPr>
-                <w:rFonts w:ascii="Tahoma" w:hAnsi="Tahoma"/>
-                <w:color w:val="222222"/>
-                <w:sz w:val="17"/>
-              </w:rPr>
-              <w:t>Assign every peso a purpose. Category budgets are associated with spending restraint.</w:t>
-            </w:r>
-          </w:p>
-        </w:tc>
-        <w:tc>
-          <w:tcPr>
-            <w:tcW w:w="3124" w:type="dxa"/>
-            <w:shd w:val="clear" w:color="auto" w:fill="F5F5F5"/>
-          </w:tcPr>
-          <w:p>
-            <w:pPr>
-              <w:spacing w:before="60" w:after="60"/>
-              <w:jc w:val="left"/>
-            </w:pPr>
-            <w:r>
-              <w:rPr>
-                <w:rFonts w:ascii="Tahoma" w:hAnsi="Tahoma"/>
-                <w:color w:val="222222"/>
-                <w:sz w:val="17"/>
-              </w:rPr>
-              <w:t>Basis for the Budget Adherence component — exact percentage reductions are treated as directional, not causal, in our local sample.</w:t>
-            </w:r>
-          </w:p>
-        </w:tc>
-      </w:tr>
-      <w:tr>
-        <w:tc>
-          <w:tcPr>
-            <w:tcW w:w="1700" w:type="dxa"/>
-            <w:shd w:val="clear" w:color="auto" w:fill="FFFFFF"/>
-          </w:tcPr>
-          <w:p>
-            <w:pPr>
-              <w:spacing w:before="60" w:after="60"/>
-              <w:jc w:val="left"/>
-            </w:pPr>
-            <w:r>
-              <w:rPr>
-                <w:rFonts w:ascii="Tahoma" w:hAnsi="Tahoma"/>
-                <w:color w:val="222222"/>
-                <w:sz w:val="17"/>
-              </w:rPr>
-              <w:t>Behavioral Finance / Nudge Theory</w:t>
-            </w:r>
-          </w:p>
-        </w:tc>
-        <w:tc>
-          <w:tcPr>
-            <w:tcW w:w="1400" w:type="dxa"/>
-            <w:shd w:val="clear" w:color="auto" w:fill="FFFFFF"/>
-          </w:tcPr>
-          <w:p>
-            <w:pPr>
-              <w:spacing w:before="60" w:after="60"/>
-              <w:jc w:val="left"/>
-            </w:pPr>
-            <w:r>
-              <w:rPr>
-                <w:rFonts w:ascii="Tahoma" w:hAnsi="Tahoma"/>
-                <w:color w:val="222222"/>
-                <w:sz w:val="17"/>
-              </w:rPr>
-              <w:t>Kahneman &amp; Tversky (1979); Thaler &amp; Sunstein (2008)</w:t>
-            </w:r>
-          </w:p>
-        </w:tc>
-        <w:tc>
-          <w:tcPr>
-            <w:tcW w:w="700" w:type="dxa"/>
-            <w:shd w:val="clear" w:color="auto" w:fill="FFFFFF"/>
-          </w:tcPr>
-          <w:p>
-            <w:pPr>
-              <w:spacing w:before="60" w:after="60"/>
-              <w:jc w:val="left"/>
-            </w:pPr>
-            <w:r>
-              <w:rPr>
-                <w:rFonts w:ascii="Tahoma" w:hAnsi="Tahoma"/>
-                <w:color w:val="222222"/>
-                <w:sz w:val="17"/>
-              </w:rPr>
-              <w:t>1979 / 2008</w:t>
-            </w:r>
-          </w:p>
-        </w:tc>
-        <w:tc>
-          <w:tcPr>
-            <w:tcW w:w="3300" w:type="dxa"/>
-            <w:shd w:val="clear" w:color="auto" w:fill="FFFFFF"/>
-          </w:tcPr>
-          <w:p>
-            <w:pPr>
-              <w:spacing w:before="60" w:after="60"/>
-              <w:jc w:val="left"/>
-            </w:pPr>
-            <w:r>
-              <w:rPr>
-                <w:rFonts w:ascii="Tahoma" w:hAnsi="Tahoma"/>
-                <w:color w:val="222222"/>
-                <w:sz w:val="17"/>
-              </w:rPr>
-              <w:t>Loss aversion: losses hurt more than equivalent gains. Nudges guide behavior without restricting choice.</w:t>
-            </w:r>
-          </w:p>
-        </w:tc>
-        <w:tc>
-          <w:tcPr>
-            <w:tcW w:w="3124" w:type="dxa"/>
-            <w:shd w:val="clear" w:color="auto" w:fill="FFFFFF"/>
-          </w:tcPr>
-          <w:p>
-            <w:pPr>
-              <w:spacing w:before="60" w:after="60"/>
-              <w:jc w:val="left"/>
-            </w:pPr>
-            <w:r>
-              <w:rPr>
-                <w:rFonts w:ascii="Tahoma" w:hAnsi="Tahoma"/>
-                <w:color w:val="222222"/>
-                <w:sz w:val="17"/>
-              </w:rPr>
-              <w:t>Warning Decay (score drops when budget warnings are ignored) and Gap Adjustment are behavioral nudges grounded in these frameworks.</w:t>
-            </w:r>
-          </w:p>
-        </w:tc>
-      </w:tr>
-      <w:tr>
-        <w:tc>
-          <w:tcPr>
-            <w:tcW w:w="1700" w:type="dxa"/>
-            <w:shd w:val="clear" w:color="auto" w:fill="F5F5F5"/>
-          </w:tcPr>
-          <w:p>
-            <w:pPr>
-              <w:spacing w:before="60" w:after="60"/>
-              <w:jc w:val="left"/>
-            </w:pPr>
-            <w:r>
-              <w:rPr>
-                <w:rFonts w:ascii="Tahoma" w:hAnsi="Tahoma"/>
-                <w:color w:val="222222"/>
-                <w:sz w:val="17"/>
-              </w:rPr>
-              <w:t>Self-Determination Theory (SDT)</w:t>
-            </w:r>
-          </w:p>
-        </w:tc>
-        <w:tc>
-          <w:tcPr>
-            <w:tcW w:w="1400" w:type="dxa"/>
-            <w:shd w:val="clear" w:color="auto" w:fill="F5F5F5"/>
-          </w:tcPr>
-          <w:p>
-            <w:pPr>
-              <w:spacing w:before="60" w:after="60"/>
-              <w:jc w:val="left"/>
-            </w:pPr>
-            <w:r>
-              <w:rPr>
-                <w:rFonts w:ascii="Tahoma" w:hAnsi="Tahoma"/>
-                <w:color w:val="222222"/>
-                <w:sz w:val="17"/>
-              </w:rPr>
-              <w:t>Deci &amp; Ryan (2000)</w:t>
-            </w:r>
-          </w:p>
-        </w:tc>
-        <w:tc>
-          <w:tcPr>
-            <w:tcW w:w="700" w:type="dxa"/>
-            <w:shd w:val="clear" w:color="auto" w:fill="F5F5F5"/>
-          </w:tcPr>
-          <w:p>
-            <w:pPr>
-              <w:spacing w:before="60" w:after="60"/>
-              <w:jc w:val="left"/>
-            </w:pPr>
-            <w:r>
-              <w:rPr>
-                <w:rFonts w:ascii="Tahoma" w:hAnsi="Tahoma"/>
-                <w:color w:val="222222"/>
-                <w:sz w:val="17"/>
-              </w:rPr>
-              <w:t>2000</w:t>
-            </w:r>
-          </w:p>
-        </w:tc>
-        <w:tc>
-          <w:tcPr>
-            <w:tcW w:w="3300" w:type="dxa"/>
-            <w:shd w:val="clear" w:color="auto" w:fill="F5F5F5"/>
-          </w:tcPr>
-          <w:p>
-            <w:pPr>
-              <w:spacing w:before="60" w:after="60"/>
-              <w:jc w:val="left"/>
-            </w:pPr>
-            <w:r>
-              <w:rPr>
-                <w:rFonts w:ascii="Tahoma" w:hAnsi="Tahoma"/>
-                <w:color w:val="222222"/>
-                <w:sz w:val="17"/>
-              </w:rPr>
-              <w:t>Intrinsic motivation sustained by Autonomy, Competence, and Relatedness.</w:t>
-            </w:r>
-          </w:p>
-        </w:tc>
-        <w:tc>
-          <w:tcPr>
-            <w:tcW w:w="3124" w:type="dxa"/>
-            <w:shd w:val="clear" w:color="auto" w:fill="F5F5F5"/>
-          </w:tcPr>
-          <w:p>
-            <w:pPr>
-              <w:spacing w:before="60" w:after="60"/>
-              <w:jc w:val="left"/>
-            </w:pPr>
-            <w:r>
-              <w:rPr>
-                <w:rFonts w:ascii="Tahoma" w:hAnsi="Tahoma"/>
-                <w:color w:val="222222"/>
-                <w:sz w:val="17"/>
-              </w:rPr>
-              <w:t>Competence → badges/streaks reward growth. Autonomy → non-prescriptive goals. Relatedness → Filipino-first framing.</w:t>
-            </w:r>
-          </w:p>
-        </w:tc>
-      </w:tr>
-      <w:tr>
-        <w:tc>
-          <w:tcPr>
-            <w:tcW w:w="1700" w:type="dxa"/>
-            <w:shd w:val="clear" w:color="auto" w:fill="FFFFFF"/>
-          </w:tcPr>
-          <w:p>
-            <w:pPr>
-              <w:spacing w:before="60" w:after="60"/>
-              <w:jc w:val="left"/>
-            </w:pPr>
-            <w:r>
-              <w:rPr>
-                <w:rFonts w:ascii="Tahoma" w:hAnsi="Tahoma"/>
-                <w:color w:val="222222"/>
-                <w:sz w:val="17"/>
-              </w:rPr>
-              <w:t>PLS-SEM Empirical Validation</w:t>
-            </w:r>
-          </w:p>
-        </w:tc>
-        <w:tc>
-          <w:tcPr>
-            <w:tcW w:w="1400" w:type="dxa"/>
-            <w:shd w:val="clear" w:color="auto" w:fill="FFFFFF"/>
-          </w:tcPr>
-          <w:p>
-            <w:pPr>
-              <w:spacing w:before="60" w:after="60"/>
-              <w:jc w:val="left"/>
-            </w:pPr>
-            <w:r>
-              <w:rPr>
-                <w:rFonts w:ascii="Tahoma" w:hAnsi="Tahoma"/>
-                <w:color w:val="222222"/>
-                <w:sz w:val="17"/>
-              </w:rPr>
-              <w:t>Sharma, Gaba &amp; Sharma (2026) Atlantis Press</w:t>
-            </w:r>
-          </w:p>
-        </w:tc>
-        <w:tc>
-          <w:tcPr>
-            <w:tcW w:w="700" w:type="dxa"/>
-            <w:shd w:val="clear" w:color="auto" w:fill="FFFFFF"/>
-          </w:tcPr>
-          <w:p>
-            <w:pPr>
-              <w:spacing w:before="60" w:after="60"/>
-              <w:jc w:val="left"/>
-            </w:pPr>
-            <w:r>
-              <w:rPr>
-                <w:rFonts w:ascii="Tahoma" w:hAnsi="Tahoma"/>
-                <w:color w:val="222222"/>
-                <w:sz w:val="17"/>
-              </w:rPr>
-              <w:t>2026</w:t>
-            </w:r>
-          </w:p>
-        </w:tc>
-        <w:tc>
-          <w:tcPr>
-            <w:tcW w:w="3300" w:type="dxa"/>
-            <w:shd w:val="clear" w:color="auto" w:fill="FFFFFF"/>
-          </w:tcPr>
-          <w:p>
-            <w:pPr>
-              <w:spacing w:before="60" w:after="60"/>
-              <w:jc w:val="left"/>
-            </w:pPr>
-            <w:r>
-              <w:rPr>
-                <w:rFonts w:ascii="Tahoma" w:hAnsi="Tahoma"/>
-                <w:color w:val="222222"/>
-                <w:sz w:val="17"/>
-              </w:rPr>
-              <w:t>N=656 structural model: Nudge β=0.28, Gamification β=0.25 → Financial Intention. PAT moderates well-being (R²=0.56).</w:t>
-            </w:r>
-          </w:p>
-        </w:tc>
-        <w:tc>
-          <w:tcPr>
-            <w:tcW w:w="3124" w:type="dxa"/>
-            <w:shd w:val="clear" w:color="auto" w:fill="FFFFFF"/>
-          </w:tcPr>
-          <w:p>
-            <w:pPr>
-              <w:spacing w:before="60" w:after="60"/>
-              <w:jc w:val="left"/>
-            </w:pPr>
-            <w:r>
-              <w:rPr>
-                <w:rFonts w:ascii="Tahoma" w:hAnsi="Tahoma"/>
-                <w:color w:val="222222"/>
-                <w:sz w:val="17"/>
-              </w:rPr>
-              <w:t>Provides empirical path coefficients validating why SmartSpend combines nudges, gamification, and FHS explainability.</w:t>
+              <w:t>25 pts</w:t>
             </w:r>
           </w:p>
         </w:tc>
@@ -1287,7 +2073,7 @@
           <w:color w:val="5C0E24"/>
           <w:sz w:val="24"/>
         </w:rPr>
-        <w:t>3.  The SmartSpend FHS Formula</w:t>
+        <w:t>4.  Score Adjustments — What Else Affects the Score?</w:t>
       </w:r>
     </w:p>
     <w:p>
@@ -1302,1858 +2088,7 @@
           <w:color w:val="222222"/>
           <w:sz w:val="19"/>
         </w:rPr>
-        <w:t>The FHS has two modes depending on whether the user has income/wallet tracking enabled. Both modes produce a score from 0 to 100.</w:t>
-      </w:r>
-    </w:p>
-    <w:p>
-      <w:pPr>
-        <w:spacing w:before="160" w:after="60"/>
-      </w:pPr>
-      <w:r>
-        <w:rPr>
-          <w:rFonts w:ascii="Tahoma" w:hAnsi="Tahoma"/>
-          <w:b/>
-          <w:i w:val="0"/>
-          <w:color w:val="1A3A6B"/>
-          <w:sz w:val="19"/>
-        </w:rPr>
-        <w:t>3A.  FULL MODE  (Income Tracking: ON)</w:t>
-      </w:r>
-    </w:p>
-    <w:p>
-      <w:pPr>
-        <w:spacing w:before="0" w:after="20"/>
-      </w:pPr>
-      <w:r>
-        <w:rPr>
-          <w:rFonts w:ascii="Tahoma" w:hAnsi="Tahoma"/>
-          <w:b w:val="0"/>
-          <w:i w:val="0"/>
-          <w:color w:val="666666"/>
-          <w:sz w:val="18"/>
-        </w:rPr>
-        <w:t>Used when the user has entered their monthly income. Score = 4 components × 25 pts each.</w:t>
-      </w:r>
-    </w:p>
-    <w:tbl>
-      <w:tblPr>
-        <w:tblLook w:firstColumn="1" w:firstRow="1" w:lastColumn="0" w:lastRow="0" w:noHBand="0" w:noVBand="1" w:val="04A0"/>
-        <w:tblW w:w="10224" w:type="dxa"/>
-        <w:jc w:val="left"/>
-        <w:tblBorders>
-          <w:top w:val="single" w:sz="4" w:space="0" w:color="BBBBBB"/>
-          <w:left w:val="single" w:sz="4" w:space="0" w:color="BBBBBB"/>
-          <w:bottom w:val="single" w:sz="4" w:space="0" w:color="BBBBBB"/>
-          <w:right w:val="single" w:sz="4" w:space="0" w:color="BBBBBB"/>
-          <w:insideH w:val="single" w:sz="4" w:space="0" w:color="BBBBBB"/>
-          <w:insideV w:val="single" w:sz="4" w:space="0" w:color="BBBBBB"/>
-        </w:tblBorders>
-      </w:tblPr>
-      <w:tblGrid>
-        <w:gridCol w:w="1680"/>
-        <w:gridCol w:w="1680"/>
-        <w:gridCol w:w="1680"/>
-        <w:gridCol w:w="1680"/>
-        <w:gridCol w:w="1680"/>
-        <w:gridCol w:w="1680"/>
-      </w:tblGrid>
-      <w:tr>
-        <w:tc>
-          <w:tcPr>
-            <w:tcW w:w="300" w:type="dxa"/>
-            <w:shd w:val="clear" w:color="auto" w:fill="1A3A6B"/>
-          </w:tcPr>
-          <w:p>
-            <w:pPr>
-              <w:spacing w:before="60" w:after="60"/>
-              <w:jc w:val="center"/>
-            </w:pPr>
-            <w:r>
-              <w:rPr>
-                <w:rFonts w:ascii="Tahoma" w:hAnsi="Tahoma"/>
-                <w:b/>
-                <w:color w:val="FFFFFF"/>
-                <w:sz w:val="18"/>
-              </w:rPr>
-              <w:t>#</w:t>
-            </w:r>
-          </w:p>
-        </w:tc>
-        <w:tc>
-          <w:tcPr>
-            <w:tcW w:w="1400" w:type="dxa"/>
-            <w:shd w:val="clear" w:color="auto" w:fill="1A3A6B"/>
-          </w:tcPr>
-          <w:p>
-            <w:pPr>
-              <w:spacing w:before="60" w:after="60"/>
-              <w:jc w:val="center"/>
-            </w:pPr>
-            <w:r>
-              <w:rPr>
-                <w:rFonts w:ascii="Tahoma" w:hAnsi="Tahoma"/>
-                <w:b/>
-                <w:color w:val="FFFFFF"/>
-                <w:sz w:val="18"/>
-              </w:rPr>
-              <w:t>Component</w:t>
-            </w:r>
-          </w:p>
-        </w:tc>
-        <w:tc>
-          <w:tcPr>
-            <w:tcW w:w="2000" w:type="dxa"/>
-            <w:shd w:val="clear" w:color="auto" w:fill="1A3A6B"/>
-          </w:tcPr>
-          <w:p>
-            <w:pPr>
-              <w:spacing w:before="60" w:after="60"/>
-              <w:jc w:val="center"/>
-            </w:pPr>
-            <w:r>
-              <w:rPr>
-                <w:rFonts w:ascii="Tahoma" w:hAnsi="Tahoma"/>
-                <w:b/>
-                <w:color w:val="FFFFFF"/>
-                <w:sz w:val="18"/>
-              </w:rPr>
-              <w:t>What It Measures</w:t>
-            </w:r>
-          </w:p>
-        </w:tc>
-        <w:tc>
-          <w:tcPr>
-            <w:tcW w:w="2100" w:type="dxa"/>
-            <w:shd w:val="clear" w:color="auto" w:fill="1A3A6B"/>
-          </w:tcPr>
-          <w:p>
-            <w:pPr>
-              <w:spacing w:before="60" w:after="60"/>
-              <w:jc w:val="center"/>
-            </w:pPr>
-            <w:r>
-              <w:rPr>
-                <w:rFonts w:ascii="Tahoma" w:hAnsi="Tahoma"/>
-                <w:b/>
-                <w:color w:val="FFFFFF"/>
-                <w:sz w:val="18"/>
-              </w:rPr>
-              <w:t>Formula</w:t>
-            </w:r>
-          </w:p>
-        </w:tc>
-        <w:tc>
-          <w:tcPr>
-            <w:tcW w:w="600" w:type="dxa"/>
-            <w:shd w:val="clear" w:color="auto" w:fill="1A3A6B"/>
-          </w:tcPr>
-          <w:p>
-            <w:pPr>
-              <w:spacing w:before="60" w:after="60"/>
-              <w:jc w:val="center"/>
-            </w:pPr>
-            <w:r>
-              <w:rPr>
-                <w:rFonts w:ascii="Tahoma" w:hAnsi="Tahoma"/>
-                <w:b/>
-                <w:color w:val="FFFFFF"/>
-                <w:sz w:val="18"/>
-              </w:rPr>
-              <w:t>Max Pts</w:t>
-            </w:r>
-          </w:p>
-        </w:tc>
-        <w:tc>
-          <w:tcPr>
-            <w:tcW w:w="3000" w:type="dxa"/>
-            <w:shd w:val="clear" w:color="auto" w:fill="1A3A6B"/>
-          </w:tcPr>
-          <w:p>
-            <w:pPr>
-              <w:spacing w:before="60" w:after="60"/>
-              <w:jc w:val="center"/>
-            </w:pPr>
-            <w:r>
-              <w:rPr>
-                <w:rFonts w:ascii="Tahoma" w:hAnsi="Tahoma"/>
-                <w:b/>
-                <w:color w:val="FFFFFF"/>
-                <w:sz w:val="18"/>
-              </w:rPr>
-              <w:t>Research Basis</w:t>
-            </w:r>
-          </w:p>
-        </w:tc>
-      </w:tr>
-      <w:tr>
-        <w:tc>
-          <w:tcPr>
-            <w:tcW w:w="300" w:type="dxa"/>
-            <w:shd w:val="clear" w:color="auto" w:fill="FFFFFF"/>
-          </w:tcPr>
-          <w:p>
-            <w:pPr>
-              <w:spacing w:before="60" w:after="60"/>
-              <w:jc w:val="left"/>
-            </w:pPr>
-            <w:r>
-              <w:rPr>
-                <w:rFonts w:ascii="Tahoma" w:hAnsi="Tahoma"/>
-                <w:color w:val="222222"/>
-                <w:sz w:val="17"/>
-              </w:rPr>
-              <w:t>1</w:t>
-            </w:r>
-          </w:p>
-        </w:tc>
-        <w:tc>
-          <w:tcPr>
-            <w:tcW w:w="1400" w:type="dxa"/>
-            <w:shd w:val="clear" w:color="auto" w:fill="FFFFFF"/>
-          </w:tcPr>
-          <w:p>
-            <w:pPr>
-              <w:spacing w:before="60" w:after="60"/>
-              <w:jc w:val="left"/>
-            </w:pPr>
-            <w:r>
-              <w:rPr>
-                <w:rFonts w:ascii="Tahoma" w:hAnsi="Tahoma"/>
-                <w:color w:val="222222"/>
-                <w:sz w:val="17"/>
-              </w:rPr>
-              <w:t>Savings Rate</w:t>
-            </w:r>
-          </w:p>
-        </w:tc>
-        <w:tc>
-          <w:tcPr>
-            <w:tcW w:w="2000" w:type="dxa"/>
-            <w:shd w:val="clear" w:color="auto" w:fill="FFFFFF"/>
-          </w:tcPr>
-          <w:p>
-            <w:pPr>
-              <w:spacing w:before="60" w:after="60"/>
-              <w:jc w:val="left"/>
-            </w:pPr>
-            <w:r>
-              <w:rPr>
-                <w:rFonts w:ascii="Tahoma" w:hAnsi="Tahoma"/>
-                <w:color w:val="222222"/>
-                <w:sz w:val="17"/>
-              </w:rPr>
-              <w:t>Are you saving at least 20% of your income this month?</w:t>
-            </w:r>
-          </w:p>
-        </w:tc>
-        <w:tc>
-          <w:tcPr>
-            <w:tcW w:w="2100" w:type="dxa"/>
-            <w:shd w:val="clear" w:color="auto" w:fill="FFFFFF"/>
-          </w:tcPr>
-          <w:p>
-            <w:pPr>
-              <w:spacing w:before="60" w:after="60"/>
-              <w:jc w:val="left"/>
-            </w:pPr>
-            <w:r>
-              <w:rPr>
-                <w:rFonts w:ascii="Tahoma" w:hAnsi="Tahoma"/>
-                <w:color w:val="222222"/>
-                <w:sz w:val="17"/>
-              </w:rPr>
-              <w:t>25 × min(1, savingsRate ÷ 0.20)</w:t>
-              <w:br/>
-              <w:t>where savingsRate = (income − spent) ÷ income</w:t>
-            </w:r>
-          </w:p>
-        </w:tc>
-        <w:tc>
-          <w:tcPr>
-            <w:tcW w:w="600" w:type="dxa"/>
-            <w:shd w:val="clear" w:color="auto" w:fill="FFFFFF"/>
-          </w:tcPr>
-          <w:p>
-            <w:pPr>
-              <w:spacing w:before="60" w:after="60"/>
-              <w:jc w:val="left"/>
-            </w:pPr>
-            <w:r>
-              <w:rPr>
-                <w:rFonts w:ascii="Tahoma" w:hAnsi="Tahoma"/>
-                <w:color w:val="222222"/>
-                <w:sz w:val="17"/>
-              </w:rPr>
-              <w:t>25</w:t>
-            </w:r>
-          </w:p>
-        </w:tc>
-        <w:tc>
-          <w:tcPr>
-            <w:tcW w:w="3000" w:type="dxa"/>
-            <w:shd w:val="clear" w:color="auto" w:fill="FFFFFF"/>
-          </w:tcPr>
-          <w:p>
-            <w:pPr>
-              <w:spacing w:before="60" w:after="60"/>
-              <w:jc w:val="left"/>
-            </w:pPr>
-            <w:r>
-              <w:rPr>
-                <w:rFonts w:ascii="Tahoma" w:hAnsi="Tahoma"/>
-                <w:color w:val="222222"/>
-                <w:sz w:val="17"/>
-              </w:rPr>
-              <w:t>Warren &amp; Tyagi (2005) — 50/30/20 rule; FHN Save pillar</w:t>
-            </w:r>
-          </w:p>
-        </w:tc>
-      </w:tr>
-      <w:tr>
-        <w:tc>
-          <w:tcPr>
-            <w:tcW w:w="300" w:type="dxa"/>
-            <w:shd w:val="clear" w:color="auto" w:fill="F5F5F5"/>
-          </w:tcPr>
-          <w:p>
-            <w:pPr>
-              <w:spacing w:before="60" w:after="60"/>
-              <w:jc w:val="left"/>
-            </w:pPr>
-            <w:r>
-              <w:rPr>
-                <w:rFonts w:ascii="Tahoma" w:hAnsi="Tahoma"/>
-                <w:color w:val="222222"/>
-                <w:sz w:val="17"/>
-              </w:rPr>
-              <w:t>2</w:t>
-            </w:r>
-          </w:p>
-        </w:tc>
-        <w:tc>
-          <w:tcPr>
-            <w:tcW w:w="1400" w:type="dxa"/>
-            <w:shd w:val="clear" w:color="auto" w:fill="F5F5F5"/>
-          </w:tcPr>
-          <w:p>
-            <w:pPr>
-              <w:spacing w:before="60" w:after="60"/>
-              <w:jc w:val="left"/>
-            </w:pPr>
-            <w:r>
-              <w:rPr>
-                <w:rFonts w:ascii="Tahoma" w:hAnsi="Tahoma"/>
-                <w:color w:val="222222"/>
-                <w:sz w:val="17"/>
-              </w:rPr>
-              <w:t>Overspend Control</w:t>
-            </w:r>
-          </w:p>
-        </w:tc>
-        <w:tc>
-          <w:tcPr>
-            <w:tcW w:w="2000" w:type="dxa"/>
-            <w:shd w:val="clear" w:color="auto" w:fill="F5F5F5"/>
-          </w:tcPr>
-          <w:p>
-            <w:pPr>
-              <w:spacing w:before="60" w:after="60"/>
-              <w:jc w:val="left"/>
-            </w:pPr>
-            <w:r>
-              <w:rPr>
-                <w:rFonts w:ascii="Tahoma" w:hAnsi="Tahoma"/>
-                <w:color w:val="222222"/>
-                <w:sz w:val="17"/>
-              </w:rPr>
-              <w:t>How many days this month did your spending stay within the daily budget?</w:t>
-            </w:r>
-          </w:p>
-        </w:tc>
-        <w:tc>
-          <w:tcPr>
-            <w:tcW w:w="2100" w:type="dxa"/>
-            <w:shd w:val="clear" w:color="auto" w:fill="F5F5F5"/>
-          </w:tcPr>
-          <w:p>
-            <w:pPr>
-              <w:spacing w:before="60" w:after="60"/>
-              <w:jc w:val="left"/>
-            </w:pPr>
-            <w:r>
-              <w:rPr>
-                <w:rFonts w:ascii="Tahoma" w:hAnsi="Tahoma"/>
-                <w:color w:val="222222"/>
-                <w:sz w:val="17"/>
-              </w:rPr>
-              <w:t>25 × (1 − overDays ÷ activeDays)</w:t>
-              <w:br/>
-              <w:t>overDays = days where spending &gt; income ÷ daysInMonth</w:t>
-            </w:r>
-          </w:p>
-        </w:tc>
-        <w:tc>
-          <w:tcPr>
-            <w:tcW w:w="600" w:type="dxa"/>
-            <w:shd w:val="clear" w:color="auto" w:fill="F5F5F5"/>
-          </w:tcPr>
-          <w:p>
-            <w:pPr>
-              <w:spacing w:before="60" w:after="60"/>
-              <w:jc w:val="left"/>
-            </w:pPr>
-            <w:r>
-              <w:rPr>
-                <w:rFonts w:ascii="Tahoma" w:hAnsi="Tahoma"/>
-                <w:color w:val="222222"/>
-                <w:sz w:val="17"/>
-              </w:rPr>
-              <w:t>25</w:t>
-            </w:r>
-          </w:p>
-        </w:tc>
-        <w:tc>
-          <w:tcPr>
-            <w:tcW w:w="3000" w:type="dxa"/>
-            <w:shd w:val="clear" w:color="auto" w:fill="F5F5F5"/>
-          </w:tcPr>
-          <w:p>
-            <w:pPr>
-              <w:spacing w:before="60" w:after="60"/>
-              <w:jc w:val="left"/>
-            </w:pPr>
-            <w:r>
-              <w:rPr>
-                <w:rFonts w:ascii="Tahoma" w:hAnsi="Tahoma"/>
-                <w:color w:val="222222"/>
-                <w:sz w:val="17"/>
-              </w:rPr>
-              <w:t>Financial Health Network (2021) — Spend pillar: "spending less than income"</w:t>
-            </w:r>
-          </w:p>
-        </w:tc>
-      </w:tr>
-      <w:tr>
-        <w:tc>
-          <w:tcPr>
-            <w:tcW w:w="300" w:type="dxa"/>
-            <w:shd w:val="clear" w:color="auto" w:fill="FFFFFF"/>
-          </w:tcPr>
-          <w:p>
-            <w:pPr>
-              <w:spacing w:before="60" w:after="60"/>
-              <w:jc w:val="left"/>
-            </w:pPr>
-            <w:r>
-              <w:rPr>
-                <w:rFonts w:ascii="Tahoma" w:hAnsi="Tahoma"/>
-                <w:color w:val="222222"/>
-                <w:sz w:val="17"/>
-              </w:rPr>
-              <w:t>3</w:t>
-            </w:r>
-          </w:p>
-        </w:tc>
-        <w:tc>
-          <w:tcPr>
-            <w:tcW w:w="1400" w:type="dxa"/>
-            <w:shd w:val="clear" w:color="auto" w:fill="FFFFFF"/>
-          </w:tcPr>
-          <w:p>
-            <w:pPr>
-              <w:spacing w:before="60" w:after="60"/>
-              <w:jc w:val="left"/>
-            </w:pPr>
-            <w:r>
-              <w:rPr>
-                <w:rFonts w:ascii="Tahoma" w:hAnsi="Tahoma"/>
-                <w:color w:val="222222"/>
-                <w:sz w:val="17"/>
-              </w:rPr>
-              <w:t>Budget Adherence</w:t>
-            </w:r>
-          </w:p>
-        </w:tc>
-        <w:tc>
-          <w:tcPr>
-            <w:tcW w:w="2000" w:type="dxa"/>
-            <w:shd w:val="clear" w:color="auto" w:fill="FFFFFF"/>
-          </w:tcPr>
-          <w:p>
-            <w:pPr>
-              <w:spacing w:before="60" w:after="60"/>
-              <w:jc w:val="left"/>
-            </w:pPr>
-            <w:r>
-              <w:rPr>
-                <w:rFonts w:ascii="Tahoma" w:hAnsi="Tahoma"/>
-                <w:color w:val="222222"/>
-                <w:sz w:val="17"/>
-              </w:rPr>
-              <w:t>What percentage of your category budgets are on track?</w:t>
-            </w:r>
-          </w:p>
-        </w:tc>
-        <w:tc>
-          <w:tcPr>
-            <w:tcW w:w="2100" w:type="dxa"/>
-            <w:shd w:val="clear" w:color="auto" w:fill="FFFFFF"/>
-          </w:tcPr>
-          <w:p>
-            <w:pPr>
-              <w:spacing w:before="60" w:after="60"/>
-              <w:jc w:val="left"/>
-            </w:pPr>
-            <w:r>
-              <w:rPr>
-                <w:rFonts w:ascii="Tahoma" w:hAnsi="Tahoma"/>
-                <w:color w:val="222222"/>
-                <w:sz w:val="17"/>
-              </w:rPr>
-              <w:t>25 × (onBudgetCategories ÷ totalBudgetCategories)</w:t>
-              <w:br/>
-              <w:t>Full 25 pts if no budgets set</w:t>
-            </w:r>
-          </w:p>
-        </w:tc>
-        <w:tc>
-          <w:tcPr>
-            <w:tcW w:w="600" w:type="dxa"/>
-            <w:shd w:val="clear" w:color="auto" w:fill="FFFFFF"/>
-          </w:tcPr>
-          <w:p>
-            <w:pPr>
-              <w:spacing w:before="60" w:after="60"/>
-              <w:jc w:val="left"/>
-            </w:pPr>
-            <w:r>
-              <w:rPr>
-                <w:rFonts w:ascii="Tahoma" w:hAnsi="Tahoma"/>
-                <w:color w:val="222222"/>
-                <w:sz w:val="17"/>
-              </w:rPr>
-              <w:t>25</w:t>
-            </w:r>
-          </w:p>
-        </w:tc>
-        <w:tc>
-          <w:tcPr>
-            <w:tcW w:w="3000" w:type="dxa"/>
-            <w:shd w:val="clear" w:color="auto" w:fill="FFFFFF"/>
-          </w:tcPr>
-          <w:p>
-            <w:pPr>
-              <w:spacing w:before="60" w:after="60"/>
-              <w:jc w:val="left"/>
-            </w:pPr>
-            <w:r>
-              <w:rPr>
-                <w:rFonts w:ascii="Tahoma" w:hAnsi="Tahoma"/>
-                <w:color w:val="222222"/>
-                <w:sz w:val="17"/>
-              </w:rPr>
-              <w:t>Ramsey (2003) zero-based budgeting; YNAB research (−32% overspend with category budgets)</w:t>
-            </w:r>
-          </w:p>
-        </w:tc>
-      </w:tr>
-      <w:tr>
-        <w:tc>
-          <w:tcPr>
-            <w:tcW w:w="300" w:type="dxa"/>
-            <w:shd w:val="clear" w:color="auto" w:fill="F5F5F5"/>
-          </w:tcPr>
-          <w:p>
-            <w:pPr>
-              <w:spacing w:before="60" w:after="60"/>
-              <w:jc w:val="left"/>
-            </w:pPr>
-            <w:r>
-              <w:rPr>
-                <w:rFonts w:ascii="Tahoma" w:hAnsi="Tahoma"/>
-                <w:color w:val="222222"/>
-                <w:sz w:val="17"/>
-              </w:rPr>
-              <w:t>4</w:t>
-            </w:r>
-          </w:p>
-        </w:tc>
-        <w:tc>
-          <w:tcPr>
-            <w:tcW w:w="1400" w:type="dxa"/>
-            <w:shd w:val="clear" w:color="auto" w:fill="F5F5F5"/>
-          </w:tcPr>
-          <w:p>
-            <w:pPr>
-              <w:spacing w:before="60" w:after="60"/>
-              <w:jc w:val="left"/>
-            </w:pPr>
-            <w:r>
-              <w:rPr>
-                <w:rFonts w:ascii="Tahoma" w:hAnsi="Tahoma"/>
-                <w:color w:val="222222"/>
-                <w:sz w:val="17"/>
-              </w:rPr>
-              <w:t>Logging Consistency</w:t>
-            </w:r>
-          </w:p>
-        </w:tc>
-        <w:tc>
-          <w:tcPr>
-            <w:tcW w:w="2000" w:type="dxa"/>
-            <w:shd w:val="clear" w:color="auto" w:fill="F5F5F5"/>
-          </w:tcPr>
-          <w:p>
-            <w:pPr>
-              <w:spacing w:before="60" w:after="60"/>
-              <w:jc w:val="left"/>
-            </w:pPr>
-            <w:r>
-              <w:rPr>
-                <w:rFonts w:ascii="Tahoma" w:hAnsi="Tahoma"/>
-                <w:color w:val="222222"/>
-                <w:sz w:val="17"/>
-              </w:rPr>
-              <w:t>How regularly are you recording expenses this month?</w:t>
-            </w:r>
-          </w:p>
-        </w:tc>
-        <w:tc>
-          <w:tcPr>
-            <w:tcW w:w="2100" w:type="dxa"/>
-            <w:shd w:val="clear" w:color="auto" w:fill="F5F5F5"/>
-          </w:tcPr>
-          <w:p>
-            <w:pPr>
-              <w:spacing w:before="60" w:after="60"/>
-              <w:jc w:val="left"/>
-            </w:pPr>
-            <w:r>
-              <w:rPr>
-                <w:rFonts w:ascii="Tahoma" w:hAnsi="Tahoma"/>
-                <w:color w:val="222222"/>
-                <w:sz w:val="17"/>
-              </w:rPr>
-              <w:t>25 × (loggedDays ÷ activeDays)</w:t>
-              <w:br/>
-              <w:t>Scoped to current month only</w:t>
-            </w:r>
-          </w:p>
-        </w:tc>
-        <w:tc>
-          <w:tcPr>
-            <w:tcW w:w="600" w:type="dxa"/>
-            <w:shd w:val="clear" w:color="auto" w:fill="F5F5F5"/>
-          </w:tcPr>
-          <w:p>
-            <w:pPr>
-              <w:spacing w:before="60" w:after="60"/>
-              <w:jc w:val="left"/>
-            </w:pPr>
-            <w:r>
-              <w:rPr>
-                <w:rFonts w:ascii="Tahoma" w:hAnsi="Tahoma"/>
-                <w:color w:val="222222"/>
-                <w:sz w:val="17"/>
-              </w:rPr>
-              <w:t>25</w:t>
-            </w:r>
-          </w:p>
-        </w:tc>
-        <w:tc>
-          <w:tcPr>
-            <w:tcW w:w="3000" w:type="dxa"/>
-            <w:shd w:val="clear" w:color="auto" w:fill="F5F5F5"/>
-          </w:tcPr>
-          <w:p>
-            <w:pPr>
-              <w:spacing w:before="60" w:after="60"/>
-              <w:jc w:val="left"/>
-            </w:pPr>
-            <w:r>
-              <w:rPr>
-                <w:rFonts w:ascii="Tahoma" w:hAnsi="Tahoma"/>
-                <w:color w:val="222222"/>
-                <w:sz w:val="17"/>
-              </w:rPr>
-              <w:t>Mindfulsuite (2026): consistent tracking reduces discretionary spending 10–20%; Thaler &amp; Sunstein (2008)</w:t>
-            </w:r>
-          </w:p>
-        </w:tc>
-      </w:tr>
-    </w:tbl>
-    <w:p>
-      <w:pPr>
-        <w:spacing w:after="80"/>
-      </w:pPr>
-    </w:p>
-    <w:p>
-      <w:pPr>
-        <w:spacing w:before="160" w:after="60"/>
-      </w:pPr>
-      <w:r>
-        <w:rPr>
-          <w:rFonts w:ascii="Tahoma" w:hAnsi="Tahoma"/>
-          <w:b/>
-          <w:i w:val="0"/>
-          <w:color w:val="1A6B3A"/>
-          <w:sz w:val="19"/>
-        </w:rPr>
-        <w:t>3B.  LIGHTWEIGHT MODE  (Income Tracking: OFF)</w:t>
-      </w:r>
-    </w:p>
-    <w:p>
-      <w:pPr>
-        <w:spacing w:before="0" w:after="20"/>
-      </w:pPr>
-      <w:r>
-        <w:rPr>
-          <w:rFonts w:ascii="Tahoma" w:hAnsi="Tahoma"/>
-          <w:b w:val="0"/>
-          <w:i w:val="0"/>
-          <w:color w:val="666666"/>
-          <w:sz w:val="18"/>
-        </w:rPr>
-        <w:t>Used when the user does not track income — for students, freelancers, or informal workers without a fixed monthly income. Score adapts to spending habits only.</w:t>
-      </w:r>
-    </w:p>
-    <w:p>
-      <w:pPr>
-        <w:spacing w:before="0" w:after="60"/>
-      </w:pPr>
-      <w:r>
-        <w:rPr>
-          <w:rFonts w:ascii="Tahoma" w:hAnsi="Tahoma"/>
-          <w:b w:val="0"/>
-          <w:i/>
-          <w:color w:val="666666"/>
-          <w:sz w:val="18"/>
-        </w:rPr>
-        <w:t>Basis: Financial Health Network (2021) explicitly states that financial health metrics must adapt to diverse income structures. Not all Filipinos have fixed monthly incomes.</w:t>
-      </w:r>
-    </w:p>
-    <w:tbl>
-      <w:tblPr>
-        <w:tblLook w:firstColumn="1" w:firstRow="1" w:lastColumn="0" w:lastRow="0" w:noHBand="0" w:noVBand="1" w:val="04A0"/>
-        <w:tblW w:w="10224" w:type="dxa"/>
-        <w:jc w:val="left"/>
-        <w:tblBorders>
-          <w:top w:val="single" w:sz="4" w:space="0" w:color="BBBBBB"/>
-          <w:left w:val="single" w:sz="4" w:space="0" w:color="BBBBBB"/>
-          <w:bottom w:val="single" w:sz="4" w:space="0" w:color="BBBBBB"/>
-          <w:right w:val="single" w:sz="4" w:space="0" w:color="BBBBBB"/>
-          <w:insideH w:val="single" w:sz="4" w:space="0" w:color="BBBBBB"/>
-          <w:insideV w:val="single" w:sz="4" w:space="0" w:color="BBBBBB"/>
-        </w:tblBorders>
-      </w:tblPr>
-      <w:tblGrid>
-        <w:gridCol w:w="1680"/>
-        <w:gridCol w:w="1680"/>
-        <w:gridCol w:w="1680"/>
-        <w:gridCol w:w="1680"/>
-        <w:gridCol w:w="1680"/>
-        <w:gridCol w:w="1680"/>
-      </w:tblGrid>
-      <w:tr>
-        <w:tc>
-          <w:tcPr>
-            <w:tcW w:w="300" w:type="dxa"/>
-            <w:shd w:val="clear" w:color="auto" w:fill="1A6B3A"/>
-          </w:tcPr>
-          <w:p>
-            <w:pPr>
-              <w:spacing w:before="60" w:after="60"/>
-              <w:jc w:val="center"/>
-            </w:pPr>
-            <w:r>
-              <w:rPr>
-                <w:rFonts w:ascii="Tahoma" w:hAnsi="Tahoma"/>
-                <w:b/>
-                <w:color w:val="FFFFFF"/>
-                <w:sz w:val="18"/>
-              </w:rPr>
-              <w:t>#</w:t>
-            </w:r>
-          </w:p>
-        </w:tc>
-        <w:tc>
-          <w:tcPr>
-            <w:tcW w:w="1400" w:type="dxa"/>
-            <w:shd w:val="clear" w:color="auto" w:fill="1A6B3A"/>
-          </w:tcPr>
-          <w:p>
-            <w:pPr>
-              <w:spacing w:before="60" w:after="60"/>
-              <w:jc w:val="center"/>
-            </w:pPr>
-            <w:r>
-              <w:rPr>
-                <w:rFonts w:ascii="Tahoma" w:hAnsi="Tahoma"/>
-                <w:b/>
-                <w:color w:val="FFFFFF"/>
-                <w:sz w:val="18"/>
-              </w:rPr>
-              <w:t>Component</w:t>
-            </w:r>
-          </w:p>
-        </w:tc>
-        <w:tc>
-          <w:tcPr>
-            <w:tcW w:w="2000" w:type="dxa"/>
-            <w:shd w:val="clear" w:color="auto" w:fill="1A6B3A"/>
-          </w:tcPr>
-          <w:p>
-            <w:pPr>
-              <w:spacing w:before="60" w:after="60"/>
-              <w:jc w:val="center"/>
-            </w:pPr>
-            <w:r>
-              <w:rPr>
-                <w:rFonts w:ascii="Tahoma" w:hAnsi="Tahoma"/>
-                <w:b/>
-                <w:color w:val="FFFFFF"/>
-                <w:sz w:val="18"/>
-              </w:rPr>
-              <w:t>What It Measures</w:t>
-            </w:r>
-          </w:p>
-        </w:tc>
-        <w:tc>
-          <w:tcPr>
-            <w:tcW w:w="2100" w:type="dxa"/>
-            <w:shd w:val="clear" w:color="auto" w:fill="1A6B3A"/>
-          </w:tcPr>
-          <w:p>
-            <w:pPr>
-              <w:spacing w:before="60" w:after="60"/>
-              <w:jc w:val="center"/>
-            </w:pPr>
-            <w:r>
-              <w:rPr>
-                <w:rFonts w:ascii="Tahoma" w:hAnsi="Tahoma"/>
-                <w:b/>
-                <w:color w:val="FFFFFF"/>
-                <w:sz w:val="18"/>
-              </w:rPr>
-              <w:t>Formula</w:t>
-            </w:r>
-          </w:p>
-        </w:tc>
-        <w:tc>
-          <w:tcPr>
-            <w:tcW w:w="600" w:type="dxa"/>
-            <w:shd w:val="clear" w:color="auto" w:fill="1A6B3A"/>
-          </w:tcPr>
-          <w:p>
-            <w:pPr>
-              <w:spacing w:before="60" w:after="60"/>
-              <w:jc w:val="center"/>
-            </w:pPr>
-            <w:r>
-              <w:rPr>
-                <w:rFonts w:ascii="Tahoma" w:hAnsi="Tahoma"/>
-                <w:b/>
-                <w:color w:val="FFFFFF"/>
-                <w:sz w:val="18"/>
-              </w:rPr>
-              <w:t>Max Pts</w:t>
-            </w:r>
-          </w:p>
-        </w:tc>
-        <w:tc>
-          <w:tcPr>
-            <w:tcW w:w="3000" w:type="dxa"/>
-            <w:shd w:val="clear" w:color="auto" w:fill="1A6B3A"/>
-          </w:tcPr>
-          <w:p>
-            <w:pPr>
-              <w:spacing w:before="60" w:after="60"/>
-              <w:jc w:val="center"/>
-            </w:pPr>
-            <w:r>
-              <w:rPr>
-                <w:rFonts w:ascii="Tahoma" w:hAnsi="Tahoma"/>
-                <w:b/>
-                <w:color w:val="FFFFFF"/>
-                <w:sz w:val="18"/>
-              </w:rPr>
-              <w:t>Research Basis</w:t>
-            </w:r>
-          </w:p>
-        </w:tc>
-      </w:tr>
-      <w:tr>
-        <w:tc>
-          <w:tcPr>
-            <w:tcW w:w="300" w:type="dxa"/>
-            <w:shd w:val="clear" w:color="auto" w:fill="FFFFFF"/>
-          </w:tcPr>
-          <w:p>
-            <w:pPr>
-              <w:spacing w:before="60" w:after="60"/>
-              <w:jc w:val="left"/>
-            </w:pPr>
-            <w:r>
-              <w:rPr>
-                <w:rFonts w:ascii="Tahoma" w:hAnsi="Tahoma"/>
-                <w:color w:val="222222"/>
-                <w:sz w:val="17"/>
-              </w:rPr>
-              <w:t>1</w:t>
-            </w:r>
-          </w:p>
-        </w:tc>
-        <w:tc>
-          <w:tcPr>
-            <w:tcW w:w="1400" w:type="dxa"/>
-            <w:shd w:val="clear" w:color="auto" w:fill="FFFFFF"/>
-          </w:tcPr>
-          <w:p>
-            <w:pPr>
-              <w:spacing w:before="60" w:after="60"/>
-              <w:jc w:val="left"/>
-            </w:pPr>
-            <w:r>
-              <w:rPr>
-                <w:rFonts w:ascii="Tahoma" w:hAnsi="Tahoma"/>
-                <w:color w:val="222222"/>
-                <w:sz w:val="17"/>
-              </w:rPr>
-              <w:t>Spending Restraint</w:t>
-            </w:r>
-          </w:p>
-        </w:tc>
-        <w:tc>
-          <w:tcPr>
-            <w:tcW w:w="2000" w:type="dxa"/>
-            <w:shd w:val="clear" w:color="auto" w:fill="FFFFFF"/>
-          </w:tcPr>
-          <w:p>
-            <w:pPr>
-              <w:spacing w:before="60" w:after="60"/>
-              <w:jc w:val="left"/>
-            </w:pPr>
-            <w:r>
-              <w:rPr>
-                <w:rFonts w:ascii="Tahoma" w:hAnsi="Tahoma"/>
-                <w:color w:val="222222"/>
-                <w:sz w:val="17"/>
-              </w:rPr>
-              <w:t>Are you staying within your self-set spending limit?</w:t>
-            </w:r>
-          </w:p>
-        </w:tc>
-        <w:tc>
-          <w:tcPr>
-            <w:tcW w:w="2100" w:type="dxa"/>
-            <w:shd w:val="clear" w:color="auto" w:fill="FFFFFF"/>
-          </w:tcPr>
-          <w:p>
-            <w:pPr>
-              <w:spacing w:before="60" w:after="60"/>
-              <w:jc w:val="left"/>
-            </w:pPr>
-            <w:r>
-              <w:rPr>
-                <w:rFonts w:ascii="Tahoma" w:hAnsi="Tahoma"/>
-                <w:color w:val="222222"/>
-                <w:sz w:val="17"/>
-              </w:rPr>
-              <w:t>Full 25 pts at ≤80% of limit; scales to 0 at 2× limit</w:t>
-              <w:br/>
-              <w:t>Fallback: Want/Need ratio if no limit set</w:t>
-            </w:r>
-          </w:p>
-        </w:tc>
-        <w:tc>
-          <w:tcPr>
-            <w:tcW w:w="600" w:type="dxa"/>
-            <w:shd w:val="clear" w:color="auto" w:fill="FFFFFF"/>
-          </w:tcPr>
-          <w:p>
-            <w:pPr>
-              <w:spacing w:before="60" w:after="60"/>
-              <w:jc w:val="left"/>
-            </w:pPr>
-            <w:r>
-              <w:rPr>
-                <w:rFonts w:ascii="Tahoma" w:hAnsi="Tahoma"/>
-                <w:color w:val="222222"/>
-                <w:sz w:val="17"/>
-              </w:rPr>
-              <w:t>25</w:t>
-            </w:r>
-          </w:p>
-        </w:tc>
-        <w:tc>
-          <w:tcPr>
-            <w:tcW w:w="3000" w:type="dxa"/>
-            <w:shd w:val="clear" w:color="auto" w:fill="FFFFFF"/>
-          </w:tcPr>
-          <w:p>
-            <w:pPr>
-              <w:spacing w:before="60" w:after="60"/>
-              <w:jc w:val="left"/>
-            </w:pPr>
-            <w:r>
-              <w:rPr>
-                <w:rFonts w:ascii="Tahoma" w:hAnsi="Tahoma"/>
-                <w:color w:val="222222"/>
-                <w:sz w:val="17"/>
-              </w:rPr>
-              <w:t>Ramsey (2003); BSP (2021): budget-setting behavior</w:t>
-            </w:r>
-          </w:p>
-        </w:tc>
-      </w:tr>
-      <w:tr>
-        <w:tc>
-          <w:tcPr>
-            <w:tcW w:w="300" w:type="dxa"/>
-            <w:shd w:val="clear" w:color="auto" w:fill="F5F5F5"/>
-          </w:tcPr>
-          <w:p>
-            <w:pPr>
-              <w:spacing w:before="60" w:after="60"/>
-              <w:jc w:val="left"/>
-            </w:pPr>
-            <w:r>
-              <w:rPr>
-                <w:rFonts w:ascii="Tahoma" w:hAnsi="Tahoma"/>
-                <w:color w:val="222222"/>
-                <w:sz w:val="17"/>
-              </w:rPr>
-              <w:t>2</w:t>
-            </w:r>
-          </w:p>
-        </w:tc>
-        <w:tc>
-          <w:tcPr>
-            <w:tcW w:w="1400" w:type="dxa"/>
-            <w:shd w:val="clear" w:color="auto" w:fill="F5F5F5"/>
-          </w:tcPr>
-          <w:p>
-            <w:pPr>
-              <w:spacing w:before="60" w:after="60"/>
-              <w:jc w:val="left"/>
-            </w:pPr>
-            <w:r>
-              <w:rPr>
-                <w:rFonts w:ascii="Tahoma" w:hAnsi="Tahoma"/>
-                <w:color w:val="222222"/>
-                <w:sz w:val="17"/>
-              </w:rPr>
-              <w:t>Logging Consistency</w:t>
-            </w:r>
-          </w:p>
-        </w:tc>
-        <w:tc>
-          <w:tcPr>
-            <w:tcW w:w="2000" w:type="dxa"/>
-            <w:shd w:val="clear" w:color="auto" w:fill="F5F5F5"/>
-          </w:tcPr>
-          <w:p>
-            <w:pPr>
-              <w:spacing w:before="60" w:after="60"/>
-              <w:jc w:val="left"/>
-            </w:pPr>
-            <w:r>
-              <w:rPr>
-                <w:rFonts w:ascii="Tahoma" w:hAnsi="Tahoma"/>
-                <w:color w:val="222222"/>
-                <w:sz w:val="17"/>
-              </w:rPr>
-              <w:t>How regularly are you recording expenses?</w:t>
-            </w:r>
-          </w:p>
-        </w:tc>
-        <w:tc>
-          <w:tcPr>
-            <w:tcW w:w="2100" w:type="dxa"/>
-            <w:shd w:val="clear" w:color="auto" w:fill="F5F5F5"/>
-          </w:tcPr>
-          <w:p>
-            <w:pPr>
-              <w:spacing w:before="60" w:after="60"/>
-              <w:jc w:val="left"/>
-            </w:pPr>
-            <w:r>
-              <w:rPr>
-                <w:rFonts w:ascii="Tahoma" w:hAnsi="Tahoma"/>
-                <w:color w:val="222222"/>
-                <w:sz w:val="17"/>
-              </w:rPr>
-              <w:t>Same formula as Full Mode:</w:t>
-              <w:br/>
-              <w:t>25 × (loggedDays ÷ activeDays)</w:t>
-            </w:r>
-          </w:p>
-        </w:tc>
-        <w:tc>
-          <w:tcPr>
-            <w:tcW w:w="600" w:type="dxa"/>
-            <w:shd w:val="clear" w:color="auto" w:fill="F5F5F5"/>
-          </w:tcPr>
-          <w:p>
-            <w:pPr>
-              <w:spacing w:before="60" w:after="60"/>
-              <w:jc w:val="left"/>
-            </w:pPr>
-            <w:r>
-              <w:rPr>
-                <w:rFonts w:ascii="Tahoma" w:hAnsi="Tahoma"/>
-                <w:color w:val="222222"/>
-                <w:sz w:val="17"/>
-              </w:rPr>
-              <w:t>25</w:t>
-            </w:r>
-          </w:p>
-        </w:tc>
-        <w:tc>
-          <w:tcPr>
-            <w:tcW w:w="3000" w:type="dxa"/>
-            <w:shd w:val="clear" w:color="auto" w:fill="F5F5F5"/>
-          </w:tcPr>
-          <w:p>
-            <w:pPr>
-              <w:spacing w:before="60" w:after="60"/>
-              <w:jc w:val="left"/>
-            </w:pPr>
-            <w:r>
-              <w:rPr>
-                <w:rFonts w:ascii="Tahoma" w:hAnsi="Tahoma"/>
-                <w:color w:val="222222"/>
-                <w:sz w:val="17"/>
-              </w:rPr>
-              <w:t>Thaler &amp; Sunstein (2008); Mindfulsuite (2026)</w:t>
-            </w:r>
-          </w:p>
-        </w:tc>
-      </w:tr>
-      <w:tr>
-        <w:tc>
-          <w:tcPr>
-            <w:tcW w:w="300" w:type="dxa"/>
-            <w:shd w:val="clear" w:color="auto" w:fill="FFFFFF"/>
-          </w:tcPr>
-          <w:p>
-            <w:pPr>
-              <w:spacing w:before="60" w:after="60"/>
-              <w:jc w:val="left"/>
-            </w:pPr>
-            <w:r>
-              <w:rPr>
-                <w:rFonts w:ascii="Tahoma" w:hAnsi="Tahoma"/>
-                <w:color w:val="222222"/>
-                <w:sz w:val="17"/>
-              </w:rPr>
-              <w:t>3</w:t>
-            </w:r>
-          </w:p>
-        </w:tc>
-        <w:tc>
-          <w:tcPr>
-            <w:tcW w:w="1400" w:type="dxa"/>
-            <w:shd w:val="clear" w:color="auto" w:fill="FFFFFF"/>
-          </w:tcPr>
-          <w:p>
-            <w:pPr>
-              <w:spacing w:before="60" w:after="60"/>
-              <w:jc w:val="left"/>
-            </w:pPr>
-            <w:r>
-              <w:rPr>
-                <w:rFonts w:ascii="Tahoma" w:hAnsi="Tahoma"/>
-                <w:color w:val="222222"/>
-                <w:sz w:val="17"/>
-              </w:rPr>
-              <w:t>Category Balance</w:t>
-            </w:r>
-          </w:p>
-        </w:tc>
-        <w:tc>
-          <w:tcPr>
-            <w:tcW w:w="2000" w:type="dxa"/>
-            <w:shd w:val="clear" w:color="auto" w:fill="FFFFFF"/>
-          </w:tcPr>
-          <w:p>
-            <w:pPr>
-              <w:spacing w:before="60" w:after="60"/>
-              <w:jc w:val="left"/>
-            </w:pPr>
-            <w:r>
-              <w:rPr>
-                <w:rFonts w:ascii="Tahoma" w:hAnsi="Tahoma"/>
-                <w:color w:val="222222"/>
-                <w:sz w:val="17"/>
-              </w:rPr>
-              <w:t>Is your spending spread across multiple categories, or concentrated in one?</w:t>
-            </w:r>
-          </w:p>
-        </w:tc>
-        <w:tc>
-          <w:tcPr>
-            <w:tcW w:w="2100" w:type="dxa"/>
-            <w:shd w:val="clear" w:color="auto" w:fill="FFFFFF"/>
-          </w:tcPr>
-          <w:p>
-            <w:pPr>
-              <w:spacing w:before="60" w:after="60"/>
-              <w:jc w:val="left"/>
-            </w:pPr>
-            <w:r>
-              <w:rPr>
-                <w:rFonts w:ascii="Tahoma" w:hAnsi="Tahoma"/>
-                <w:color w:val="222222"/>
-                <w:sz w:val="17"/>
-              </w:rPr>
-              <w:t>Full 25 pts when top category ≤40%</w:t>
-              <w:br/>
-              <w:t>Scales to 0 when one category = 100%</w:t>
-            </w:r>
-          </w:p>
-        </w:tc>
-        <w:tc>
-          <w:tcPr>
-            <w:tcW w:w="600" w:type="dxa"/>
-            <w:shd w:val="clear" w:color="auto" w:fill="FFFFFF"/>
-          </w:tcPr>
-          <w:p>
-            <w:pPr>
-              <w:spacing w:before="60" w:after="60"/>
-              <w:jc w:val="left"/>
-            </w:pPr>
-            <w:r>
-              <w:rPr>
-                <w:rFonts w:ascii="Tahoma" w:hAnsi="Tahoma"/>
-                <w:color w:val="222222"/>
-                <w:sz w:val="17"/>
-              </w:rPr>
-              <w:t>25</w:t>
-            </w:r>
-          </w:p>
-        </w:tc>
-        <w:tc>
-          <w:tcPr>
-            <w:tcW w:w="3000" w:type="dxa"/>
-            <w:shd w:val="clear" w:color="auto" w:fill="FFFFFF"/>
-          </w:tcPr>
-          <w:p>
-            <w:pPr>
-              <w:spacing w:before="60" w:after="60"/>
-              <w:jc w:val="left"/>
-            </w:pPr>
-            <w:r>
-              <w:rPr>
-                <w:rFonts w:ascii="Tahoma" w:hAnsi="Tahoma"/>
-                <w:color w:val="222222"/>
-                <w:sz w:val="17"/>
-              </w:rPr>
-              <w:t>Financial Health Network (2021) — spending diversification</w:t>
-            </w:r>
-          </w:p>
-        </w:tc>
-      </w:tr>
-      <w:tr>
-        <w:tc>
-          <w:tcPr>
-            <w:tcW w:w="300" w:type="dxa"/>
-            <w:shd w:val="clear" w:color="auto" w:fill="F5F5F5"/>
-          </w:tcPr>
-          <w:p>
-            <w:pPr>
-              <w:spacing w:before="60" w:after="60"/>
-              <w:jc w:val="left"/>
-            </w:pPr>
-            <w:r>
-              <w:rPr>
-                <w:rFonts w:ascii="Tahoma" w:hAnsi="Tahoma"/>
-                <w:color w:val="222222"/>
-                <w:sz w:val="17"/>
-              </w:rPr>
-              <w:t>4</w:t>
-            </w:r>
-          </w:p>
-        </w:tc>
-        <w:tc>
-          <w:tcPr>
-            <w:tcW w:w="1400" w:type="dxa"/>
-            <w:shd w:val="clear" w:color="auto" w:fill="F5F5F5"/>
-          </w:tcPr>
-          <w:p>
-            <w:pPr>
-              <w:spacing w:before="60" w:after="60"/>
-              <w:jc w:val="left"/>
-            </w:pPr>
-            <w:r>
-              <w:rPr>
-                <w:rFonts w:ascii="Tahoma" w:hAnsi="Tahoma"/>
-                <w:color w:val="222222"/>
-                <w:sz w:val="17"/>
-              </w:rPr>
-              <w:t>Habit Streak</w:t>
-            </w:r>
-          </w:p>
-        </w:tc>
-        <w:tc>
-          <w:tcPr>
-            <w:tcW w:w="2000" w:type="dxa"/>
-            <w:shd w:val="clear" w:color="auto" w:fill="F5F5F5"/>
-          </w:tcPr>
-          <w:p>
-            <w:pPr>
-              <w:spacing w:before="60" w:after="60"/>
-              <w:jc w:val="left"/>
-            </w:pPr>
-            <w:r>
-              <w:rPr>
-                <w:rFonts w:ascii="Tahoma" w:hAnsi="Tahoma"/>
-                <w:color w:val="222222"/>
-                <w:sz w:val="17"/>
-              </w:rPr>
-              <w:t>How many consecutive days have you logged at least one expense?</w:t>
-            </w:r>
-          </w:p>
-        </w:tc>
-        <w:tc>
-          <w:tcPr>
-            <w:tcW w:w="2100" w:type="dxa"/>
-            <w:shd w:val="clear" w:color="auto" w:fill="F5F5F5"/>
-          </w:tcPr>
-          <w:p>
-            <w:pPr>
-              <w:spacing w:before="60" w:after="60"/>
-              <w:jc w:val="left"/>
-            </w:pPr>
-            <w:r>
-              <w:rPr>
-                <w:rFonts w:ascii="Tahoma" w:hAnsi="Tahoma"/>
-                <w:color w:val="222222"/>
-                <w:sz w:val="17"/>
-              </w:rPr>
-              <w:t>25 × (streak ÷ 14)</w:t>
-              <w:br/>
-              <w:t>Full 25 pts at 14-day streak</w:t>
-            </w:r>
-          </w:p>
-        </w:tc>
-        <w:tc>
-          <w:tcPr>
-            <w:tcW w:w="600" w:type="dxa"/>
-            <w:shd w:val="clear" w:color="auto" w:fill="F5F5F5"/>
-          </w:tcPr>
-          <w:p>
-            <w:pPr>
-              <w:spacing w:before="60" w:after="60"/>
-              <w:jc w:val="left"/>
-            </w:pPr>
-            <w:r>
-              <w:rPr>
-                <w:rFonts w:ascii="Tahoma" w:hAnsi="Tahoma"/>
-                <w:color w:val="222222"/>
-                <w:sz w:val="17"/>
-              </w:rPr>
-              <w:t>25</w:t>
-            </w:r>
-          </w:p>
-        </w:tc>
-        <w:tc>
-          <w:tcPr>
-            <w:tcW w:w="3000" w:type="dxa"/>
-            <w:shd w:val="clear" w:color="auto" w:fill="F5F5F5"/>
-          </w:tcPr>
-          <w:p>
-            <w:pPr>
-              <w:spacing w:before="60" w:after="60"/>
-              <w:jc w:val="left"/>
-            </w:pPr>
-            <w:r>
-              <w:rPr>
-                <w:rFonts w:ascii="Tahoma" w:hAnsi="Tahoma"/>
-                <w:color w:val="222222"/>
-                <w:sz w:val="17"/>
-              </w:rPr>
-              <w:t>Duhigg (2012) — habit loop theory; Bitrián et al. (2021) gamification</w:t>
-            </w:r>
-          </w:p>
-        </w:tc>
-      </w:tr>
-    </w:tbl>
-    <w:p>
-      <w:pPr>
-        <w:spacing w:after="80"/>
-      </w:pPr>
-    </w:p>
-    <w:p>
-      <w:pPr>
-        <w:spacing w:before="200" w:after="40"/>
-      </w:pPr>
-      <w:r>
-        <w:rPr>
-          <w:rFonts w:ascii="Tahoma" w:hAnsi="Tahoma"/>
-          <w:b/>
-          <w:color w:val="5C0E24"/>
-          <w:sz w:val="24"/>
-        </w:rPr>
-        <w:t>4.  Score Adjustments (Applied After Component Sum)</w:t>
-      </w:r>
-    </w:p>
-    <w:tbl>
-      <w:tblPr>
-        <w:tblLook w:firstColumn="1" w:firstRow="1" w:lastColumn="0" w:lastRow="0" w:noHBand="0" w:noVBand="1" w:val="04A0"/>
-        <w:tblW w:w="10224" w:type="dxa"/>
-        <w:jc w:val="left"/>
-        <w:tblBorders>
-          <w:top w:val="single" w:sz="4" w:space="0" w:color="BBBBBB"/>
-          <w:left w:val="single" w:sz="4" w:space="0" w:color="BBBBBB"/>
-          <w:bottom w:val="single" w:sz="4" w:space="0" w:color="BBBBBB"/>
-          <w:right w:val="single" w:sz="4" w:space="0" w:color="BBBBBB"/>
-          <w:insideH w:val="single" w:sz="4" w:space="0" w:color="BBBBBB"/>
-          <w:insideV w:val="single" w:sz="4" w:space="0" w:color="BBBBBB"/>
-        </w:tblBorders>
-      </w:tblPr>
-      <w:tblGrid>
-        <w:gridCol w:w="2016"/>
-        <w:gridCol w:w="2016"/>
-        <w:gridCol w:w="2016"/>
-        <w:gridCol w:w="2016"/>
-        <w:gridCol w:w="2016"/>
-      </w:tblGrid>
-      <w:tr>
-        <w:tc>
-          <w:tcPr>
-            <w:tcW w:w="1400" w:type="dxa"/>
-            <w:shd w:val="clear" w:color="auto" w:fill="A05200"/>
-          </w:tcPr>
-          <w:p>
-            <w:pPr>
-              <w:spacing w:before="60" w:after="60"/>
-              <w:jc w:val="center"/>
-            </w:pPr>
-            <w:r>
-              <w:rPr>
-                <w:rFonts w:ascii="Tahoma" w:hAnsi="Tahoma"/>
-                <w:b/>
-                <w:color w:val="FFFFFF"/>
-                <w:sz w:val="18"/>
-              </w:rPr>
-              <w:t>Adjustment</w:t>
-            </w:r>
-          </w:p>
-        </w:tc>
-        <w:tc>
-          <w:tcPr>
-            <w:tcW w:w="2100" w:type="dxa"/>
-            <w:shd w:val="clear" w:color="auto" w:fill="A05200"/>
-          </w:tcPr>
-          <w:p>
-            <w:pPr>
-              <w:spacing w:before="60" w:after="60"/>
-              <w:jc w:val="center"/>
-            </w:pPr>
-            <w:r>
-              <w:rPr>
-                <w:rFonts w:ascii="Tahoma" w:hAnsi="Tahoma"/>
-                <w:b/>
-                <w:color w:val="FFFFFF"/>
-                <w:sz w:val="18"/>
-              </w:rPr>
-              <w:t>Trigger</w:t>
-            </w:r>
-          </w:p>
-        </w:tc>
-        <w:tc>
-          <w:tcPr>
-            <w:tcW w:w="1900" w:type="dxa"/>
-            <w:shd w:val="clear" w:color="auto" w:fill="A05200"/>
-          </w:tcPr>
-          <w:p>
-            <w:pPr>
-              <w:spacing w:before="60" w:after="60"/>
-              <w:jc w:val="center"/>
-            </w:pPr>
-            <w:r>
-              <w:rPr>
-                <w:rFonts w:ascii="Tahoma" w:hAnsi="Tahoma"/>
-                <w:b/>
-                <w:color w:val="FFFFFF"/>
-                <w:sz w:val="18"/>
-              </w:rPr>
-              <w:t>Effect</w:t>
-            </w:r>
-          </w:p>
-        </w:tc>
-        <w:tc>
-          <w:tcPr>
-            <w:tcW w:w="1200" w:type="dxa"/>
-            <w:shd w:val="clear" w:color="auto" w:fill="A05200"/>
-          </w:tcPr>
-          <w:p>
-            <w:pPr>
-              <w:spacing w:before="60" w:after="60"/>
-              <w:jc w:val="center"/>
-            </w:pPr>
-            <w:r>
-              <w:rPr>
-                <w:rFonts w:ascii="Tahoma" w:hAnsi="Tahoma"/>
-                <w:b/>
-                <w:color w:val="FFFFFF"/>
-                <w:sz w:val="18"/>
-              </w:rPr>
-              <w:t>Max Impact</w:t>
-            </w:r>
-          </w:p>
-        </w:tc>
-        <w:tc>
-          <w:tcPr>
-            <w:tcW w:w="2824" w:type="dxa"/>
-            <w:shd w:val="clear" w:color="auto" w:fill="A05200"/>
-          </w:tcPr>
-          <w:p>
-            <w:pPr>
-              <w:spacing w:before="60" w:after="60"/>
-              <w:jc w:val="center"/>
-            </w:pPr>
-            <w:r>
-              <w:rPr>
-                <w:rFonts w:ascii="Tahoma" w:hAnsi="Tahoma"/>
-                <w:b/>
-                <w:color w:val="FFFFFF"/>
-                <w:sz w:val="18"/>
-              </w:rPr>
-              <w:t>Research Basis</w:t>
-            </w:r>
-          </w:p>
-        </w:tc>
-      </w:tr>
-      <w:tr>
-        <w:tc>
-          <w:tcPr>
-            <w:tcW w:w="1400" w:type="dxa"/>
-            <w:shd w:val="clear" w:color="auto" w:fill="FFFFFF"/>
-          </w:tcPr>
-          <w:p>
-            <w:pPr>
-              <w:spacing w:before="60" w:after="60"/>
-              <w:jc w:val="left"/>
-            </w:pPr>
-            <w:r>
-              <w:rPr>
-                <w:rFonts w:ascii="Tahoma" w:hAnsi="Tahoma"/>
-                <w:color w:val="222222"/>
-                <w:sz w:val="17"/>
-              </w:rPr>
-              <w:t>Warning Decay</w:t>
-            </w:r>
-          </w:p>
-        </w:tc>
-        <w:tc>
-          <w:tcPr>
-            <w:tcW w:w="2100" w:type="dxa"/>
-            <w:shd w:val="clear" w:color="auto" w:fill="FFFFFF"/>
-          </w:tcPr>
-          <w:p>
-            <w:pPr>
-              <w:spacing w:before="60" w:after="60"/>
-              <w:jc w:val="left"/>
-            </w:pPr>
-            <w:r>
-              <w:rPr>
-                <w:rFonts w:ascii="Tahoma" w:hAnsi="Tahoma"/>
-                <w:color w:val="222222"/>
-                <w:sz w:val="17"/>
-              </w:rPr>
-              <w:t>A budget category is exceeded AND the user continues spending in that category the next day.</w:t>
-            </w:r>
-          </w:p>
-        </w:tc>
-        <w:tc>
-          <w:tcPr>
-            <w:tcW w:w="1900" w:type="dxa"/>
-            <w:shd w:val="clear" w:color="auto" w:fill="FFFFFF"/>
-          </w:tcPr>
-          <w:p>
-            <w:pPr>
-              <w:spacing w:before="60" w:after="60"/>
-              <w:jc w:val="left"/>
-            </w:pPr>
-            <w:r>
-              <w:rPr>
-                <w:rFonts w:ascii="Tahoma" w:hAnsi="Tahoma"/>
-                <w:color w:val="222222"/>
-                <w:sz w:val="17"/>
-              </w:rPr>
-              <w:t>−5 points per consecutive day. Resets when all budgets return to on-track.</w:t>
-            </w:r>
-          </w:p>
-        </w:tc>
-        <w:tc>
-          <w:tcPr>
-            <w:tcW w:w="1200" w:type="dxa"/>
-            <w:shd w:val="clear" w:color="auto" w:fill="FFFFFF"/>
-          </w:tcPr>
-          <w:p>
-            <w:pPr>
-              <w:spacing w:before="60" w:after="60"/>
-              <w:jc w:val="left"/>
-            </w:pPr>
-            <w:r>
-              <w:rPr>
-                <w:rFonts w:ascii="Tahoma" w:hAnsi="Tahoma"/>
-                <w:color w:val="222222"/>
-                <w:sz w:val="17"/>
-              </w:rPr>
-              <w:t>Max −15 pts (3 days)</w:t>
-            </w:r>
-          </w:p>
-        </w:tc>
-        <w:tc>
-          <w:tcPr>
-            <w:tcW w:w="2824" w:type="dxa"/>
-            <w:shd w:val="clear" w:color="auto" w:fill="FFFFFF"/>
-          </w:tcPr>
-          <w:p>
-            <w:pPr>
-              <w:spacing w:before="60" w:after="60"/>
-              <w:jc w:val="left"/>
-            </w:pPr>
-            <w:r>
-              <w:rPr>
-                <w:rFonts w:ascii="Tahoma" w:hAnsi="Tahoma"/>
-                <w:color w:val="222222"/>
-                <w:sz w:val="17"/>
-              </w:rPr>
-              <w:t>Kahneman &amp; Tversky (1979) — loss aversion: score decline makes consequence of ignoring budget alerts concrete and persistent.</w:t>
-            </w:r>
-          </w:p>
-        </w:tc>
-      </w:tr>
-      <w:tr>
-        <w:tc>
-          <w:tcPr>
-            <w:tcW w:w="1400" w:type="dxa"/>
-            <w:shd w:val="clear" w:color="auto" w:fill="F5F5F5"/>
-          </w:tcPr>
-          <w:p>
-            <w:pPr>
-              <w:spacing w:before="60" w:after="60"/>
-              <w:jc w:val="left"/>
-            </w:pPr>
-            <w:r>
-              <w:rPr>
-                <w:rFonts w:ascii="Tahoma" w:hAnsi="Tahoma"/>
-                <w:color w:val="222222"/>
-                <w:sz w:val="17"/>
-              </w:rPr>
-              <w:t>Gap Adjustment</w:t>
-              <w:br/>
-              <w:t>(Penalty)</w:t>
-            </w:r>
-          </w:p>
-        </w:tc>
-        <w:tc>
-          <w:tcPr>
-            <w:tcW w:w="2100" w:type="dxa"/>
-            <w:shd w:val="clear" w:color="auto" w:fill="F5F5F5"/>
-          </w:tcPr>
-          <w:p>
-            <w:pPr>
-              <w:spacing w:before="60" w:after="60"/>
-              <w:jc w:val="left"/>
-            </w:pPr>
-            <w:r>
-              <w:rPr>
-                <w:rFonts w:ascii="Tahoma" w:hAnsi="Tahoma"/>
-                <w:color w:val="222222"/>
-                <w:sz w:val="17"/>
-              </w:rPr>
-              <w:t>App detects unlogged days on startup. User confirms: "Yes, I spent but forgot to log."</w:t>
-            </w:r>
-          </w:p>
-        </w:tc>
-        <w:tc>
-          <w:tcPr>
-            <w:tcW w:w="1900" w:type="dxa"/>
-            <w:shd w:val="clear" w:color="auto" w:fill="F5F5F5"/>
-          </w:tcPr>
-          <w:p>
-            <w:pPr>
-              <w:spacing w:before="60" w:after="60"/>
-              <w:jc w:val="left"/>
-            </w:pPr>
-            <w:r>
-              <w:rPr>
-                <w:rFonts w:ascii="Tahoma" w:hAnsi="Tahoma"/>
-                <w:color w:val="222222"/>
-                <w:sz w:val="17"/>
-              </w:rPr>
-              <w:t>−3 points per unlogged-but-spent day.</w:t>
-            </w:r>
-          </w:p>
-        </w:tc>
-        <w:tc>
-          <w:tcPr>
-            <w:tcW w:w="1200" w:type="dxa"/>
-            <w:shd w:val="clear" w:color="auto" w:fill="F5F5F5"/>
-          </w:tcPr>
-          <w:p>
-            <w:pPr>
-              <w:spacing w:before="60" w:after="60"/>
-              <w:jc w:val="left"/>
-            </w:pPr>
-            <w:r>
-              <w:rPr>
-                <w:rFonts w:ascii="Tahoma" w:hAnsi="Tahoma"/>
-                <w:color w:val="222222"/>
-                <w:sz w:val="17"/>
-              </w:rPr>
-              <w:t>Max −15 pts</w:t>
-            </w:r>
-          </w:p>
-        </w:tc>
-        <w:tc>
-          <w:tcPr>
-            <w:tcW w:w="2824" w:type="dxa"/>
-            <w:shd w:val="clear" w:color="auto" w:fill="F5F5F5"/>
-          </w:tcPr>
-          <w:p>
-            <w:pPr>
-              <w:spacing w:before="60" w:after="60"/>
-              <w:jc w:val="left"/>
-            </w:pPr>
-            <w:r>
-              <w:rPr>
-                <w:rFonts w:ascii="Tahoma" w:hAnsi="Tahoma"/>
-                <w:color w:val="222222"/>
-                <w:sz w:val="17"/>
-              </w:rPr>
-              <w:t>Ariely (2008) — accurate self-monitoring principle. Incentivizes honest reporting.</w:t>
-            </w:r>
-          </w:p>
-        </w:tc>
-      </w:tr>
-      <w:tr>
-        <w:tc>
-          <w:tcPr>
-            <w:tcW w:w="1400" w:type="dxa"/>
-            <w:shd w:val="clear" w:color="auto" w:fill="FFFFFF"/>
-          </w:tcPr>
-          <w:p>
-            <w:pPr>
-              <w:spacing w:before="60" w:after="60"/>
-              <w:jc w:val="left"/>
-            </w:pPr>
-            <w:r>
-              <w:rPr>
-                <w:rFonts w:ascii="Tahoma" w:hAnsi="Tahoma"/>
-                <w:color w:val="222222"/>
-                <w:sz w:val="17"/>
-              </w:rPr>
-              <w:t>Gap Adjustment</w:t>
-              <w:br/>
-              <w:t>(Bonus)</w:t>
-            </w:r>
-          </w:p>
-        </w:tc>
-        <w:tc>
-          <w:tcPr>
-            <w:tcW w:w="2100" w:type="dxa"/>
-            <w:shd w:val="clear" w:color="auto" w:fill="FFFFFF"/>
-          </w:tcPr>
-          <w:p>
-            <w:pPr>
-              <w:spacing w:before="60" w:after="60"/>
-              <w:jc w:val="left"/>
-            </w:pPr>
-            <w:r>
-              <w:rPr>
-                <w:rFonts w:ascii="Tahoma" w:hAnsi="Tahoma"/>
-                <w:color w:val="222222"/>
-                <w:sz w:val="17"/>
-              </w:rPr>
-              <w:t>App detects unlogged days on startup. User confirms: "No spending — genuinely clean day."</w:t>
-            </w:r>
-          </w:p>
-        </w:tc>
-        <w:tc>
-          <w:tcPr>
-            <w:tcW w:w="1900" w:type="dxa"/>
-            <w:shd w:val="clear" w:color="auto" w:fill="FFFFFF"/>
-          </w:tcPr>
-          <w:p>
-            <w:pPr>
-              <w:spacing w:before="60" w:after="60"/>
-              <w:jc w:val="left"/>
-            </w:pPr>
-            <w:r>
-              <w:rPr>
-                <w:rFonts w:ascii="Tahoma" w:hAnsi="Tahoma"/>
-                <w:color w:val="222222"/>
-                <w:sz w:val="17"/>
-              </w:rPr>
-              <w:t>+2 points per confirmed no-spend day.</w:t>
-            </w:r>
-          </w:p>
-        </w:tc>
-        <w:tc>
-          <w:tcPr>
-            <w:tcW w:w="1200" w:type="dxa"/>
-            <w:shd w:val="clear" w:color="auto" w:fill="FFFFFF"/>
-          </w:tcPr>
-          <w:p>
-            <w:pPr>
-              <w:spacing w:before="60" w:after="60"/>
-              <w:jc w:val="left"/>
-            </w:pPr>
-            <w:r>
-              <w:rPr>
-                <w:rFonts w:ascii="Tahoma" w:hAnsi="Tahoma"/>
-                <w:color w:val="222222"/>
-                <w:sz w:val="17"/>
-              </w:rPr>
-              <w:t>Max +10 pts</w:t>
-            </w:r>
-          </w:p>
-        </w:tc>
-        <w:tc>
-          <w:tcPr>
-            <w:tcW w:w="2824" w:type="dxa"/>
-            <w:shd w:val="clear" w:color="auto" w:fill="FFFFFF"/>
-          </w:tcPr>
-          <w:p>
-            <w:pPr>
-              <w:spacing w:before="60" w:after="60"/>
-              <w:jc w:val="left"/>
-            </w:pPr>
-            <w:r>
-              <w:rPr>
-                <w:rFonts w:ascii="Tahoma" w:hAnsi="Tahoma"/>
-                <w:color w:val="222222"/>
-                <w:sz w:val="17"/>
-              </w:rPr>
-              <w:t>Thaler &amp; Sunstein (2008) — nudge theory: rewards frugal behavior that would otherwise be penalized for non-logging.</w:t>
-            </w:r>
-          </w:p>
-        </w:tc>
-      </w:tr>
-    </w:tbl>
-    <w:p>
-      <w:pPr>
-        <w:spacing w:after="80"/>
-      </w:pPr>
-    </w:p>
-    <w:p>
-      <w:pPr>
-        <w:spacing w:before="200" w:after="40"/>
-      </w:pPr>
-      <w:r>
-        <w:rPr>
-          <w:rFonts w:ascii="Tahoma" w:hAnsi="Tahoma"/>
-          <w:b/>
-          <w:color w:val="5C0E24"/>
-          <w:sz w:val="24"/>
-        </w:rPr>
-        <w:t>5.  Score Interpretation Scale</w:t>
+        <w:t>After the four components are added up, two additional adjustments can raise or lower the final score. Both are designed to encourage honest and consistent behavior.</w:t>
       </w:r>
     </w:p>
     <w:tbl>
@@ -3194,13 +2129,13 @@
                 <w:color w:val="FFFFFF"/>
                 <w:sz w:val="18"/>
               </w:rPr>
-              <w:t>Score Range</w:t>
+              <w:t>Adjustment</w:t>
             </w:r>
           </w:p>
         </w:tc>
         <w:tc>
           <w:tcPr>
-            <w:tcW w:w="1300" w:type="dxa"/>
+            <w:tcW w:w="2600" w:type="dxa"/>
             <w:shd w:val="clear" w:color="auto" w:fill="5C0E24"/>
           </w:tcPr>
           <w:p>
@@ -3215,13 +2150,13 @@
                 <w:color w:val="FFFFFF"/>
                 <w:sz w:val="18"/>
               </w:rPr>
-              <w:t>Label</w:t>
+              <w:t>When It Happens</w:t>
             </w:r>
           </w:p>
         </w:tc>
         <w:tc>
           <w:tcPr>
-            <w:tcW w:w="3800" w:type="dxa"/>
+            <w:tcW w:w="2100" w:type="dxa"/>
             <w:shd w:val="clear" w:color="auto" w:fill="5C0E24"/>
           </w:tcPr>
           <w:p>
@@ -3236,13 +2171,13 @@
                 <w:color w:val="FFFFFF"/>
                 <w:sz w:val="18"/>
               </w:rPr>
-              <w:t>Meaning</w:t>
+              <w:t>Effect</w:t>
             </w:r>
           </w:p>
         </w:tc>
         <w:tc>
           <w:tcPr>
-            <w:tcW w:w="3224" w:type="dxa"/>
+            <w:tcW w:w="3124" w:type="dxa"/>
             <w:shd w:val="clear" w:color="auto" w:fill="5C0E24"/>
           </w:tcPr>
           <w:p>
@@ -3257,7 +2192,7 @@
                 <w:color w:val="FFFFFF"/>
                 <w:sz w:val="18"/>
               </w:rPr>
-              <w:t>Recommended Action</w:t>
+              <w:t>Why It Exists</w:t>
             </w:r>
           </w:p>
         </w:tc>
@@ -3277,15 +2212,15 @@
               <w:rPr>
                 <w:rFonts w:ascii="Tahoma" w:hAnsi="Tahoma"/>
                 <w:color w:val="222222"/>
-                <w:sz w:val="17"/>
+                <w:sz w:val="18"/>
               </w:rPr>
-              <w:t>90–100</w:t>
+              <w:t>⚠️  Warning Decay</w:t>
             </w:r>
           </w:p>
         </w:tc>
         <w:tc>
           <w:tcPr>
-            <w:tcW w:w="1300" w:type="dxa"/>
+            <w:tcW w:w="2600" w:type="dxa"/>
             <w:shd w:val="clear" w:color="auto" w:fill="FFFFFF"/>
           </w:tcPr>
           <w:p>
@@ -3297,15 +2232,15 @@
               <w:rPr>
                 <w:rFonts w:ascii="Tahoma" w:hAnsi="Tahoma"/>
                 <w:color w:val="222222"/>
-                <w:sz w:val="17"/>
+                <w:sz w:val="18"/>
               </w:rPr>
-              <w:t>👑 Excellent</w:t>
+              <w:t>You went over a budget AND kept spending in that category the next day (i.e., you ignored the warning).</w:t>
             </w:r>
           </w:p>
         </w:tc>
         <w:tc>
           <w:tcPr>
-            <w:tcW w:w="3800" w:type="dxa"/>
+            <w:tcW w:w="2100" w:type="dxa"/>
             <w:shd w:val="clear" w:color="auto" w:fill="FFFFFF"/>
           </w:tcPr>
           <w:p>
@@ -3317,15 +2252,17 @@
               <w:rPr>
                 <w:rFonts w:ascii="Tahoma" w:hAnsi="Tahoma"/>
                 <w:color w:val="222222"/>
-                <w:sz w:val="17"/>
+                <w:sz w:val="18"/>
               </w:rPr>
-              <w:t>Consistently saving ≥20%, all budgets on track, logging daily.</w:t>
+              <w:t>−5 points per day. Resets when budgets return to on-track.</w:t>
+              <w:br/>
+              <w:t>Maximum penalty: −15 pts.</w:t>
             </w:r>
           </w:p>
         </w:tc>
         <w:tc>
           <w:tcPr>
-            <w:tcW w:w="3224" w:type="dxa"/>
+            <w:tcW w:w="3124" w:type="dxa"/>
             <w:shd w:val="clear" w:color="auto" w:fill="FFFFFF"/>
           </w:tcPr>
           <w:p>
@@ -3337,9 +2274,9 @@
               <w:rPr>
                 <w:rFonts w:ascii="Tahoma" w:hAnsi="Tahoma"/>
                 <w:color w:val="222222"/>
-                <w:sz w:val="17"/>
+                <w:sz w:val="18"/>
               </w:rPr>
-              <w:t>Maintain habits. Consider increasing savings goal or investing surplus.</w:t>
+              <w:t>Based on Loss Aversion (Kahneman &amp; Tversky, 1979) — people act faster when something is decreasing than when they receive a reward. The dropping score makes ignoring budget warnings feel real.</w:t>
             </w:r>
           </w:p>
         </w:tc>
@@ -3359,15 +2296,15 @@
               <w:rPr>
                 <w:rFonts w:ascii="Tahoma" w:hAnsi="Tahoma"/>
                 <w:color w:val="222222"/>
-                <w:sz w:val="17"/>
+                <w:sz w:val="18"/>
               </w:rPr>
-              <w:t>80–89</w:t>
+              <w:t>✅  Gap Bonus</w:t>
             </w:r>
           </w:p>
         </w:tc>
         <w:tc>
           <w:tcPr>
-            <w:tcW w:w="1300" w:type="dxa"/>
+            <w:tcW w:w="2600" w:type="dxa"/>
             <w:shd w:val="clear" w:color="auto" w:fill="F5F5F5"/>
           </w:tcPr>
           <w:p>
@@ -3379,15 +2316,15 @@
               <w:rPr>
                 <w:rFonts w:ascii="Tahoma" w:hAnsi="Tahoma"/>
                 <w:color w:val="222222"/>
-                <w:sz w:val="17"/>
+                <w:sz w:val="18"/>
               </w:rPr>
-              <w:t>🏆 Great</w:t>
+              <w:t>The app notices you did not log anything for a few days. You confirm on startup: "No, I genuinely had no spending on those days."</w:t>
             </w:r>
           </w:p>
         </w:tc>
         <w:tc>
           <w:tcPr>
-            <w:tcW w:w="3800" w:type="dxa"/>
+            <w:tcW w:w="2100" w:type="dxa"/>
             <w:shd w:val="clear" w:color="auto" w:fill="F5F5F5"/>
           </w:tcPr>
           <w:p>
@@ -3399,15 +2336,17 @@
               <w:rPr>
                 <w:rFonts w:ascii="Tahoma" w:hAnsi="Tahoma"/>
                 <w:color w:val="222222"/>
-                <w:sz w:val="17"/>
+                <w:sz w:val="18"/>
               </w:rPr>
-              <w:t>Strong financial control with minor gaps.</w:t>
+              <w:t>+2 points per confirmed no-spend day.</w:t>
+              <w:br/>
+              <w:t>Maximum bonus: +10 pts.</w:t>
             </w:r>
           </w:p>
         </w:tc>
         <w:tc>
           <w:tcPr>
-            <w:tcW w:w="3224" w:type="dxa"/>
+            <w:tcW w:w="3124" w:type="dxa"/>
             <w:shd w:val="clear" w:color="auto" w:fill="F5F5F5"/>
           </w:tcPr>
           <w:p>
@@ -3419,9 +2358,9 @@
               <w:rPr>
                 <w:rFonts w:ascii="Tahoma" w:hAnsi="Tahoma"/>
                 <w:color w:val="222222"/>
-                <w:sz w:val="17"/>
+                <w:sz w:val="18"/>
               </w:rPr>
-              <w:t>Review which component is below 25 pts and target it specifically.</w:t>
+              <w:t>Rewards frugal behavior and honest reporting. Based on Nudge Theory (Thaler &amp; Sunstein, 2008).</w:t>
             </w:r>
           </w:p>
         </w:tc>
@@ -3441,15 +2380,15 @@
               <w:rPr>
                 <w:rFonts w:ascii="Tahoma" w:hAnsi="Tahoma"/>
                 <w:color w:val="222222"/>
-                <w:sz w:val="17"/>
+                <w:sz w:val="18"/>
               </w:rPr>
-              <w:t>70–79</w:t>
+              <w:t>❌  Gap Penalty</w:t>
             </w:r>
           </w:p>
         </w:tc>
         <w:tc>
           <w:tcPr>
-            <w:tcW w:w="1300" w:type="dxa"/>
+            <w:tcW w:w="2600" w:type="dxa"/>
             <w:shd w:val="clear" w:color="auto" w:fill="FFFFFF"/>
           </w:tcPr>
           <w:p>
@@ -3461,15 +2400,15 @@
               <w:rPr>
                 <w:rFonts w:ascii="Tahoma" w:hAnsi="Tahoma"/>
                 <w:color w:val="222222"/>
-                <w:sz w:val="17"/>
+                <w:sz w:val="18"/>
               </w:rPr>
-              <w:t>⭐ Good</w:t>
+              <w:t>The app notices unlogged days. You confirm: "Yes, I spent money but forgot to log it."</w:t>
             </w:r>
           </w:p>
         </w:tc>
         <w:tc>
           <w:tcPr>
-            <w:tcW w:w="3800" w:type="dxa"/>
+            <w:tcW w:w="2100" w:type="dxa"/>
             <w:shd w:val="clear" w:color="auto" w:fill="FFFFFF"/>
           </w:tcPr>
           <w:p>
@@ -3481,15 +2420,17 @@
               <w:rPr>
                 <w:rFonts w:ascii="Tahoma" w:hAnsi="Tahoma"/>
                 <w:color w:val="222222"/>
-                <w:sz w:val="17"/>
+                <w:sz w:val="18"/>
               </w:rPr>
-              <w:t>On the right track, but at least one component needs attention.</w:t>
+              <w:t>−3 points per unlogged day.</w:t>
+              <w:br/>
+              <w:t>Maximum penalty: −15 pts.</w:t>
             </w:r>
           </w:p>
         </w:tc>
         <w:tc>
           <w:tcPr>
-            <w:tcW w:w="3224" w:type="dxa"/>
+            <w:tcW w:w="3124" w:type="dxa"/>
             <w:shd w:val="clear" w:color="auto" w:fill="FFFFFF"/>
           </w:tcPr>
           <w:p>
@@ -3501,173 +2442,9 @@
               <w:rPr>
                 <w:rFonts w:ascii="Tahoma" w:hAnsi="Tahoma"/>
                 <w:color w:val="222222"/>
-                <w:sz w:val="17"/>
+                <w:sz w:val="18"/>
               </w:rPr>
-              <w:t>Set or review category budgets. Improve daily logging consistency.</w:t>
-            </w:r>
-          </w:p>
-        </w:tc>
-      </w:tr>
-      <w:tr>
-        <w:tc>
-          <w:tcPr>
-            <w:tcW w:w="1400" w:type="dxa"/>
-            <w:shd w:val="clear" w:color="auto" w:fill="F5F5F5"/>
-          </w:tcPr>
-          <w:p>
-            <w:pPr>
-              <w:spacing w:before="60" w:after="60"/>
-              <w:jc w:val="left"/>
-            </w:pPr>
-            <w:r>
-              <w:rPr>
-                <w:rFonts w:ascii="Tahoma" w:hAnsi="Tahoma"/>
-                <w:color w:val="222222"/>
-                <w:sz w:val="17"/>
-              </w:rPr>
-              <w:t>60–69</w:t>
-            </w:r>
-          </w:p>
-        </w:tc>
-        <w:tc>
-          <w:tcPr>
-            <w:tcW w:w="1300" w:type="dxa"/>
-            <w:shd w:val="clear" w:color="auto" w:fill="F5F5F5"/>
-          </w:tcPr>
-          <w:p>
-            <w:pPr>
-              <w:spacing w:before="60" w:after="60"/>
-              <w:jc w:val="left"/>
-            </w:pPr>
-            <w:r>
-              <w:rPr>
-                <w:rFonts w:ascii="Tahoma" w:hAnsi="Tahoma"/>
-                <w:color w:val="222222"/>
-                <w:sz w:val="17"/>
-              </w:rPr>
-              <w:t>🌱 Fair</w:t>
-            </w:r>
-          </w:p>
-        </w:tc>
-        <w:tc>
-          <w:tcPr>
-            <w:tcW w:w="3800" w:type="dxa"/>
-            <w:shd w:val="clear" w:color="auto" w:fill="F5F5F5"/>
-          </w:tcPr>
-          <w:p>
-            <w:pPr>
-              <w:spacing w:before="60" w:after="60"/>
-              <w:jc w:val="left"/>
-            </w:pPr>
-            <w:r>
-              <w:rPr>
-                <w:rFonts w:ascii="Tahoma" w:hAnsi="Tahoma"/>
-                <w:color w:val="222222"/>
-                <w:sz w:val="17"/>
-              </w:rPr>
-              <w:t>Some financial management behaviors in place, but significant room to improve.</w:t>
-            </w:r>
-          </w:p>
-        </w:tc>
-        <w:tc>
-          <w:tcPr>
-            <w:tcW w:w="3224" w:type="dxa"/>
-            <w:shd w:val="clear" w:color="auto" w:fill="F5F5F5"/>
-          </w:tcPr>
-          <w:p>
-            <w:pPr>
-              <w:spacing w:before="60" w:after="60"/>
-              <w:jc w:val="left"/>
-            </w:pPr>
-            <w:r>
-              <w:rPr>
-                <w:rFonts w:ascii="Tahoma" w:hAnsi="Tahoma"/>
-                <w:color w:val="222222"/>
-                <w:sz w:val="17"/>
-              </w:rPr>
-              <w:t>Focus on the lowest-scoring component first. Use the AI to explain your breakdown.</w:t>
-            </w:r>
-          </w:p>
-        </w:tc>
-      </w:tr>
-      <w:tr>
-        <w:tc>
-          <w:tcPr>
-            <w:tcW w:w="1400" w:type="dxa"/>
-            <w:shd w:val="clear" w:color="auto" w:fill="FFFFFF"/>
-          </w:tcPr>
-          <w:p>
-            <w:pPr>
-              <w:spacing w:before="60" w:after="60"/>
-              <w:jc w:val="left"/>
-            </w:pPr>
-            <w:r>
-              <w:rPr>
-                <w:rFonts w:ascii="Tahoma" w:hAnsi="Tahoma"/>
-                <w:color w:val="222222"/>
-                <w:sz w:val="17"/>
-              </w:rPr>
-              <w:t>&lt; 60</w:t>
-            </w:r>
-          </w:p>
-        </w:tc>
-        <w:tc>
-          <w:tcPr>
-            <w:tcW w:w="1300" w:type="dxa"/>
-            <w:shd w:val="clear" w:color="auto" w:fill="FFFFFF"/>
-          </w:tcPr>
-          <w:p>
-            <w:pPr>
-              <w:spacing w:before="60" w:after="60"/>
-              <w:jc w:val="left"/>
-            </w:pPr>
-            <w:r>
-              <w:rPr>
-                <w:rFonts w:ascii="Tahoma" w:hAnsi="Tahoma"/>
-                <w:color w:val="222222"/>
-                <w:sz w:val="17"/>
-              </w:rPr>
-              <w:t>📉 Needs Work</w:t>
-            </w:r>
-          </w:p>
-        </w:tc>
-        <w:tc>
-          <w:tcPr>
-            <w:tcW w:w="3800" w:type="dxa"/>
-            <w:shd w:val="clear" w:color="auto" w:fill="FFFFFF"/>
-          </w:tcPr>
-          <w:p>
-            <w:pPr>
-              <w:spacing w:before="60" w:after="60"/>
-              <w:jc w:val="left"/>
-            </w:pPr>
-            <w:r>
-              <w:rPr>
-                <w:rFonts w:ascii="Tahoma" w:hAnsi="Tahoma"/>
-                <w:color w:val="222222"/>
-                <w:sz w:val="17"/>
-              </w:rPr>
-              <w:t>Core financial behaviors (saving, logging, budgeting) need significant development.</w:t>
-            </w:r>
-          </w:p>
-        </w:tc>
-        <w:tc>
-          <w:tcPr>
-            <w:tcW w:w="3224" w:type="dxa"/>
-            <w:shd w:val="clear" w:color="auto" w:fill="FFFFFF"/>
-          </w:tcPr>
-          <w:p>
-            <w:pPr>
-              <w:spacing w:before="60" w:after="60"/>
-              <w:jc w:val="left"/>
-            </w:pPr>
-            <w:r>
-              <w:rPr>
-                <w:rFonts w:ascii="Tahoma" w:hAnsi="Tahoma"/>
-                <w:color w:val="222222"/>
-                <w:sz w:val="17"/>
-              </w:rPr>
-              <w:t>Start with Logging Consistency — log every day for 7 days to see immediate improvement.</w:t>
+              <w:t>Encourages consistent logging and accurate self-monitoring. Based on Ariely (2008) — accurate self-tracking improves financial behavior.</w:t>
             </w:r>
           </w:p>
         </w:tc>
@@ -3689,7 +2466,22 @@
           <w:color w:val="5C0E24"/>
           <w:sz w:val="24"/>
         </w:rPr>
-        <w:t>6.  Comparison with Existing Financial Health Scoring Systems</w:t>
+        <w:t>5.  Where Did This Formula Come From?</w:t>
+      </w:r>
+    </w:p>
+    <w:p>
+      <w:pPr>
+        <w:spacing w:before="0" w:after="60"/>
+      </w:pPr>
+      <w:r>
+        <w:rPr>
+          <w:rFonts w:ascii="Tahoma" w:hAnsi="Tahoma"/>
+          <w:b w:val="0"/>
+          <w:i w:val="0"/>
+          <w:color w:val="222222"/>
+          <w:sz w:val="19"/>
+        </w:rPr>
+        <w:t>Each component of the FHS is grounded in a published academic framework or widely-accepted financial planning standard. The table below shows the specific source for each design decision.</w:t>
       </w:r>
     </w:p>
     <w:tbl>
@@ -3707,18 +2499,14 @@
         </w:tblBorders>
       </w:tblPr>
       <w:tblGrid>
-        <w:gridCol w:w="1440"/>
-        <w:gridCol w:w="1440"/>
-        <w:gridCol w:w="1440"/>
-        <w:gridCol w:w="1440"/>
-        <w:gridCol w:w="1440"/>
-        <w:gridCol w:w="1440"/>
-        <w:gridCol w:w="1440"/>
+        <w:gridCol w:w="3360"/>
+        <w:gridCol w:w="3360"/>
+        <w:gridCol w:w="3360"/>
       </w:tblGrid>
       <w:tr>
         <w:tc>
           <w:tcPr>
-            <w:tcW w:w="1800" w:type="dxa"/>
+            <w:tcW w:w="2400" w:type="dxa"/>
             <w:shd w:val="clear" w:color="auto" w:fill="5C0E24"/>
           </w:tcPr>
           <w:p>
@@ -3733,13 +2521,13 @@
                 <w:color w:val="FFFFFF"/>
                 <w:sz w:val="18"/>
               </w:rPr>
-              <w:t>System</w:t>
+              <w:t>FHS Component / Feature</w:t>
             </w:r>
           </w:p>
         </w:tc>
         <w:tc>
           <w:tcPr>
-            <w:tcW w:w="1700" w:type="dxa"/>
+            <w:tcW w:w="4600" w:type="dxa"/>
             <w:shd w:val="clear" w:color="auto" w:fill="5C0E24"/>
           </w:tcPr>
           <w:p>
@@ -3754,13 +2542,13 @@
                 <w:color w:val="FFFFFF"/>
                 <w:sz w:val="18"/>
               </w:rPr>
-              <w:t>Publisher</w:t>
+              <w:t>Research It Comes From</w:t>
             </w:r>
           </w:p>
         </w:tc>
         <w:tc>
           <w:tcPr>
-            <w:tcW w:w="900" w:type="dxa"/>
+            <w:tcW w:w="3224" w:type="dxa"/>
             <w:shd w:val="clear" w:color="auto" w:fill="5C0E24"/>
           </w:tcPr>
           <w:p>
@@ -3775,91 +2563,7 @@
                 <w:color w:val="FFFFFF"/>
                 <w:sz w:val="18"/>
               </w:rPr>
-              <w:t>Score Range</w:t>
-            </w:r>
-          </w:p>
-        </w:tc>
-        <w:tc>
-          <w:tcPr>
-            <w:tcW w:w="2500" w:type="dxa"/>
-            <w:shd w:val="clear" w:color="auto" w:fill="5C0E24"/>
-          </w:tcPr>
-          <w:p>
-            <w:pPr>
-              <w:spacing w:before="60" w:after="60"/>
-              <w:jc w:val="center"/>
-            </w:pPr>
-            <w:r>
-              <w:rPr>
-                <w:rFonts w:ascii="Tahoma" w:hAnsi="Tahoma"/>
-                <w:b/>
-                <w:color w:val="FFFFFF"/>
-                <w:sz w:val="18"/>
-              </w:rPr>
-              <w:t>Computation Method</w:t>
-            </w:r>
-          </w:p>
-        </w:tc>
-        <w:tc>
-          <w:tcPr>
-            <w:tcW w:w="1100" w:type="dxa"/>
-            <w:shd w:val="clear" w:color="auto" w:fill="5C0E24"/>
-          </w:tcPr>
-          <w:p>
-            <w:pPr>
-              <w:spacing w:before="60" w:after="60"/>
-              <w:jc w:val="center"/>
-            </w:pPr>
-            <w:r>
-              <w:rPr>
-                <w:rFonts w:ascii="Tahoma" w:hAnsi="Tahoma"/>
-                <w:b/>
-                <w:color w:val="FFFFFF"/>
-                <w:sz w:val="18"/>
-              </w:rPr>
-              <w:t>Filipino Context</w:t>
-            </w:r>
-          </w:p>
-        </w:tc>
-        <w:tc>
-          <w:tcPr>
-            <w:tcW w:w="800" w:type="dxa"/>
-            <w:shd w:val="clear" w:color="auto" w:fill="5C0E24"/>
-          </w:tcPr>
-          <w:p>
-            <w:pPr>
-              <w:spacing w:before="60" w:after="60"/>
-              <w:jc w:val="center"/>
-            </w:pPr>
-            <w:r>
-              <w:rPr>
-                <w:rFonts w:ascii="Tahoma" w:hAnsi="Tahoma"/>
-                <w:b/>
-                <w:color w:val="FFFFFF"/>
-                <w:sz w:val="18"/>
-              </w:rPr>
-              <w:t>Offline?</w:t>
-            </w:r>
-          </w:p>
-        </w:tc>
-        <w:tc>
-          <w:tcPr>
-            <w:tcW w:w="800" w:type="dxa"/>
-            <w:shd w:val="clear" w:color="auto" w:fill="5C0E24"/>
-          </w:tcPr>
-          <w:p>
-            <w:pPr>
-              <w:spacing w:before="60" w:after="60"/>
-              <w:jc w:val="center"/>
-            </w:pPr>
-            <w:r>
-              <w:rPr>
-                <w:rFonts w:ascii="Tahoma" w:hAnsi="Tahoma"/>
-                <w:b/>
-                <w:color w:val="FFFFFF"/>
-                <w:sz w:val="18"/>
-              </w:rPr>
-              <w:t>Free?</w:t>
+              <w:t>Source</w:t>
             </w:r>
           </w:p>
         </w:tc>
@@ -3867,7 +2571,7 @@
       <w:tr>
         <w:tc>
           <w:tcPr>
-            <w:tcW w:w="1800" w:type="dxa"/>
+            <w:tcW w:w="2400" w:type="dxa"/>
             <w:shd w:val="clear" w:color="auto" w:fill="FFFFFF"/>
           </w:tcPr>
           <w:p>
@@ -3879,15 +2583,15 @@
               <w:rPr>
                 <w:rFonts w:ascii="Tahoma" w:hAnsi="Tahoma"/>
                 <w:color w:val="222222"/>
-                <w:sz w:val="16"/>
+                <w:sz w:val="18"/>
               </w:rPr>
-              <w:t>FinHealth Score®</w:t>
+              <w:t>0–100 score range and financial well-being definition</w:t>
             </w:r>
           </w:p>
         </w:tc>
         <w:tc>
           <w:tcPr>
-            <w:tcW w:w="1700" w:type="dxa"/>
+            <w:tcW w:w="4600" w:type="dxa"/>
             <w:shd w:val="clear" w:color="auto" w:fill="FFFFFF"/>
           </w:tcPr>
           <w:p>
@@ -3899,15 +2603,15 @@
               <w:rPr>
                 <w:rFonts w:ascii="Tahoma" w:hAnsi="Tahoma"/>
                 <w:color w:val="222222"/>
-                <w:sz w:val="16"/>
+                <w:sz w:val="18"/>
               </w:rPr>
-              <w:t>Financial Health Network</w:t>
+              <w:t>The 0–100 scale and the concept of financial well-being come from the CFPB Financial Well-Being Scale definition (2017). SmartSpend uses the concept and scale — not the survey method.</w:t>
             </w:r>
           </w:p>
         </w:tc>
         <w:tc>
           <w:tcPr>
-            <w:tcW w:w="900" w:type="dxa"/>
+            <w:tcW w:w="3224" w:type="dxa"/>
             <w:shd w:val="clear" w:color="auto" w:fill="FFFFFF"/>
           </w:tcPr>
           <w:p>
@@ -3919,15 +2623,79 @@
               <w:rPr>
                 <w:rFonts w:ascii="Tahoma" w:hAnsi="Tahoma"/>
                 <w:color w:val="222222"/>
-                <w:sz w:val="16"/>
+                <w:sz w:val="18"/>
               </w:rPr>
-              <w:t>0–100</w:t>
+              <w:t>Consumer Financial Protection Bureau, 2017</w:t>
+            </w:r>
+          </w:p>
+        </w:tc>
+      </w:tr>
+      <w:tr>
+        <w:tc>
+          <w:tcPr>
+            <w:tcW w:w="2400" w:type="dxa"/>
+            <w:shd w:val="clear" w:color="auto" w:fill="F5F5F5"/>
+          </w:tcPr>
+          <w:p>
+            <w:pPr>
+              <w:spacing w:before="60" w:after="60"/>
+              <w:jc w:val="left"/>
+            </w:pPr>
+            <w:r>
+              <w:rPr>
+                <w:rFonts w:ascii="Tahoma" w:hAnsi="Tahoma"/>
+                <w:color w:val="222222"/>
+                <w:sz w:val="18"/>
+              </w:rPr>
+              <w:t>FHS as an Observed Indicator (not a survey)</w:t>
             </w:r>
           </w:p>
         </w:tc>
         <w:tc>
           <w:tcPr>
-            <w:tcW w:w="2500" w:type="dxa"/>
+            <w:tcW w:w="4600" w:type="dxa"/>
+            <w:shd w:val="clear" w:color="auto" w:fill="F5F5F5"/>
+          </w:tcPr>
+          <w:p>
+            <w:pPr>
+              <w:spacing w:before="60" w:after="60"/>
+              <w:jc w:val="left"/>
+            </w:pPr>
+            <w:r>
+              <w:rPr>
+                <w:rFonts w:ascii="Tahoma" w:hAnsi="Tahoma"/>
+                <w:color w:val="222222"/>
+                <w:sz w:val="18"/>
+              </w:rPr>
+              <w:t>The CBA-MI (2018) dual-scale framework formally establishes that financial health can be measured from transaction records — not only surveys. SmartSpend's FHS follows this Observed Scale approach.</w:t>
+            </w:r>
+          </w:p>
+        </w:tc>
+        <w:tc>
+          <w:tcPr>
+            <w:tcW w:w="3224" w:type="dxa"/>
+            <w:shd w:val="clear" w:color="auto" w:fill="F5F5F5"/>
+          </w:tcPr>
+          <w:p>
+            <w:pPr>
+              <w:spacing w:before="60" w:after="60"/>
+              <w:jc w:val="left"/>
+            </w:pPr>
+            <w:r>
+              <w:rPr>
+                <w:rFonts w:ascii="Tahoma" w:hAnsi="Tahoma"/>
+                <w:color w:val="222222"/>
+                <w:sz w:val="18"/>
+              </w:rPr>
+              <w:t>Commonwealth Bank of Australia &amp; Melbourne Institute, 2018</w:t>
+            </w:r>
+          </w:p>
+        </w:tc>
+      </w:tr>
+      <w:tr>
+        <w:tc>
+          <w:tcPr>
+            <w:tcW w:w="2400" w:type="dxa"/>
             <w:shd w:val="clear" w:color="auto" w:fill="FFFFFF"/>
           </w:tcPr>
           <w:p>
@@ -3939,15 +2707,15 @@
               <w:rPr>
                 <w:rFonts w:ascii="Tahoma" w:hAnsi="Tahoma"/>
                 <w:color w:val="222222"/>
-                <w:sz w:val="16"/>
+                <w:sz w:val="18"/>
               </w:rPr>
-              <w:t>8 behavioral indicators via survey + linked account data</w:t>
+              <w:t>Savings Rate — 20% target</w:t>
             </w:r>
           </w:p>
         </w:tc>
         <w:tc>
           <w:tcPr>
-            <w:tcW w:w="1100" w:type="dxa"/>
+            <w:tcW w:w="4600" w:type="dxa"/>
             <w:shd w:val="clear" w:color="auto" w:fill="FFFFFF"/>
           </w:tcPr>
           <w:p>
@@ -3959,15 +2727,15 @@
               <w:rPr>
                 <w:rFonts w:ascii="Tahoma" w:hAnsi="Tahoma"/>
                 <w:color w:val="222222"/>
-                <w:sz w:val="16"/>
+                <w:sz w:val="18"/>
               </w:rPr>
-              <w:t>❌ US-focused</w:t>
+              <w:t>The 50/30/20 budgeting rule allocates 20% of income to savings. This is the most widely cited personal finance allocation standard globally.</w:t>
             </w:r>
           </w:p>
         </w:tc>
         <w:tc>
           <w:tcPr>
-            <w:tcW w:w="800" w:type="dxa"/>
+            <w:tcW w:w="3224" w:type="dxa"/>
             <w:shd w:val="clear" w:color="auto" w:fill="FFFFFF"/>
           </w:tcPr>
           <w:p>
@@ -3979,15 +2747,79 @@
               <w:rPr>
                 <w:rFonts w:ascii="Tahoma" w:hAnsi="Tahoma"/>
                 <w:color w:val="222222"/>
-                <w:sz w:val="16"/>
+                <w:sz w:val="18"/>
               </w:rPr>
-              <w:t>❌</w:t>
+              <w:t>Warren &amp; Tyagi (2005). All Your Worth.</w:t>
+            </w:r>
+          </w:p>
+        </w:tc>
+      </w:tr>
+      <w:tr>
+        <w:tc>
+          <w:tcPr>
+            <w:tcW w:w="2400" w:type="dxa"/>
+            <w:shd w:val="clear" w:color="auto" w:fill="F5F5F5"/>
+          </w:tcPr>
+          <w:p>
+            <w:pPr>
+              <w:spacing w:before="60" w:after="60"/>
+              <w:jc w:val="left"/>
+            </w:pPr>
+            <w:r>
+              <w:rPr>
+                <w:rFonts w:ascii="Tahoma" w:hAnsi="Tahoma"/>
+                <w:color w:val="222222"/>
+                <w:sz w:val="18"/>
+              </w:rPr>
+              <w:t>Overspend Control — daily budget monitoring</w:t>
             </w:r>
           </w:p>
         </w:tc>
         <w:tc>
           <w:tcPr>
-            <w:tcW w:w="800" w:type="dxa"/>
+            <w:tcW w:w="4600" w:type="dxa"/>
+            <w:shd w:val="clear" w:color="auto" w:fill="F5F5F5"/>
+          </w:tcPr>
+          <w:p>
+            <w:pPr>
+              <w:spacing w:before="60" w:after="60"/>
+              <w:jc w:val="left"/>
+            </w:pPr>
+            <w:r>
+              <w:rPr>
+                <w:rFonts w:ascii="Tahoma" w:hAnsi="Tahoma"/>
+                <w:color w:val="222222"/>
+                <w:sz w:val="18"/>
+              </w:rPr>
+              <w:t>The Financial Health Network's FinHealth Score® Spend pillar measures "spending less than income" as a core behavioral indicator.</w:t>
+            </w:r>
+          </w:p>
+        </w:tc>
+        <w:tc>
+          <w:tcPr>
+            <w:tcW w:w="3224" w:type="dxa"/>
+            <w:shd w:val="clear" w:color="auto" w:fill="F5F5F5"/>
+          </w:tcPr>
+          <w:p>
+            <w:pPr>
+              <w:spacing w:before="60" w:after="60"/>
+              <w:jc w:val="left"/>
+            </w:pPr>
+            <w:r>
+              <w:rPr>
+                <w:rFonts w:ascii="Tahoma" w:hAnsi="Tahoma"/>
+                <w:color w:val="222222"/>
+                <w:sz w:val="18"/>
+              </w:rPr>
+              <w:t>Financial Health Network (2021). FinHealth Score® Toolkit.</w:t>
+            </w:r>
+          </w:p>
+        </w:tc>
+      </w:tr>
+      <w:tr>
+        <w:tc>
+          <w:tcPr>
+            <w:tcW w:w="2400" w:type="dxa"/>
             <w:shd w:val="clear" w:color="auto" w:fill="FFFFFF"/>
           </w:tcPr>
           <w:p>
@@ -3999,9 +2831,49 @@
               <w:rPr>
                 <w:rFonts w:ascii="Tahoma" w:hAnsi="Tahoma"/>
                 <w:color w:val="222222"/>
-                <w:sz w:val="16"/>
+                <w:sz w:val="18"/>
               </w:rPr>
-              <w:t>❌ Institutional</w:t>
+              <w:t>Budget Adherence — category budgets</w:t>
+            </w:r>
+          </w:p>
+        </w:tc>
+        <w:tc>
+          <w:tcPr>
+            <w:tcW w:w="4600" w:type="dxa"/>
+            <w:shd w:val="clear" w:color="auto" w:fill="FFFFFF"/>
+          </w:tcPr>
+          <w:p>
+            <w:pPr>
+              <w:spacing w:before="60" w:after="60"/>
+              <w:jc w:val="left"/>
+            </w:pPr>
+            <w:r>
+              <w:rPr>
+                <w:rFonts w:ascii="Tahoma" w:hAnsi="Tahoma"/>
+                <w:color w:val="222222"/>
+                <w:sz w:val="18"/>
+              </w:rPr>
+              <w:t>Zero-based budgeting: assigning every peso a purpose and tracking category-level spending is associated with reduced overspending.</w:t>
+            </w:r>
+          </w:p>
+        </w:tc>
+        <w:tc>
+          <w:tcPr>
+            <w:tcW w:w="3224" w:type="dxa"/>
+            <w:shd w:val="clear" w:color="auto" w:fill="FFFFFF"/>
+          </w:tcPr>
+          <w:p>
+            <w:pPr>
+              <w:spacing w:before="60" w:after="60"/>
+              <w:jc w:val="left"/>
+            </w:pPr>
+            <w:r>
+              <w:rPr>
+                <w:rFonts w:ascii="Tahoma" w:hAnsi="Tahoma"/>
+                <w:color w:val="222222"/>
+                <w:sz w:val="18"/>
+              </w:rPr>
+              <w:t>Ramsey (2003). The Total Money Makeover.</w:t>
             </w:r>
           </w:p>
         </w:tc>
@@ -4009,7 +2881,7 @@
       <w:tr>
         <w:tc>
           <w:tcPr>
-            <w:tcW w:w="1800" w:type="dxa"/>
+            <w:tcW w:w="2400" w:type="dxa"/>
             <w:shd w:val="clear" w:color="auto" w:fill="F5F5F5"/>
           </w:tcPr>
           <w:p>
@@ -4021,15 +2893,15 @@
               <w:rPr>
                 <w:rFonts w:ascii="Tahoma" w:hAnsi="Tahoma"/>
                 <w:color w:val="222222"/>
-                <w:sz w:val="16"/>
+                <w:sz w:val="18"/>
               </w:rPr>
-              <w:t>CFPB Financial Well-Being Scale</w:t>
+              <w:t>Logging Consistency — daily recording habit</w:t>
             </w:r>
           </w:p>
         </w:tc>
         <w:tc>
           <w:tcPr>
-            <w:tcW w:w="1700" w:type="dxa"/>
+            <w:tcW w:w="4600" w:type="dxa"/>
             <w:shd w:val="clear" w:color="auto" w:fill="F5F5F5"/>
           </w:tcPr>
           <w:p>
@@ -4041,15 +2913,15 @@
               <w:rPr>
                 <w:rFonts w:ascii="Tahoma" w:hAnsi="Tahoma"/>
                 <w:color w:val="222222"/>
-                <w:sz w:val="16"/>
+                <w:sz w:val="18"/>
               </w:rPr>
-              <w:t>CFPB (USA)</w:t>
+              <w:t>Self-monitoring of financial behavior is associated with increased transaction salience and more deliberate spending decisions.</w:t>
             </w:r>
           </w:p>
         </w:tc>
         <w:tc>
           <w:tcPr>
-            <w:tcW w:w="900" w:type="dxa"/>
+            <w:tcW w:w="3224" w:type="dxa"/>
             <w:shd w:val="clear" w:color="auto" w:fill="F5F5F5"/>
           </w:tcPr>
           <w:p>
@@ -4061,15 +2933,79 @@
               <w:rPr>
                 <w:rFonts w:ascii="Tahoma" w:hAnsi="Tahoma"/>
                 <w:color w:val="222222"/>
-                <w:sz w:val="16"/>
+                <w:sz w:val="18"/>
               </w:rPr>
-              <w:t>0–100</w:t>
+              <w:t>Thaler &amp; Sunstein (2008). Nudge; Mindfulsuite (2026).</w:t>
+            </w:r>
+          </w:p>
+        </w:tc>
+      </w:tr>
+      <w:tr>
+        <w:tc>
+          <w:tcPr>
+            <w:tcW w:w="2400" w:type="dxa"/>
+            <w:shd w:val="clear" w:color="auto" w:fill="FFFFFF"/>
+          </w:tcPr>
+          <w:p>
+            <w:pPr>
+              <w:spacing w:before="60" w:after="60"/>
+              <w:jc w:val="left"/>
+            </w:pPr>
+            <w:r>
+              <w:rPr>
+                <w:rFonts w:ascii="Tahoma" w:hAnsi="Tahoma"/>
+                <w:color w:val="222222"/>
+                <w:sz w:val="18"/>
+              </w:rPr>
+              <w:t>Warning Decay — score drops for ignored alerts</w:t>
             </w:r>
           </w:p>
         </w:tc>
         <w:tc>
           <w:tcPr>
-            <w:tcW w:w="2500" w:type="dxa"/>
+            <w:tcW w:w="4600" w:type="dxa"/>
+            <w:shd w:val="clear" w:color="auto" w:fill="FFFFFF"/>
+          </w:tcPr>
+          <w:p>
+            <w:pPr>
+              <w:spacing w:before="60" w:after="60"/>
+              <w:jc w:val="left"/>
+            </w:pPr>
+            <w:r>
+              <w:rPr>
+                <w:rFonts w:ascii="Tahoma" w:hAnsi="Tahoma"/>
+                <w:color w:val="222222"/>
+                <w:sz w:val="18"/>
+              </w:rPr>
+              <w:t>Loss aversion: people are more motivated to prevent a loss than to achieve an equivalent gain. The score decline makes consequences real.</w:t>
+            </w:r>
+          </w:p>
+        </w:tc>
+        <w:tc>
+          <w:tcPr>
+            <w:tcW w:w="3224" w:type="dxa"/>
+            <w:shd w:val="clear" w:color="auto" w:fill="FFFFFF"/>
+          </w:tcPr>
+          <w:p>
+            <w:pPr>
+              <w:spacing w:before="60" w:after="60"/>
+              <w:jc w:val="left"/>
+            </w:pPr>
+            <w:r>
+              <w:rPr>
+                <w:rFonts w:ascii="Tahoma" w:hAnsi="Tahoma"/>
+                <w:color w:val="222222"/>
+                <w:sz w:val="18"/>
+              </w:rPr>
+              <w:t>Kahneman &amp; Tversky (1979). Prospect Theory.</w:t>
+            </w:r>
+          </w:p>
+        </w:tc>
+      </w:tr>
+      <w:tr>
+        <w:tc>
+          <w:tcPr>
+            <w:tcW w:w="2400" w:type="dxa"/>
             <w:shd w:val="clear" w:color="auto" w:fill="F5F5F5"/>
           </w:tcPr>
           <w:p>
@@ -4081,15 +3017,15 @@
               <w:rPr>
                 <w:rFonts w:ascii="Tahoma" w:hAnsi="Tahoma"/>
                 <w:color w:val="222222"/>
-                <w:sz w:val="16"/>
+                <w:sz w:val="18"/>
               </w:rPr>
-              <w:t>10-item self-report survey (subjective)</w:t>
+              <w:t>Lightweight Mode — for non-income users</w:t>
             </w:r>
           </w:p>
         </w:tc>
         <w:tc>
           <w:tcPr>
-            <w:tcW w:w="1100" w:type="dxa"/>
+            <w:tcW w:w="4600" w:type="dxa"/>
             <w:shd w:val="clear" w:color="auto" w:fill="F5F5F5"/>
           </w:tcPr>
           <w:p>
@@ -4101,15 +3037,15 @@
               <w:rPr>
                 <w:rFonts w:ascii="Tahoma" w:hAnsi="Tahoma"/>
                 <w:color w:val="222222"/>
-                <w:sz w:val="16"/>
+                <w:sz w:val="18"/>
               </w:rPr>
-              <w:t>❌ US-focused</w:t>
+              <w:t>Financial health metrics must adapt to diverse income structures — students, freelancers, and informal workers cannot compute a savings rate.</w:t>
             </w:r>
           </w:p>
         </w:tc>
         <w:tc>
           <w:tcPr>
-            <w:tcW w:w="800" w:type="dxa"/>
+            <w:tcW w:w="3224" w:type="dxa"/>
             <w:shd w:val="clear" w:color="auto" w:fill="F5F5F5"/>
           </w:tcPr>
           <w:p>
@@ -4121,29 +3057,9 @@
               <w:rPr>
                 <w:rFonts w:ascii="Tahoma" w:hAnsi="Tahoma"/>
                 <w:color w:val="222222"/>
-                <w:sz w:val="16"/>
+                <w:sz w:val="18"/>
               </w:rPr>
-              <w:t>✅ Paper-based</w:t>
-            </w:r>
-          </w:p>
-        </w:tc>
-        <w:tc>
-          <w:tcPr>
-            <w:tcW w:w="800" w:type="dxa"/>
-            <w:shd w:val="clear" w:color="auto" w:fill="F5F5F5"/>
-          </w:tcPr>
-          <w:p>
-            <w:pPr>
-              <w:spacing w:before="60" w:after="60"/>
-              <w:jc w:val="left"/>
-            </w:pPr>
-            <w:r>
-              <w:rPr>
-                <w:rFonts w:ascii="Tahoma" w:hAnsi="Tahoma"/>
-                <w:color w:val="222222"/>
-                <w:sz w:val="16"/>
-              </w:rPr>
-              <w:t>✅</w:t>
+              <w:t>Financial Health Network (2021); UNSGSA (2021).</w:t>
             </w:r>
           </w:p>
         </w:tc>
@@ -4151,7 +3067,7 @@
       <w:tr>
         <w:tc>
           <w:tcPr>
-            <w:tcW w:w="1800" w:type="dxa"/>
+            <w:tcW w:w="2400" w:type="dxa"/>
             <w:shd w:val="clear" w:color="auto" w:fill="FFFFFF"/>
           </w:tcPr>
           <w:p>
@@ -4163,15 +3079,15 @@
               <w:rPr>
                 <w:rFonts w:ascii="Tahoma" w:hAnsi="Tahoma"/>
                 <w:color w:val="222222"/>
-                <w:sz w:val="16"/>
+                <w:sz w:val="18"/>
               </w:rPr>
-              <w:t>Cleo Health Score</w:t>
+              <w:t>Dual-mode formula framework</w:t>
             </w:r>
           </w:p>
         </w:tc>
         <w:tc>
           <w:tcPr>
-            <w:tcW w:w="1700" w:type="dxa"/>
+            <w:tcW w:w="4600" w:type="dxa"/>
             <w:shd w:val="clear" w:color="auto" w:fill="FFFFFF"/>
           </w:tcPr>
           <w:p>
@@ -4183,15 +3099,15 @@
               <w:rPr>
                 <w:rFonts w:ascii="Tahoma" w:hAnsi="Tahoma"/>
                 <w:color w:val="222222"/>
-                <w:sz w:val="16"/>
+                <w:sz w:val="18"/>
               </w:rPr>
-              <w:t>Cleo (UK)</w:t>
+              <w:t>The UNSGSA framework defines financial health as covering both spending control and savings habits — applicable to all demographics.</w:t>
             </w:r>
           </w:p>
         </w:tc>
         <w:tc>
           <w:tcPr>
-            <w:tcW w:w="900" w:type="dxa"/>
+            <w:tcW w:w="3224" w:type="dxa"/>
             <w:shd w:val="clear" w:color="auto" w:fill="FFFFFF"/>
           </w:tcPr>
           <w:p>
@@ -4203,515 +3119,9 @@
               <w:rPr>
                 <w:rFonts w:ascii="Tahoma" w:hAnsi="Tahoma"/>
                 <w:color w:val="222222"/>
-                <w:sz w:val="16"/>
+                <w:sz w:val="18"/>
               </w:rPr>
-              <w:t>0–100</w:t>
-            </w:r>
-          </w:p>
-        </w:tc>
-        <w:tc>
-          <w:tcPr>
-            <w:tcW w:w="2500" w:type="dxa"/>
-            <w:shd w:val="clear" w:color="auto" w:fill="FFFFFF"/>
-          </w:tcPr>
-          <w:p>
-            <w:pPr>
-              <w:spacing w:before="60" w:after="60"/>
-              <w:jc w:val="left"/>
-            </w:pPr>
-            <w:r>
-              <w:rPr>
-                <w:rFonts w:ascii="Tahoma" w:hAnsi="Tahoma"/>
-                <w:color w:val="222222"/>
-                <w:sz w:val="16"/>
-              </w:rPr>
-              <w:t>Proprietary; savings + bill payment patterns (not disclosed)</w:t>
-            </w:r>
-          </w:p>
-        </w:tc>
-        <w:tc>
-          <w:tcPr>
-            <w:tcW w:w="1100" w:type="dxa"/>
-            <w:shd w:val="clear" w:color="auto" w:fill="FFFFFF"/>
-          </w:tcPr>
-          <w:p>
-            <w:pPr>
-              <w:spacing w:before="60" w:after="60"/>
-              <w:jc w:val="left"/>
-            </w:pPr>
-            <w:r>
-              <w:rPr>
-                <w:rFonts w:ascii="Tahoma" w:hAnsi="Tahoma"/>
-                <w:color w:val="222222"/>
-                <w:sz w:val="16"/>
-              </w:rPr>
-              <w:t>❌</w:t>
-            </w:r>
-          </w:p>
-        </w:tc>
-        <w:tc>
-          <w:tcPr>
-            <w:tcW w:w="800" w:type="dxa"/>
-            <w:shd w:val="clear" w:color="auto" w:fill="FFFFFF"/>
-          </w:tcPr>
-          <w:p>
-            <w:pPr>
-              <w:spacing w:before="60" w:after="60"/>
-              <w:jc w:val="left"/>
-            </w:pPr>
-            <w:r>
-              <w:rPr>
-                <w:rFonts w:ascii="Tahoma" w:hAnsi="Tahoma"/>
-                <w:color w:val="222222"/>
-                <w:sz w:val="16"/>
-              </w:rPr>
-              <w:t>❌</w:t>
-            </w:r>
-          </w:p>
-        </w:tc>
-        <w:tc>
-          <w:tcPr>
-            <w:tcW w:w="800" w:type="dxa"/>
-            <w:shd w:val="clear" w:color="auto" w:fill="FFFFFF"/>
-          </w:tcPr>
-          <w:p>
-            <w:pPr>
-              <w:spacing w:before="60" w:after="60"/>
-              <w:jc w:val="left"/>
-            </w:pPr>
-            <w:r>
-              <w:rPr>
-                <w:rFonts w:ascii="Tahoma" w:hAnsi="Tahoma"/>
-                <w:color w:val="222222"/>
-                <w:sz w:val="16"/>
-              </w:rPr>
-              <w:t>❌ Subscription</w:t>
-            </w:r>
-          </w:p>
-        </w:tc>
-      </w:tr>
-      <w:tr>
-        <w:tc>
-          <w:tcPr>
-            <w:tcW w:w="1800" w:type="dxa"/>
-            <w:shd w:val="clear" w:color="auto" w:fill="F5F5F5"/>
-          </w:tcPr>
-          <w:p>
-            <w:pPr>
-              <w:spacing w:before="60" w:after="60"/>
-              <w:jc w:val="left"/>
-            </w:pPr>
-            <w:r>
-              <w:rPr>
-                <w:rFonts w:ascii="Tahoma" w:hAnsi="Tahoma"/>
-                <w:color w:val="222222"/>
-                <w:sz w:val="16"/>
-              </w:rPr>
-              <w:t>BudgetPH Score</w:t>
-            </w:r>
-          </w:p>
-        </w:tc>
-        <w:tc>
-          <w:tcPr>
-            <w:tcW w:w="1700" w:type="dxa"/>
-            <w:shd w:val="clear" w:color="auto" w:fill="F5F5F5"/>
-          </w:tcPr>
-          <w:p>
-            <w:pPr>
-              <w:spacing w:before="60" w:after="60"/>
-              <w:jc w:val="left"/>
-            </w:pPr>
-            <w:r>
-              <w:rPr>
-                <w:rFonts w:ascii="Tahoma" w:hAnsi="Tahoma"/>
-                <w:color w:val="222222"/>
-                <w:sz w:val="16"/>
-              </w:rPr>
-              <w:t>BudgetPH (PH)</w:t>
-            </w:r>
-          </w:p>
-        </w:tc>
-        <w:tc>
-          <w:tcPr>
-            <w:tcW w:w="900" w:type="dxa"/>
-            <w:shd w:val="clear" w:color="auto" w:fill="F5F5F5"/>
-          </w:tcPr>
-          <w:p>
-            <w:pPr>
-              <w:spacing w:before="60" w:after="60"/>
-              <w:jc w:val="left"/>
-            </w:pPr>
-            <w:r>
-              <w:rPr>
-                <w:rFonts w:ascii="Tahoma" w:hAnsi="Tahoma"/>
-                <w:color w:val="222222"/>
-                <w:sz w:val="16"/>
-              </w:rPr>
-              <w:t>Unlisted</w:t>
-            </w:r>
-          </w:p>
-        </w:tc>
-        <w:tc>
-          <w:tcPr>
-            <w:tcW w:w="2500" w:type="dxa"/>
-            <w:shd w:val="clear" w:color="auto" w:fill="F5F5F5"/>
-          </w:tcPr>
-          <w:p>
-            <w:pPr>
-              <w:spacing w:before="60" w:after="60"/>
-              <w:jc w:val="left"/>
-            </w:pPr>
-            <w:r>
-              <w:rPr>
-                <w:rFonts w:ascii="Tahoma" w:hAnsi="Tahoma"/>
-                <w:color w:val="222222"/>
-                <w:sz w:val="16"/>
-              </w:rPr>
-              <w:t>Budget adherence + streak tracking (formula not published)</w:t>
-            </w:r>
-          </w:p>
-        </w:tc>
-        <w:tc>
-          <w:tcPr>
-            <w:tcW w:w="1100" w:type="dxa"/>
-            <w:shd w:val="clear" w:color="auto" w:fill="F5F5F5"/>
-          </w:tcPr>
-          <w:p>
-            <w:pPr>
-              <w:spacing w:before="60" w:after="60"/>
-              <w:jc w:val="left"/>
-            </w:pPr>
-            <w:r>
-              <w:rPr>
-                <w:rFonts w:ascii="Tahoma" w:hAnsi="Tahoma"/>
-                <w:color w:val="222222"/>
-                <w:sz w:val="16"/>
-              </w:rPr>
-              <w:t>✅ Filipino</w:t>
-            </w:r>
-          </w:p>
-        </w:tc>
-        <w:tc>
-          <w:tcPr>
-            <w:tcW w:w="800" w:type="dxa"/>
-            <w:shd w:val="clear" w:color="auto" w:fill="F5F5F5"/>
-          </w:tcPr>
-          <w:p>
-            <w:pPr>
-              <w:spacing w:before="60" w:after="60"/>
-              <w:jc w:val="left"/>
-            </w:pPr>
-            <w:r>
-              <w:rPr>
-                <w:rFonts w:ascii="Tahoma" w:hAnsi="Tahoma"/>
-                <w:color w:val="222222"/>
-                <w:sz w:val="16"/>
-              </w:rPr>
-              <w:t>✅ Limited</w:t>
-            </w:r>
-          </w:p>
-        </w:tc>
-        <w:tc>
-          <w:tcPr>
-            <w:tcW w:w="800" w:type="dxa"/>
-            <w:shd w:val="clear" w:color="auto" w:fill="F5F5F5"/>
-          </w:tcPr>
-          <w:p>
-            <w:pPr>
-              <w:spacing w:before="60" w:after="60"/>
-              <w:jc w:val="left"/>
-            </w:pPr>
-            <w:r>
-              <w:rPr>
-                <w:rFonts w:ascii="Tahoma" w:hAnsi="Tahoma"/>
-                <w:color w:val="222222"/>
-                <w:sz w:val="16"/>
-              </w:rPr>
-              <w:t>✅</w:t>
-            </w:r>
-          </w:p>
-        </w:tc>
-      </w:tr>
-      <w:tr>
-        <w:tc>
-          <w:tcPr>
-            <w:tcW w:w="1800" w:type="dxa"/>
-            <w:shd w:val="clear" w:color="auto" w:fill="FFFFFF"/>
-          </w:tcPr>
-          <w:p>
-            <w:pPr>
-              <w:spacing w:before="60" w:after="60"/>
-              <w:jc w:val="left"/>
-            </w:pPr>
-            <w:r>
-              <w:rPr>
-                <w:rFonts w:ascii="Tahoma" w:hAnsi="Tahoma"/>
-                <w:color w:val="222222"/>
-                <w:sz w:val="16"/>
-              </w:rPr>
-              <w:t>Alkansya Financial Health</w:t>
-            </w:r>
-          </w:p>
-        </w:tc>
-        <w:tc>
-          <w:tcPr>
-            <w:tcW w:w="1700" w:type="dxa"/>
-            <w:shd w:val="clear" w:color="auto" w:fill="FFFFFF"/>
-          </w:tcPr>
-          <w:p>
-            <w:pPr>
-              <w:spacing w:before="60" w:after="60"/>
-              <w:jc w:val="left"/>
-            </w:pPr>
-            <w:r>
-              <w:rPr>
-                <w:rFonts w:ascii="Tahoma" w:hAnsi="Tahoma"/>
-                <w:color w:val="222222"/>
-                <w:sz w:val="16"/>
-              </w:rPr>
-              <w:t>Alkansya (PH)</w:t>
-            </w:r>
-          </w:p>
-        </w:tc>
-        <w:tc>
-          <w:tcPr>
-            <w:tcW w:w="900" w:type="dxa"/>
-            <w:shd w:val="clear" w:color="auto" w:fill="FFFFFF"/>
-          </w:tcPr>
-          <w:p>
-            <w:pPr>
-              <w:spacing w:before="60" w:after="60"/>
-              <w:jc w:val="left"/>
-            </w:pPr>
-            <w:r>
-              <w:rPr>
-                <w:rFonts w:ascii="Tahoma" w:hAnsi="Tahoma"/>
-                <w:color w:val="222222"/>
-                <w:sz w:val="16"/>
-              </w:rPr>
-              <w:t>0–100</w:t>
-            </w:r>
-          </w:p>
-        </w:tc>
-        <w:tc>
-          <w:tcPr>
-            <w:tcW w:w="2500" w:type="dxa"/>
-            <w:shd w:val="clear" w:color="auto" w:fill="FFFFFF"/>
-          </w:tcPr>
-          <w:p>
-            <w:pPr>
-              <w:spacing w:before="60" w:after="60"/>
-              <w:jc w:val="left"/>
-            </w:pPr>
-            <w:r>
-              <w:rPr>
-                <w:rFonts w:ascii="Tahoma" w:hAnsi="Tahoma"/>
-                <w:color w:val="222222"/>
-                <w:sz w:val="16"/>
-              </w:rPr>
-              <w:t>Spending patterns + net worth (formula not published)</w:t>
-            </w:r>
-          </w:p>
-        </w:tc>
-        <w:tc>
-          <w:tcPr>
-            <w:tcW w:w="1100" w:type="dxa"/>
-            <w:shd w:val="clear" w:color="auto" w:fill="FFFFFF"/>
-          </w:tcPr>
-          <w:p>
-            <w:pPr>
-              <w:spacing w:before="60" w:after="60"/>
-              <w:jc w:val="left"/>
-            </w:pPr>
-            <w:r>
-              <w:rPr>
-                <w:rFonts w:ascii="Tahoma" w:hAnsi="Tahoma"/>
-                <w:color w:val="222222"/>
-                <w:sz w:val="16"/>
-              </w:rPr>
-              <w:t>✅ Filipino</w:t>
-            </w:r>
-          </w:p>
-        </w:tc>
-        <w:tc>
-          <w:tcPr>
-            <w:tcW w:w="800" w:type="dxa"/>
-            <w:shd w:val="clear" w:color="auto" w:fill="FFFFFF"/>
-          </w:tcPr>
-          <w:p>
-            <w:pPr>
-              <w:spacing w:before="60" w:after="60"/>
-              <w:jc w:val="left"/>
-            </w:pPr>
-            <w:r>
-              <w:rPr>
-                <w:rFonts w:ascii="Tahoma" w:hAnsi="Tahoma"/>
-                <w:color w:val="222222"/>
-                <w:sz w:val="16"/>
-              </w:rPr>
-              <w:t>❌ Web only</w:t>
-            </w:r>
-          </w:p>
-        </w:tc>
-        <w:tc>
-          <w:tcPr>
-            <w:tcW w:w="800" w:type="dxa"/>
-            <w:shd w:val="clear" w:color="auto" w:fill="FFFFFF"/>
-          </w:tcPr>
-          <w:p>
-            <w:pPr>
-              <w:spacing w:before="60" w:after="60"/>
-              <w:jc w:val="left"/>
-            </w:pPr>
-            <w:r>
-              <w:rPr>
-                <w:rFonts w:ascii="Tahoma" w:hAnsi="Tahoma"/>
-                <w:color w:val="222222"/>
-                <w:sz w:val="16"/>
-              </w:rPr>
-              <w:t>⚠️ Limited</w:t>
-            </w:r>
-          </w:p>
-        </w:tc>
-      </w:tr>
-      <w:tr>
-        <w:tc>
-          <w:tcPr>
-            <w:tcW w:w="1800" w:type="dxa"/>
-            <w:shd w:val="clear" w:color="auto" w:fill="F5F5F5"/>
-          </w:tcPr>
-          <w:p>
-            <w:pPr>
-              <w:spacing w:before="60" w:after="60"/>
-              <w:jc w:val="left"/>
-            </w:pPr>
-            <w:r>
-              <w:rPr>
-                <w:rFonts w:ascii="Tahoma" w:hAnsi="Tahoma"/>
-                <w:color w:val="222222"/>
-                <w:sz w:val="16"/>
-              </w:rPr>
-              <w:t>SmartSpend FHS</w:t>
-            </w:r>
-          </w:p>
-        </w:tc>
-        <w:tc>
-          <w:tcPr>
-            <w:tcW w:w="1700" w:type="dxa"/>
-            <w:shd w:val="clear" w:color="auto" w:fill="F5F5F5"/>
-          </w:tcPr>
-          <w:p>
-            <w:pPr>
-              <w:spacing w:before="60" w:after="60"/>
-              <w:jc w:val="left"/>
-            </w:pPr>
-            <w:r>
-              <w:rPr>
-                <w:rFonts w:ascii="Tahoma" w:hAnsi="Tahoma"/>
-                <w:color w:val="222222"/>
-                <w:sz w:val="16"/>
-              </w:rPr>
-              <w:t>Lucid Frame (this study)</w:t>
-            </w:r>
-          </w:p>
-        </w:tc>
-        <w:tc>
-          <w:tcPr>
-            <w:tcW w:w="900" w:type="dxa"/>
-            <w:shd w:val="clear" w:color="auto" w:fill="F5F5F5"/>
-          </w:tcPr>
-          <w:p>
-            <w:pPr>
-              <w:spacing w:before="60" w:after="60"/>
-              <w:jc w:val="left"/>
-            </w:pPr>
-            <w:r>
-              <w:rPr>
-                <w:rFonts w:ascii="Tahoma" w:hAnsi="Tahoma"/>
-                <w:color w:val="222222"/>
-                <w:sz w:val="16"/>
-              </w:rPr>
-              <w:t>0–100</w:t>
-            </w:r>
-          </w:p>
-        </w:tc>
-        <w:tc>
-          <w:tcPr>
-            <w:tcW w:w="2500" w:type="dxa"/>
-            <w:shd w:val="clear" w:color="auto" w:fill="F5F5F5"/>
-          </w:tcPr>
-          <w:p>
-            <w:pPr>
-              <w:spacing w:before="60" w:after="60"/>
-              <w:jc w:val="left"/>
-            </w:pPr>
-            <w:r>
-              <w:rPr>
-                <w:rFonts w:ascii="Tahoma" w:hAnsi="Tahoma"/>
-                <w:color w:val="222222"/>
-                <w:sz w:val="16"/>
-              </w:rPr>
-              <w:t>4-component behavioral formula computed from SQLite transaction data. Dual-mode (Full/Lightweight). Fully documented and traceable.</w:t>
-            </w:r>
-          </w:p>
-        </w:tc>
-        <w:tc>
-          <w:tcPr>
-            <w:tcW w:w="1100" w:type="dxa"/>
-            <w:shd w:val="clear" w:color="auto" w:fill="F5F5F5"/>
-          </w:tcPr>
-          <w:p>
-            <w:pPr>
-              <w:spacing w:before="60" w:after="60"/>
-              <w:jc w:val="left"/>
-            </w:pPr>
-            <w:r>
-              <w:rPr>
-                <w:rFonts w:ascii="Tahoma" w:hAnsi="Tahoma"/>
-                <w:color w:val="222222"/>
-                <w:sz w:val="16"/>
-              </w:rPr>
-              <w:t>✅ Full Taglish AI</w:t>
-            </w:r>
-          </w:p>
-        </w:tc>
-        <w:tc>
-          <w:tcPr>
-            <w:tcW w:w="800" w:type="dxa"/>
-            <w:shd w:val="clear" w:color="auto" w:fill="F5F5F5"/>
-          </w:tcPr>
-          <w:p>
-            <w:pPr>
-              <w:spacing w:before="60" w:after="60"/>
-              <w:jc w:val="left"/>
-            </w:pPr>
-            <w:r>
-              <w:rPr>
-                <w:rFonts w:ascii="Tahoma" w:hAnsi="Tahoma"/>
-                <w:color w:val="222222"/>
-                <w:sz w:val="16"/>
-              </w:rPr>
-              <w:t>✅ Fully offline</w:t>
-            </w:r>
-          </w:p>
-        </w:tc>
-        <w:tc>
-          <w:tcPr>
-            <w:tcW w:w="800" w:type="dxa"/>
-            <w:shd w:val="clear" w:color="auto" w:fill="F5F5F5"/>
-          </w:tcPr>
-          <w:p>
-            <w:pPr>
-              <w:spacing w:before="60" w:after="60"/>
-              <w:jc w:val="left"/>
-            </w:pPr>
-            <w:r>
-              <w:rPr>
-                <w:rFonts w:ascii="Tahoma" w:hAnsi="Tahoma"/>
-                <w:color w:val="222222"/>
-                <w:sz w:val="16"/>
-              </w:rPr>
-              <w:t>✅ Always free</w:t>
+              <w:t>UNSGSA (2021). Measuring Financial Health.</w:t>
             </w:r>
           </w:p>
         </w:tc>
@@ -4756,9 +3166,9 @@
                 <w:color w:val="1A6B3A"/>
                 <w:sz w:val="19"/>
               </w:rPr>
-              <w:t>🎓  ACADEMIC ADVANTAGE</w:t>
+              <w:t>🎓  ACADEMIC STANDING</w:t>
               <w:br/>
-              <w:t>SmartSpend's FHS is formally classified as a Prototype Observed Financial Health Indicator (FHI) per CBA-MI (2018) and UNSGSA (2021) dual-scale guidelines — the same institutional frameworks used by central banks and financial inclusion bodies globally. Unlike Cleo or BudgetPH whose formulas are proprietary, every component of SmartSpend's FHS is directly traceable to a published academic framework, and its Observed FHI classification correctly distinguishes it from subjective psychometric survey instruments like the CFPB scale.</w:t>
+              <w:t>SmartSpend's FHS is the only mobile-first, offline-capable, Filipino-English financial health scoring system with a fully documented, traceable formula. Every component can be directly cited to a published academic or institutional framework. Unlike commercial apps (Cleo, BudgetPH) whose scoring formulas are proprietary and undisclosed, SmartSpend's FHS is fully transparent and defensible before an academic panel.</w:t>
             </w:r>
           </w:p>
         </w:tc>
@@ -4780,120 +3190,303 @@
           <w:color w:val="5C0E24"/>
           <w:sz w:val="24"/>
         </w:rPr>
-        <w:t>7.  APA Citations for the FHS Framework</w:t>
+        <w:t>6.  Why Is This Relevant to Filipino Users?</w:t>
       </w:r>
     </w:p>
     <w:p>
       <w:pPr>
-        <w:spacing w:before="20" w:after="60"/>
-        <w:ind w:left="432" w:hanging="432"/>
+        <w:spacing w:before="0" w:after="60"/>
       </w:pPr>
       <w:r>
         <w:rPr>
           <w:rFonts w:ascii="Tahoma" w:hAnsi="Tahoma"/>
+          <w:b w:val="0"/>
+          <w:i w:val="0"/>
           <w:color w:val="222222"/>
-          <w:sz w:val="17"/>
+          <w:sz w:val="19"/>
         </w:rPr>
-        <w:t>Consumer Financial Protection Bureau. (2017). Financial well-being scale: Scale development technical report. CFPB. https://files.consumerfinance.gov/f/documents/201705_cfpb_financial-well-being-scale-technical-report.pdf</w:t>
+        <w:t>The FHS was designed with the financial realities of Filipino households in mind — not Western banking behavior.</w:t>
       </w:r>
     </w:p>
+    <w:tbl>
+      <w:tblPr>
+        <w:tblLook w:firstColumn="1" w:firstRow="1" w:lastColumn="0" w:lastRow="0" w:noHBand="0" w:noVBand="1" w:val="04A0"/>
+        <w:tblW w:w="10224" w:type="dxa"/>
+        <w:jc w:val="left"/>
+        <w:tblBorders>
+          <w:top w:val="single" w:sz="4" w:space="0" w:color="BBBBBB"/>
+          <w:left w:val="single" w:sz="4" w:space="0" w:color="BBBBBB"/>
+          <w:bottom w:val="single" w:sz="4" w:space="0" w:color="BBBBBB"/>
+          <w:right w:val="single" w:sz="4" w:space="0" w:color="BBBBBB"/>
+          <w:insideH w:val="single" w:sz="4" w:space="0" w:color="BBBBBB"/>
+          <w:insideV w:val="single" w:sz="4" w:space="0" w:color="BBBBBB"/>
+        </w:tblBorders>
+      </w:tblPr>
+      <w:tblGrid>
+        <w:gridCol w:w="5040"/>
+        <w:gridCol w:w="5040"/>
+      </w:tblGrid>
+      <w:tr>
+        <w:tc>
+          <w:tcPr>
+            <w:tcW w:w="3500" w:type="dxa"/>
+            <w:shd w:val="clear" w:color="auto" w:fill="5C0E24"/>
+          </w:tcPr>
+          <w:p>
+            <w:pPr>
+              <w:spacing w:before="60" w:after="60"/>
+              <w:jc w:val="center"/>
+            </w:pPr>
+            <w:r>
+              <w:rPr>
+                <w:rFonts w:ascii="Tahoma" w:hAnsi="Tahoma"/>
+                <w:b/>
+                <w:color w:val="FFFFFF"/>
+                <w:sz w:val="18"/>
+              </w:rPr>
+              <w:t>Filipino Reality</w:t>
+            </w:r>
+          </w:p>
+        </w:tc>
+        <w:tc>
+          <w:tcPr>
+            <w:tcW w:w="6724" w:type="dxa"/>
+            <w:shd w:val="clear" w:color="auto" w:fill="5C0E24"/>
+          </w:tcPr>
+          <w:p>
+            <w:pPr>
+              <w:spacing w:before="60" w:after="60"/>
+              <w:jc w:val="center"/>
+            </w:pPr>
+            <w:r>
+              <w:rPr>
+                <w:rFonts w:ascii="Tahoma" w:hAnsi="Tahoma"/>
+                <w:b/>
+                <w:color w:val="FFFFFF"/>
+                <w:sz w:val="18"/>
+              </w:rPr>
+              <w:t>How the FHS Addresses It</w:t>
+            </w:r>
+          </w:p>
+        </w:tc>
+      </w:tr>
+      <w:tr>
+        <w:tc>
+          <w:tcPr>
+            <w:tcW w:w="3500" w:type="dxa"/>
+            <w:shd w:val="clear" w:color="auto" w:fill="FFFFFF"/>
+          </w:tcPr>
+          <w:p>
+            <w:pPr>
+              <w:spacing w:before="60" w:after="60"/>
+              <w:jc w:val="left"/>
+            </w:pPr>
+            <w:r>
+              <w:rPr>
+                <w:rFonts w:ascii="Tahoma" w:hAnsi="Tahoma"/>
+                <w:color w:val="222222"/>
+                <w:sz w:val="18"/>
+              </w:rPr>
+              <w:t>Not everyone has a fixed monthly salary</w:t>
+              <w:br/>
+              <w:t>(students, freelancers, OFW, informal workers)</w:t>
+            </w:r>
+          </w:p>
+        </w:tc>
+        <w:tc>
+          <w:tcPr>
+            <w:tcW w:w="6724" w:type="dxa"/>
+            <w:shd w:val="clear" w:color="auto" w:fill="FFFFFF"/>
+          </w:tcPr>
+          <w:p>
+            <w:pPr>
+              <w:spacing w:before="60" w:after="60"/>
+              <w:jc w:val="left"/>
+            </w:pPr>
+            <w:r>
+              <w:rPr>
+                <w:rFonts w:ascii="Tahoma" w:hAnsi="Tahoma"/>
+                <w:color w:val="222222"/>
+                <w:sz w:val="18"/>
+              </w:rPr>
+              <w:t>Lightweight Mode removes the income requirement entirely. The score adapts to spending habits without requiring income data.</w:t>
+            </w:r>
+          </w:p>
+        </w:tc>
+      </w:tr>
+      <w:tr>
+        <w:tc>
+          <w:tcPr>
+            <w:tcW w:w="3500" w:type="dxa"/>
+            <w:shd w:val="clear" w:color="auto" w:fill="F5F5F5"/>
+          </w:tcPr>
+          <w:p>
+            <w:pPr>
+              <w:spacing w:before="60" w:after="60"/>
+              <w:jc w:val="left"/>
+            </w:pPr>
+            <w:r>
+              <w:rPr>
+                <w:rFonts w:ascii="Tahoma" w:hAnsi="Tahoma"/>
+                <w:color w:val="222222"/>
+                <w:sz w:val="18"/>
+              </w:rPr>
+              <w:t>Many Filipinos use GCash, Maya, or cash — not credit cards</w:t>
+            </w:r>
+          </w:p>
+        </w:tc>
+        <w:tc>
+          <w:tcPr>
+            <w:tcW w:w="6724" w:type="dxa"/>
+            <w:shd w:val="clear" w:color="auto" w:fill="F5F5F5"/>
+          </w:tcPr>
+          <w:p>
+            <w:pPr>
+              <w:spacing w:before="60" w:after="60"/>
+              <w:jc w:val="left"/>
+            </w:pPr>
+            <w:r>
+              <w:rPr>
+                <w:rFonts w:ascii="Tahoma" w:hAnsi="Tahoma"/>
+                <w:color w:val="222222"/>
+                <w:sz w:val="18"/>
+              </w:rPr>
+              <w:t>The FHS is computed from any expense logged in the app — regardless of payment method (cash, GCash, Maya, card, etc.).</w:t>
+            </w:r>
+          </w:p>
+        </w:tc>
+      </w:tr>
+      <w:tr>
+        <w:tc>
+          <w:tcPr>
+            <w:tcW w:w="3500" w:type="dxa"/>
+            <w:shd w:val="clear" w:color="auto" w:fill="FFFFFF"/>
+          </w:tcPr>
+          <w:p>
+            <w:pPr>
+              <w:spacing w:before="60" w:after="60"/>
+              <w:jc w:val="left"/>
+            </w:pPr>
+            <w:r>
+              <w:rPr>
+                <w:rFonts w:ascii="Tahoma" w:hAnsi="Tahoma"/>
+                <w:color w:val="222222"/>
+                <w:sz w:val="18"/>
+              </w:rPr>
+              <w:t>Budget warnings are often ignored in existing apps</w:t>
+            </w:r>
+          </w:p>
+        </w:tc>
+        <w:tc>
+          <w:tcPr>
+            <w:tcW w:w="6724" w:type="dxa"/>
+            <w:shd w:val="clear" w:color="auto" w:fill="FFFFFF"/>
+          </w:tcPr>
+          <w:p>
+            <w:pPr>
+              <w:spacing w:before="60" w:after="60"/>
+              <w:jc w:val="left"/>
+            </w:pPr>
+            <w:r>
+              <w:rPr>
+                <w:rFonts w:ascii="Tahoma" w:hAnsi="Tahoma"/>
+                <w:color w:val="222222"/>
+                <w:sz w:val="18"/>
+              </w:rPr>
+              <w:t>Warning Decay (−5 pts/day) gives ignored budget overruns a real consequence that users can see and feel. Based on loss aversion psychology.</w:t>
+            </w:r>
+          </w:p>
+        </w:tc>
+      </w:tr>
+      <w:tr>
+        <w:tc>
+          <w:tcPr>
+            <w:tcW w:w="3500" w:type="dxa"/>
+            <w:shd w:val="clear" w:color="auto" w:fill="F5F5F5"/>
+          </w:tcPr>
+          <w:p>
+            <w:pPr>
+              <w:spacing w:before="60" w:after="60"/>
+              <w:jc w:val="left"/>
+            </w:pPr>
+            <w:r>
+              <w:rPr>
+                <w:rFonts w:ascii="Tahoma" w:hAnsi="Tahoma"/>
+                <w:color w:val="222222"/>
+                <w:sz w:val="18"/>
+              </w:rPr>
+              <w:t>Irregular logging is common (busy parents, working students)</w:t>
+            </w:r>
+          </w:p>
+        </w:tc>
+        <w:tc>
+          <w:tcPr>
+            <w:tcW w:w="6724" w:type="dxa"/>
+            <w:shd w:val="clear" w:color="auto" w:fill="F5F5F5"/>
+          </w:tcPr>
+          <w:p>
+            <w:pPr>
+              <w:spacing w:before="60" w:after="60"/>
+              <w:jc w:val="left"/>
+            </w:pPr>
+            <w:r>
+              <w:rPr>
+                <w:rFonts w:ascii="Tahoma" w:hAnsi="Tahoma"/>
+                <w:color w:val="222222"/>
+                <w:sz w:val="18"/>
+              </w:rPr>
+              <w:t>The Gap Adjustment gives bonus points for honest reporting of genuine no-spend days — rewarding frugality, not just activity.</w:t>
+            </w:r>
+          </w:p>
+        </w:tc>
+      </w:tr>
+      <w:tr>
+        <w:tc>
+          <w:tcPr>
+            <w:tcW w:w="3500" w:type="dxa"/>
+            <w:shd w:val="clear" w:color="auto" w:fill="FFFFFF"/>
+          </w:tcPr>
+          <w:p>
+            <w:pPr>
+              <w:spacing w:before="60" w:after="60"/>
+              <w:jc w:val="left"/>
+            </w:pPr>
+            <w:r>
+              <w:rPr>
+                <w:rFonts w:ascii="Tahoma" w:hAnsi="Tahoma"/>
+                <w:color w:val="222222"/>
+                <w:sz w:val="18"/>
+              </w:rPr>
+              <w:t>14 Filipino-specific expense categories</w:t>
+            </w:r>
+          </w:p>
+        </w:tc>
+        <w:tc>
+          <w:tcPr>
+            <w:tcW w:w="6724" w:type="dxa"/>
+            <w:shd w:val="clear" w:color="auto" w:fill="FFFFFF"/>
+          </w:tcPr>
+          <w:p>
+            <w:pPr>
+              <w:spacing w:before="60" w:after="60"/>
+              <w:jc w:val="left"/>
+            </w:pPr>
+            <w:r>
+              <w:rPr>
+                <w:rFonts w:ascii="Tahoma" w:hAnsi="Tahoma"/>
+                <w:color w:val="222222"/>
+                <w:sz w:val="18"/>
+              </w:rPr>
+              <w:t>Food, Transportation (including jeepney, trike), Bills, Gaming, Personal Care, Education, Pets, etc. — categories matching actual Filipino spending patterns, not Western defaults.</w:t>
+            </w:r>
+          </w:p>
+        </w:tc>
+      </w:tr>
+    </w:tbl>
     <w:p>
       <w:pPr>
-        <w:spacing w:before="20" w:after="60"/>
-        <w:ind w:left="432" w:hanging="432"/>
+        <w:spacing w:after="80"/>
       </w:pPr>
-      <w:r>
-        <w:rPr>
-          <w:rFonts w:ascii="Tahoma" w:hAnsi="Tahoma"/>
-          <w:color w:val="222222"/>
-          <w:sz w:val="17"/>
-        </w:rPr>
-        <w:t>Financial Health Network. (2021). FinHealth Score® Toolkit: A guide to measuring and improving financial health. https://finhealthnetwork.org/tools/financial-health-score/</w:t>
-      </w:r>
-    </w:p>
-    <w:p>
-      <w:pPr>
-        <w:spacing w:before="20" w:after="60"/>
-        <w:ind w:left="432" w:hanging="432"/>
-      </w:pPr>
-      <w:r>
-        <w:rPr>
-          <w:rFonts w:ascii="Tahoma" w:hAnsi="Tahoma"/>
-          <w:color w:val="222222"/>
-          <w:sz w:val="17"/>
-        </w:rPr>
-        <w:t>Financial Health Network. (2026). From insight to impact: The next phase of financial health measurement. https://finhealthnetwork.org/research/from-insight-to-impact-the-next-phase-of-financial-health-measurement/</w:t>
-      </w:r>
-    </w:p>
-    <w:p>
-      <w:pPr>
-        <w:spacing w:before="20" w:after="60"/>
-        <w:ind w:left="432" w:hanging="432"/>
-      </w:pPr>
-      <w:r>
-        <w:rPr>
-          <w:rFonts w:ascii="Tahoma" w:hAnsi="Tahoma"/>
-          <w:color w:val="222222"/>
-          <w:sz w:val="17"/>
-        </w:rPr>
-        <w:t>Kahneman, D., &amp; Tversky, A. (1979). Prospect theory: An analysis of decision under risk. Econometrica, 47(2), 263–292.</w:t>
-      </w:r>
-    </w:p>
-    <w:p>
-      <w:pPr>
-        <w:spacing w:before="20" w:after="60"/>
-        <w:ind w:left="432" w:hanging="432"/>
-      </w:pPr>
-      <w:r>
-        <w:rPr>
-          <w:rFonts w:ascii="Tahoma" w:hAnsi="Tahoma"/>
-          <w:color w:val="222222"/>
-          <w:sz w:val="17"/>
-        </w:rPr>
-        <w:t>Mindfulsuite. (2026). The impact of expense tracking on financial behavior: How consistent logging reduces discretionary spending. https://mindfulsuite.com/blog/expense-tracking-financial-behavior</w:t>
-      </w:r>
-    </w:p>
-    <w:p>
-      <w:pPr>
-        <w:spacing w:before="20" w:after="60"/>
-        <w:ind w:left="432" w:hanging="432"/>
-      </w:pPr>
-      <w:r>
-        <w:rPr>
-          <w:rFonts w:ascii="Tahoma" w:hAnsi="Tahoma"/>
-          <w:color w:val="222222"/>
-          <w:sz w:val="17"/>
-        </w:rPr>
-        <w:t>Thaler, R. H., &amp; Sunstein, C. R. (2008). Nudge: Improving decisions about health, wealth, and happiness. Yale University Press.</w:t>
-      </w:r>
-    </w:p>
-    <w:p>
-      <w:pPr>
-        <w:spacing w:before="20" w:after="60"/>
-        <w:ind w:left="432" w:hanging="432"/>
-      </w:pPr>
-      <w:r>
-        <w:rPr>
-          <w:rFonts w:ascii="Tahoma" w:hAnsi="Tahoma"/>
-          <w:color w:val="222222"/>
-          <w:sz w:val="17"/>
-        </w:rPr>
-        <w:t>UNSGSA. (2021). Measuring financial health: A framework for practitioners. United Nations Secretary-General's Special Advocate for Inclusive Finance for Development. https://www.unsgsa.org</w:t>
-      </w:r>
-    </w:p>
-    <w:p>
-      <w:pPr>
-        <w:spacing w:before="20" w:after="60"/>
-        <w:ind w:left="432" w:hanging="432"/>
-      </w:pPr>
-      <w:r>
-        <w:rPr>
-          <w:rFonts w:ascii="Tahoma" w:hAnsi="Tahoma"/>
-          <w:color w:val="222222"/>
-          <w:sz w:val="17"/>
-        </w:rPr>
-        <w:t>Warren, E., &amp; Tyagi, A. W. (2005). All your worth: The ultimate lifetime money plan. Free Press.</w:t>
-      </w:r>
     </w:p>
     <w:sectPr>
       <w:footerReference w:type="default" r:id="rId9"/>
@@ -4918,7 +3511,7 @@
         <w:color w:val="666666"/>
         <w:sz w:val="14"/>
       </w:rPr>
-      <w:t>SmartSpend FHS Research Brief  |  Lucid Frame  |  Lorma Colleges CCSE BSIT  |  AY 2026–2027</w:t>
+      <w:t>SmartSpend FHS Evaluator Brief  |  Lucid Frame  |  Lorma Colleges CCSE BSIT  |  AY 2026–2027  |  Confidential — For Evaluator Use</w:t>
     </w:r>
   </w:p>
 </w:ftr>
